--- a/data/revised_2026-10_full/tracked/v2/Core_Mathematics/SS2.6_Area_of_a_Part_of_a_Circle/Core_Mathematics_Area_of_a_Part_of_a_Circle_CBE_LessonSequence_TRACKED.docx
+++ b/data/revised_2026-10_full/tracked/v2/Core_Mathematics/SS2.6_Area_of_a_Part_of_a_Circle/Core_Mathematics_Area_of_a_Part_of_a_Circle_CBE_LessonSequence_TRACKED.docx
@@ -440,7 +440,7 @@
               </w:rPr>
               <w:t xml:space="preserve">8 lessons × </w:t>
             </w:r>
-            <w:del w:id="9001" w:author="Claude (AI) - proposed" w:date="2026-10-15T20:14:19Z">
+            <w:del w:id="9001" w:author="Claude (AI) - proposed" w:date="2026-10-18T00:27:47Z">
               <w:r>
                 <w:rPr>
                   <w:rFonts w:ascii="Arial" w:cs="Arial" w:eastAsia="Arial" w:hAnsi="Arial"/>
@@ -455,7 +455,7 @@
                 <w:delText xml:space="preserve">40 minutes = 320 minutes total</w:delText>
               </w:r>
             </w:del>
-            <w:ins w:id="9002" w:author="Claude (AI) - proposed" w:date="2026-10-15T20:14:19Z">
+            <w:ins w:id="9002" w:author="Claude (AI) - proposed" w:date="2026-10-18T00:27:47Z">
               <w:r>
                 <w:rPr>
                   <w:rFonts w:ascii="Arial" w:cs="Arial" w:eastAsia="Arial" w:hAnsi="Arial"/>
@@ -538,7 +538,7 @@
               </w:rPr>
               <w:t xml:space="preserve">–  Area of </w:t>
             </w:r>
-            <w:del w:id="9003" w:author="Claude (AI) - proposed" w:date="2026-10-15T20:14:19Z">
+            <w:del w:id="9003" w:author="Claude (AI) - proposed" w:date="2026-10-18T00:27:47Z">
               <w:r>
                 <w:rPr>
                   <w:rFonts w:ascii="Arial" w:cs="Arial" w:eastAsia="Arial" w:hAnsi="Arial"/>
@@ -553,7 +553,7 @@
                 <w:delText xml:space="preserve">a circle (review)</w:delText>
               </w:r>
             </w:del>
-            <w:ins w:id="9004" w:author="Claude (AI) - proposed" w:date="2026-10-15T20:14:19Z">
+            <w:ins w:id="9004" w:author="Claude (AI) - proposed" w:date="2026-10-18T00:27:47Z">
               <w:r>
                 <w:rPr>
                   <w:rFonts w:ascii="Arial" w:cs="Arial" w:eastAsia="Arial" w:hAnsi="Arial"/>
@@ -575,10 +575,10 @@
               <w:ind w:left="360" w:hanging="180"/>
               <w:jc w:val="left"/>
               <w:rPr>
-                <w:del w:id="9006" w:author="Claude (AI) - proposed" w:date="2026-10-15T20:14:19Z"/>
-              </w:rPr>
-            </w:pPr>
-            <w:del w:id="9005" w:author="Claude (AI) - proposed" w:date="2026-10-15T20:14:19Z">
+                <w:del w:id="9006" w:author="Claude (AI) - proposed" w:date="2026-10-18T00:27:47Z"/>
+              </w:rPr>
+            </w:pPr>
+            <w:del w:id="9005" w:author="Claude (AI) - proposed" w:date="2026-10-18T00:27:47Z">
               <w:r>
                 <w:rPr>
                   <w:rFonts w:ascii="Arial" w:cs="Arial" w:eastAsia="Arial" w:hAnsi="Arial"/>
@@ -653,7 +653,7 @@
               </w:rPr>
               <w:t xml:space="preserve">–  Area of a segment</w:t>
             </w:r>
-            <w:del w:id="9007" w:author="Claude (AI) - proposed" w:date="2026-10-15T20:14:19Z">
+            <w:del w:id="9007" w:author="Claude (AI) - proposed" w:date="2026-10-18T00:27:47Z">
               <w:r>
                 <w:rPr>
                   <w:rFonts w:ascii="Arial" w:cs="Arial" w:eastAsia="Arial" w:hAnsi="Arial"/>
@@ -688,7 +688,7 @@
               </w:rPr>
               <w:t xml:space="preserve">–  Area of</w:t>
             </w:r>
-            <w:del w:id="9008" w:author="Claude (AI) - proposed" w:date="2026-10-15T20:14:19Z">
+            <w:del w:id="9008" w:author="Claude (AI) - proposed" w:date="2026-10-18T00:27:47Z">
               <w:r>
                 <w:rPr>
                   <w:rFonts w:ascii="Arial" w:cs="Arial" w:eastAsia="Arial" w:hAnsi="Arial"/>
@@ -723,10 +723,10 @@
               <w:ind w:left="360" w:hanging="180"/>
               <w:jc w:val="left"/>
               <w:rPr>
-                <w:ins w:id="9010" w:author="Claude (AI) - proposed" w:date="2026-10-15T20:14:19Z"/>
-              </w:rPr>
-            </w:pPr>
-            <w:ins w:id="9009" w:author="Claude (AI) - proposed" w:date="2026-10-15T20:14:19Z">
+                <w:ins w:id="9010" w:author="Claude (AI) - proposed" w:date="2026-10-18T00:27:47Z"/>
+              </w:rPr>
+            </w:pPr>
+            <w:ins w:id="9009" w:author="Claude (AI) - proposed" w:date="2026-10-18T00:27:47Z">
               <w:r>
                 <w:rPr>
                   <w:rFonts w:ascii="Arial" w:cs="Arial" w:eastAsia="Arial" w:hAnsi="Arial"/>
@@ -748,10 +748,10 @@
               <w:ind w:left="360" w:hanging="180"/>
               <w:jc w:val="left"/>
               <w:rPr>
-                <w:del w:id="9012" w:author="Claude (AI) - proposed" w:date="2026-10-15T20:14:19Z"/>
-              </w:rPr>
-            </w:pPr>
-            <w:del w:id="9011" w:author="Claude (AI) - proposed" w:date="2026-10-15T20:14:19Z">
+                <w:del w:id="9012" w:author="Claude (AI) - proposed" w:date="2026-10-18T00:27:47Z"/>
+              </w:rPr>
+            </w:pPr>
+            <w:del w:id="9011" w:author="Claude (AI) - proposed" w:date="2026-10-18T00:27:47Z">
               <w:r>
                 <w:rPr>
                   <w:rFonts w:ascii="Arial" w:cs="Arial" w:eastAsia="Arial" w:hAnsi="Arial"/>
@@ -874,7 +874,7 @@
               </w:rPr>
               <w:t xml:space="preserve">b) </w:t>
             </w:r>
-            <w:del w:id="9013" w:author="Claude (AI) - proposed" w:date="2026-10-15T20:14:19Z">
+            <w:del w:id="9013" w:author="Claude (AI) - proposed" w:date="2026-10-18T00:27:47Z">
               <w:r>
                 <w:rPr>
                   <w:rFonts w:ascii="Arial" w:cs="Arial" w:eastAsia="Arial" w:hAnsi="Arial"/>
@@ -889,7 +889,7 @@
                 <w:delText xml:space="preserve">determine</w:delText>
               </w:r>
             </w:del>
-            <w:ins w:id="9014" w:author="Claude (AI) - proposed" w:date="2026-10-15T20:14:19Z">
+            <w:ins w:id="9014" w:author="Claude (AI) - proposed" w:date="2026-10-18T00:27:47Z">
               <w:r>
                 <w:rPr>
                   <w:rFonts w:ascii="Arial" w:cs="Arial" w:eastAsia="Arial" w:hAnsi="Arial"/>
@@ -917,7 +917,7 @@
               </w:rPr>
               <w:t xml:space="preserve"> the area of a sector of a circle in </w:t>
             </w:r>
-            <w:del w:id="9015" w:author="Claude (AI) - proposed" w:date="2026-10-15T20:14:19Z">
+            <w:del w:id="9015" w:author="Claude (AI) - proposed" w:date="2026-10-18T00:27:47Z">
               <w:r>
                 <w:rPr>
                   <w:rFonts w:ascii="Arial" w:cs="Arial" w:eastAsia="Arial" w:hAnsi="Arial"/>
@@ -932,7 +932,7 @@
                 <w:delText xml:space="preserve">different</w:delText>
               </w:r>
             </w:del>
-            <w:ins w:id="9016" w:author="Claude (AI) - proposed" w:date="2026-10-15T20:14:19Z">
+            <w:ins w:id="9016" w:author="Claude (AI) - proposed" w:date="2026-10-18T00:27:47Z">
               <w:r>
                 <w:rPr>
                   <w:rFonts w:ascii="Arial" w:cs="Arial" w:eastAsia="Arial" w:hAnsi="Arial"/>
@@ -1000,7 +1000,7 @@
               </w:rPr>
               <w:t xml:space="preserve">d) </w:t>
             </w:r>
-            <w:del w:id="9017" w:author="Claude (AI) - proposed" w:date="2026-10-15T20:14:19Z">
+            <w:del w:id="9017" w:author="Claude (AI) - proposed" w:date="2026-10-18T00:27:47Z">
               <w:r>
                 <w:rPr>
                   <w:rFonts w:ascii="Arial" w:cs="Arial" w:eastAsia="Arial" w:hAnsi="Arial"/>
@@ -1015,7 +1015,7 @@
                 <w:delText xml:space="preserve">determine</w:delText>
               </w:r>
             </w:del>
-            <w:ins w:id="9018" w:author="Claude (AI) - proposed" w:date="2026-10-15T20:14:19Z">
+            <w:ins w:id="9018" w:author="Claude (AI) - proposed" w:date="2026-10-18T00:27:47Z">
               <w:r>
                 <w:rPr>
                   <w:rFonts w:ascii="Arial" w:cs="Arial" w:eastAsia="Arial" w:hAnsi="Arial"/>
@@ -1043,7 +1043,7 @@
               </w:rPr>
               <w:t xml:space="preserve"> the area of a segment of a circle</w:t>
             </w:r>
-            <w:del w:id="9019" w:author="Claude (AI) - proposed" w:date="2026-10-15T20:14:19Z">
+            <w:del w:id="9019" w:author="Claude (AI) - proposed" w:date="2026-10-18T00:27:47Z">
               <w:r>
                 <w:rPr>
                   <w:rFonts w:ascii="Arial" w:cs="Arial" w:eastAsia="Arial" w:hAnsi="Arial"/>
@@ -1091,7 +1091,7 @@
               </w:rPr>
               <w:t xml:space="preserve">e) determine the area of</w:t>
             </w:r>
-            <w:del w:id="9020" w:author="Claude (AI) - proposed" w:date="2026-10-15T20:14:19Z">
+            <w:del w:id="9020" w:author="Claude (AI) - proposed" w:date="2026-10-18T00:27:47Z">
               <w:r>
                 <w:rPr>
                   <w:rFonts w:ascii="Arial" w:cs="Arial" w:eastAsia="Arial" w:hAnsi="Arial"/>
@@ -1139,7 +1139,7 @@
               </w:rPr>
               <w:t xml:space="preserve">f) apply </w:t>
             </w:r>
-            <w:del w:id="9021" w:author="Claude (AI) - proposed" w:date="2026-10-15T20:14:19Z">
+            <w:del w:id="9021" w:author="Claude (AI) - proposed" w:date="2026-10-18T00:27:47Z">
               <w:r>
                 <w:rPr>
                   <w:rFonts w:ascii="Arial" w:cs="Arial" w:eastAsia="Arial" w:hAnsi="Arial"/>
@@ -1154,7 +1154,7 @@
                 <w:delText xml:space="preserve">areas of parts</w:delText>
               </w:r>
             </w:del>
-            <w:ins w:id="9022" w:author="Claude (AI) - proposed" w:date="2026-10-15T20:14:19Z">
+            <w:ins w:id="9022" w:author="Claude (AI) - proposed" w:date="2026-10-18T00:27:47Z">
               <w:r>
                 <w:rPr>
                   <w:rFonts w:ascii="Arial" w:cs="Arial" w:eastAsia="Arial" w:hAnsi="Arial"/>
@@ -1182,7 +1182,7 @@
               </w:rPr>
               <w:t xml:space="preserve"> of a circle </w:t>
             </w:r>
-            <w:del w:id="9023" w:author="Claude (AI) - proposed" w:date="2026-10-15T20:14:19Z">
+            <w:del w:id="9023" w:author="Claude (AI) - proposed" w:date="2026-10-18T00:27:47Z">
               <w:r>
                 <w:rPr>
                   <w:rFonts w:ascii="Arial" w:cs="Arial" w:eastAsia="Arial" w:hAnsi="Arial"/>
@@ -1197,7 +1197,7 @@
                 <w:delText xml:space="preserve">to</w:delText>
               </w:r>
             </w:del>
-            <w:ins w:id="9024" w:author="Claude (AI) - proposed" w:date="2026-10-15T20:14:19Z">
+            <w:ins w:id="9024" w:author="Claude (AI) - proposed" w:date="2026-10-18T00:27:47Z">
               <w:r>
                 <w:rPr>
                   <w:rFonts w:ascii="Arial" w:cs="Arial" w:eastAsia="Arial" w:hAnsi="Arial"/>
@@ -1245,7 +1245,7 @@
               </w:rPr>
               <w:t xml:space="preserve">g) </w:t>
             </w:r>
-            <w:del w:id="9025" w:author="Claude (AI) - proposed" w:date="2026-10-15T20:14:19Z">
+            <w:del w:id="9025" w:author="Claude (AI) - proposed" w:date="2026-10-18T00:27:47Z">
               <w:r>
                 <w:rPr>
                   <w:rFonts w:ascii="Arial" w:cs="Arial" w:eastAsia="Arial" w:hAnsi="Arial"/>
@@ -1260,7 +1260,7 @@
                 <w:delText xml:space="preserve">appreciate</w:delText>
               </w:r>
             </w:del>
-            <w:ins w:id="9026" w:author="Claude (AI) - proposed" w:date="2026-10-15T20:14:19Z">
+            <w:ins w:id="9026" w:author="Claude (AI) - proposed" w:date="2026-10-18T00:27:47Z">
               <w:r>
                 <w:rPr>
                   <w:rFonts w:ascii="Arial" w:cs="Arial" w:eastAsia="Arial" w:hAnsi="Arial"/>
@@ -1288,7 +1288,7 @@
               </w:rPr>
               <w:t xml:space="preserve"> the use of </w:t>
             </w:r>
-            <w:del w:id="9027" w:author="Claude (AI) - proposed" w:date="2026-10-15T20:14:19Z">
+            <w:del w:id="9027" w:author="Claude (AI) - proposed" w:date="2026-10-18T00:27:47Z">
               <w:r>
                 <w:rPr>
                   <w:rFonts w:ascii="Arial" w:cs="Arial" w:eastAsia="Arial" w:hAnsi="Arial"/>
@@ -1303,7 +1303,7 @@
                 <w:delText xml:space="preserve">areas of parts</w:delText>
               </w:r>
             </w:del>
-            <w:ins w:id="9028" w:author="Claude (AI) - proposed" w:date="2026-10-15T20:14:19Z">
+            <w:ins w:id="9028" w:author="Claude (AI) - proposed" w:date="2026-10-18T00:27:47Z">
               <w:r>
                 <w:rPr>
                   <w:rFonts w:ascii="Arial" w:cs="Arial" w:eastAsia="Arial" w:hAnsi="Arial"/>
@@ -1386,10 +1386,10 @@
               <w:ind w:left="360" w:hanging="180"/>
               <w:jc w:val="left"/>
               <w:rPr>
-                <w:ins w:id="9030" w:author="Claude (AI) - proposed" w:date="2026-10-15T20:14:19Z"/>
-              </w:rPr>
-            </w:pPr>
-            <w:ins w:id="9029" w:author="Claude (AI) - proposed" w:date="2026-10-15T20:14:19Z">
+                <w:ins w:id="9030" w:author="Claude (AI) - proposed" w:date="2026-10-18T00:27:47Z"/>
+              </w:rPr>
+            </w:pPr>
+            <w:ins w:id="9029" w:author="Claude (AI) - proposed" w:date="2026-10-18T00:27:47Z">
               <w:r>
                 <w:rPr>
                   <w:rFonts w:ascii="Arial" w:cs="Arial" w:eastAsia="Arial" w:hAnsi="Arial"/>
@@ -1411,10 +1411,10 @@
               <w:ind w:left="360" w:hanging="180"/>
               <w:jc w:val="left"/>
               <w:rPr>
-                <w:ins w:id="9032" w:author="Claude (AI) - proposed" w:date="2026-10-15T20:14:19Z"/>
-              </w:rPr>
-            </w:pPr>
-            <w:ins w:id="9031" w:author="Claude (AI) - proposed" w:date="2026-10-15T20:14:19Z">
+                <w:ins w:id="9032" w:author="Claude (AI) - proposed" w:date="2026-10-18T00:27:47Z"/>
+              </w:rPr>
+            </w:pPr>
+            <w:ins w:id="9031" w:author="Claude (AI) - proposed" w:date="2026-10-18T00:27:47Z">
               <w:r>
                 <w:rPr>
                   <w:rFonts w:ascii="Arial" w:cs="Arial" w:eastAsia="Arial" w:hAnsi="Arial"/>
@@ -1436,10 +1436,10 @@
               <w:ind w:left="360" w:hanging="180"/>
               <w:jc w:val="left"/>
               <w:rPr>
-                <w:ins w:id="9034" w:author="Claude (AI) - proposed" w:date="2026-10-15T20:14:19Z"/>
-              </w:rPr>
-            </w:pPr>
-            <w:ins w:id="9033" w:author="Claude (AI) - proposed" w:date="2026-10-15T20:14:19Z">
+                <w:ins w:id="9034" w:author="Claude (AI) - proposed" w:date="2026-10-18T00:27:47Z"/>
+              </w:rPr>
+            </w:pPr>
+            <w:ins w:id="9033" w:author="Claude (AI) - proposed" w:date="2026-10-18T00:27:47Z">
               <w:r>
                 <w:rPr>
                   <w:rFonts w:ascii="Arial" w:cs="Arial" w:eastAsia="Arial" w:hAnsi="Arial"/>
@@ -1461,10 +1461,10 @@
               <w:ind w:left="360" w:hanging="180"/>
               <w:jc w:val="left"/>
               <w:rPr>
-                <w:del w:id="9036" w:author="Claude (AI) - proposed" w:date="2026-10-15T20:14:19Z"/>
-              </w:rPr>
-            </w:pPr>
-            <w:del w:id="9035" w:author="Claude (AI) - proposed" w:date="2026-10-15T20:14:19Z">
+                <w:del w:id="9036" w:author="Claude (AI) - proposed" w:date="2026-10-18T00:27:47Z"/>
+              </w:rPr>
+            </w:pPr>
+            <w:del w:id="9035" w:author="Claude (AI) - proposed" w:date="2026-10-18T00:27:47Z">
               <w:r>
                 <w:rPr>
                   <w:rFonts w:ascii="Arial" w:cs="Arial" w:eastAsia="Arial" w:hAnsi="Arial"/>
@@ -1486,10 +1486,10 @@
               <w:ind w:left="360" w:hanging="180"/>
               <w:jc w:val="left"/>
               <w:rPr>
-                <w:del w:id="9038" w:author="Claude (AI) - proposed" w:date="2026-10-15T20:14:19Z"/>
-              </w:rPr>
-            </w:pPr>
-            <w:del w:id="9037" w:author="Claude (AI) - proposed" w:date="2026-10-15T20:14:19Z">
+                <w:del w:id="9038" w:author="Claude (AI) - proposed" w:date="2026-10-18T00:27:47Z"/>
+              </w:rPr>
+            </w:pPr>
+            <w:del w:id="9037" w:author="Claude (AI) - proposed" w:date="2026-10-18T00:27:47Z">
               <w:r>
                 <w:rPr>
                   <w:rFonts w:ascii="Arial" w:cs="Arial" w:eastAsia="Arial" w:hAnsi="Arial"/>
@@ -1511,10 +1511,10 @@
               <w:ind w:left="360" w:hanging="180"/>
               <w:jc w:val="left"/>
               <w:rPr>
-                <w:del w:id="9040" w:author="Claude (AI) - proposed" w:date="2026-10-15T20:14:19Z"/>
-              </w:rPr>
-            </w:pPr>
-            <w:del w:id="9039" w:author="Claude (AI) - proposed" w:date="2026-10-15T20:14:19Z">
+                <w:del w:id="9040" w:author="Claude (AI) - proposed" w:date="2026-10-18T00:27:47Z"/>
+              </w:rPr>
+            </w:pPr>
+            <w:del w:id="9039" w:author="Claude (AI) - proposed" w:date="2026-10-18T00:27:47Z">
               <w:r>
                 <w:rPr>
                   <w:rFonts w:ascii="Arial" w:cs="Arial" w:eastAsia="Arial" w:hAnsi="Arial"/>
@@ -1536,10 +1536,10 @@
               <w:ind w:left="360" w:hanging="180"/>
               <w:jc w:val="left"/>
               <w:rPr>
-                <w:del w:id="9042" w:author="Claude (AI) - proposed" w:date="2026-10-15T20:14:19Z"/>
-              </w:rPr>
-            </w:pPr>
-            <w:del w:id="9041" w:author="Claude (AI) - proposed" w:date="2026-10-15T20:14:19Z">
+                <w:del w:id="9042" w:author="Claude (AI) - proposed" w:date="2026-10-18T00:27:47Z"/>
+              </w:rPr>
+            </w:pPr>
+            <w:del w:id="9041" w:author="Claude (AI) - proposed" w:date="2026-10-18T00:27:47Z">
               <w:r>
                 <w:rPr>
                   <w:rFonts w:ascii="Arial" w:cs="Arial" w:eastAsia="Arial" w:hAnsi="Arial"/>
@@ -1609,10 +1609,10 @@
               <w:ind w:left="360" w:hanging="180"/>
               <w:jc w:val="left"/>
               <w:rPr>
-                <w:ins w:id="9044" w:author="Claude (AI) - proposed" w:date="2026-10-15T20:14:19Z"/>
-              </w:rPr>
-            </w:pPr>
-            <w:ins w:id="9043" w:author="Claude (AI) - proposed" w:date="2026-10-15T20:14:19Z">
+                <w:ins w:id="9044" w:author="Claude (AI) - proposed" w:date="2026-10-18T00:27:47Z"/>
+              </w:rPr>
+            </w:pPr>
+            <w:ins w:id="9043" w:author="Claude (AI) - proposed" w:date="2026-10-18T00:27:47Z">
               <w:r>
                 <w:rPr>
                   <w:rFonts w:ascii="Arial" w:cs="Arial" w:eastAsia="Arial" w:hAnsi="Arial"/>
@@ -1634,10 +1634,10 @@
               <w:ind w:left="360" w:hanging="180"/>
               <w:jc w:val="left"/>
               <w:rPr>
-                <w:ins w:id="9046" w:author="Claude (AI) - proposed" w:date="2026-10-15T20:14:19Z"/>
-              </w:rPr>
-            </w:pPr>
-            <w:ins w:id="9045" w:author="Claude (AI) - proposed" w:date="2026-10-15T20:14:19Z">
+                <w:ins w:id="9046" w:author="Claude (AI) - proposed" w:date="2026-10-18T00:27:47Z"/>
+              </w:rPr>
+            </w:pPr>
+            <w:ins w:id="9045" w:author="Claude (AI) - proposed" w:date="2026-10-18T00:27:47Z">
               <w:r>
                 <w:rPr>
                   <w:rFonts w:ascii="Arial" w:cs="Arial" w:eastAsia="Arial" w:hAnsi="Arial"/>
@@ -1659,10 +1659,10 @@
               <w:ind w:left="360" w:hanging="180"/>
               <w:jc w:val="left"/>
               <w:rPr>
-                <w:del w:id="9048" w:author="Claude (AI) - proposed" w:date="2026-10-15T20:14:19Z"/>
-              </w:rPr>
-            </w:pPr>
-            <w:del w:id="9047" w:author="Claude (AI) - proposed" w:date="2026-10-15T20:14:19Z">
+                <w:del w:id="9048" w:author="Claude (AI) - proposed" w:date="2026-10-18T00:27:47Z"/>
+              </w:rPr>
+            </w:pPr>
+            <w:del w:id="9047" w:author="Claude (AI) - proposed" w:date="2026-10-18T00:27:47Z">
               <w:r>
                 <w:rPr>
                   <w:rFonts w:ascii="Arial" w:cs="Arial" w:eastAsia="Arial" w:hAnsi="Arial"/>
@@ -1684,10 +1684,10 @@
               <w:ind w:left="360" w:hanging="180"/>
               <w:jc w:val="left"/>
               <w:rPr>
-                <w:del w:id="9050" w:author="Claude (AI) - proposed" w:date="2026-10-15T20:14:19Z"/>
-              </w:rPr>
-            </w:pPr>
-            <w:del w:id="9049" w:author="Claude (AI) - proposed" w:date="2026-10-15T20:14:19Z">
+                <w:del w:id="9050" w:author="Claude (AI) - proposed" w:date="2026-10-18T00:27:47Z"/>
+              </w:rPr>
+            </w:pPr>
+            <w:del w:id="9049" w:author="Claude (AI) - proposed" w:date="2026-10-18T00:27:47Z">
               <w:r>
                 <w:rPr>
                   <w:rFonts w:ascii="Arial" w:cs="Arial" w:eastAsia="Arial" w:hAnsi="Arial"/>
@@ -1709,10 +1709,10 @@
               <w:ind w:left="360" w:hanging="180"/>
               <w:jc w:val="left"/>
               <w:rPr>
-                <w:del w:id="9052" w:author="Claude (AI) - proposed" w:date="2026-10-15T20:14:19Z"/>
-              </w:rPr>
-            </w:pPr>
-            <w:del w:id="9051" w:author="Claude (AI) - proposed" w:date="2026-10-15T20:14:19Z">
+                <w:del w:id="9052" w:author="Claude (AI) - proposed" w:date="2026-10-18T00:27:47Z"/>
+              </w:rPr>
+            </w:pPr>
+            <w:del w:id="9051" w:author="Claude (AI) - proposed" w:date="2026-10-18T00:27:47Z">
               <w:r>
                 <w:rPr>
                   <w:rFonts w:ascii="Arial" w:cs="Arial" w:eastAsia="Arial" w:hAnsi="Arial"/>
@@ -1910,10 +1910,10 @@
               <w:ind w:left="360" w:hanging="180"/>
               <w:jc w:val="left"/>
               <w:rPr>
-                <w:ins w:id="9054" w:author="Claude (AI) - proposed" w:date="2026-10-15T20:14:19Z"/>
-              </w:rPr>
-            </w:pPr>
-            <w:ins w:id="9053" w:author="Claude (AI) - proposed" w:date="2026-10-15T20:14:19Z">
+                <w:ins w:id="9054" w:author="Claude (AI) - proposed" w:date="2026-10-18T00:27:47Z"/>
+              </w:rPr>
+            </w:pPr>
+            <w:ins w:id="9053" w:author="Claude (AI) - proposed" w:date="2026-10-18T00:27:47Z">
               <w:r>
                 <w:rPr>
                   <w:rFonts w:ascii="Arial" w:cs="Arial" w:eastAsia="Arial" w:hAnsi="Arial"/>
@@ -1935,10 +1935,10 @@
               <w:ind w:left="360" w:hanging="180"/>
               <w:jc w:val="left"/>
               <w:rPr>
-                <w:ins w:id="9056" w:author="Claude (AI) - proposed" w:date="2026-10-15T20:14:19Z"/>
-              </w:rPr>
-            </w:pPr>
-            <w:ins w:id="9055" w:author="Claude (AI) - proposed" w:date="2026-10-15T20:14:19Z">
+                <w:ins w:id="9056" w:author="Claude (AI) - proposed" w:date="2026-10-18T00:27:47Z"/>
+              </w:rPr>
+            </w:pPr>
+            <w:ins w:id="9055" w:author="Claude (AI) - proposed" w:date="2026-10-18T00:27:47Z">
               <w:r>
                 <w:rPr>
                   <w:rFonts w:ascii="Arial" w:cs="Arial" w:eastAsia="Arial" w:hAnsi="Arial"/>
@@ -1960,10 +1960,10 @@
               <w:ind w:left="360" w:hanging="180"/>
               <w:jc w:val="left"/>
               <w:rPr>
-                <w:ins w:id="9058" w:author="Claude (AI) - proposed" w:date="2026-10-15T20:14:19Z"/>
-              </w:rPr>
-            </w:pPr>
-            <w:ins w:id="9057" w:author="Claude (AI) - proposed" w:date="2026-10-15T20:14:19Z">
+                <w:ins w:id="9058" w:author="Claude (AI) - proposed" w:date="2026-10-18T00:27:47Z"/>
+              </w:rPr>
+            </w:pPr>
+            <w:ins w:id="9057" w:author="Claude (AI) - proposed" w:date="2026-10-18T00:27:47Z">
               <w:r>
                 <w:rPr>
                   <w:rFonts w:ascii="Arial" w:cs="Arial" w:eastAsia="Arial" w:hAnsi="Arial"/>
@@ -1985,10 +1985,10 @@
               <w:ind w:left="360" w:hanging="180"/>
               <w:jc w:val="left"/>
               <w:rPr>
-                <w:del w:id="9060" w:author="Claude (AI) - proposed" w:date="2026-10-15T20:14:19Z"/>
-              </w:rPr>
-            </w:pPr>
-            <w:del w:id="9059" w:author="Claude (AI) - proposed" w:date="2026-10-15T20:14:19Z">
+                <w:del w:id="9060" w:author="Claude (AI) - proposed" w:date="2026-10-18T00:27:47Z"/>
+              </w:rPr>
+            </w:pPr>
+            <w:del w:id="9059" w:author="Claude (AI) - proposed" w:date="2026-10-18T00:27:47Z">
               <w:r>
                 <w:rPr>
                   <w:rFonts w:ascii="Arial" w:cs="Arial" w:eastAsia="Arial" w:hAnsi="Arial"/>
@@ -2010,10 +2010,10 @@
               <w:ind w:left="360" w:hanging="180"/>
               <w:jc w:val="left"/>
               <w:rPr>
-                <w:del w:id="9062" w:author="Claude (AI) - proposed" w:date="2026-10-15T20:14:19Z"/>
-              </w:rPr>
-            </w:pPr>
-            <w:del w:id="9061" w:author="Claude (AI) - proposed" w:date="2026-10-15T20:14:19Z">
+                <w:del w:id="9062" w:author="Claude (AI) - proposed" w:date="2026-10-18T00:27:47Z"/>
+              </w:rPr>
+            </w:pPr>
+            <w:del w:id="9061" w:author="Claude (AI) - proposed" w:date="2026-10-18T00:27:47Z">
               <w:r>
                 <w:rPr>
                   <w:rFonts w:ascii="Arial" w:cs="Arial" w:eastAsia="Arial" w:hAnsi="Arial"/>
@@ -2035,10 +2035,10 @@
               <w:ind w:left="360" w:hanging="180"/>
               <w:jc w:val="left"/>
               <w:rPr>
-                <w:del w:id="9064" w:author="Claude (AI) - proposed" w:date="2026-10-15T20:14:19Z"/>
-              </w:rPr>
-            </w:pPr>
-            <w:del w:id="9063" w:author="Claude (AI) - proposed" w:date="2026-10-15T20:14:19Z">
+                <w:del w:id="9064" w:author="Claude (AI) - proposed" w:date="2026-10-18T00:27:47Z"/>
+              </w:rPr>
+            </w:pPr>
+            <w:del w:id="9063" w:author="Claude (AI) - proposed" w:date="2026-10-18T00:27:47Z">
               <w:r>
                 <w:rPr>
                   <w:rFonts w:ascii="Arial" w:cs="Arial" w:eastAsia="Arial" w:hAnsi="Arial"/>
@@ -2060,10 +2060,10 @@
               <w:ind w:left="360" w:hanging="180"/>
               <w:jc w:val="left"/>
               <w:rPr>
-                <w:del w:id="9066" w:author="Claude (AI) - proposed" w:date="2026-10-15T20:14:19Z"/>
-              </w:rPr>
-            </w:pPr>
-            <w:del w:id="9065" w:author="Claude (AI) - proposed" w:date="2026-10-15T20:14:19Z">
+                <w:del w:id="9066" w:author="Claude (AI) - proposed" w:date="2026-10-18T00:27:47Z"/>
+              </w:rPr>
+            </w:pPr>
+            <w:del w:id="9065" w:author="Claude (AI) - proposed" w:date="2026-10-18T00:27:47Z">
               <w:r>
                 <w:rPr>
                   <w:rFonts w:ascii="Arial" w:cs="Arial" w:eastAsia="Arial" w:hAnsi="Arial"/>
@@ -2422,7 +2422,7 @@
               </w:rPr>
               <w:t xml:space="preserve">KICD KEY INQUIRY </w:t>
             </w:r>
-            <w:del w:id="9067" w:author="Claude (AI) - proposed" w:date="2026-10-15T20:14:19Z">
+            <w:del w:id="9067" w:author="Claude (AI) - proposed" w:date="2026-10-18T00:27:47Z">
               <w:r>
                 <w:rPr>
                   <w:rFonts w:ascii="Arial" w:cs="Arial" w:eastAsia="Arial" w:hAnsi="Arial"/>
@@ -2437,7 +2437,7 @@
                 <w:delText xml:space="preserve">QUESTIONS</w:delText>
               </w:r>
             </w:del>
-            <w:ins w:id="9068" w:author="Claude (AI) - proposed" w:date="2026-10-15T20:14:19Z">
+            <w:ins w:id="9068" w:author="Claude (AI) - proposed" w:date="2026-10-18T00:27:47Z">
               <w:r>
                 <w:rPr>
                   <w:rFonts w:ascii="Arial" w:cs="Arial" w:eastAsia="Arial" w:hAnsi="Arial"/>
@@ -2472,7 +2472,7 @@
               <w:spacing w:after="40" w:before="0"/>
               <w:jc w:val="left"/>
             </w:pPr>
-            <w:del w:id="9069" w:author="Claude (AI) - proposed" w:date="2026-10-15T20:14:19Z">
+            <w:del w:id="9069" w:author="Claude (AI) - proposed" w:date="2026-10-18T00:27:47Z">
               <w:r>
                 <w:rPr>
                   <w:rFonts w:ascii="Arial" w:cs="Arial" w:eastAsia="Arial" w:hAnsi="Arial"/>
@@ -2500,7 +2500,7 @@
               </w:rPr>
               <w:t xml:space="preserve">How do we </w:t>
             </w:r>
-            <w:del w:id="9070" w:author="Claude (AI) - proposed" w:date="2026-10-15T20:14:19Z">
+            <w:del w:id="9070" w:author="Claude (AI) - proposed" w:date="2026-10-18T00:27:47Z">
               <w:r>
                 <w:rPr>
                   <w:rFonts w:ascii="Arial" w:cs="Arial" w:eastAsia="Arial" w:hAnsi="Arial"/>
@@ -2515,7 +2515,7 @@
                 <w:delText xml:space="preserve">determine</w:delText>
               </w:r>
             </w:del>
-            <w:ins w:id="9071" w:author="Claude (AI) - proposed" w:date="2026-10-15T20:14:19Z">
+            <w:ins w:id="9071" w:author="Claude (AI) - proposed" w:date="2026-10-18T00:27:47Z">
               <w:r>
                 <w:rPr>
                   <w:rFonts w:ascii="Arial" w:cs="Arial" w:eastAsia="Arial" w:hAnsi="Arial"/>
@@ -2543,7 +2543,7 @@
               </w:rPr>
               <w:t xml:space="preserve"> the area of </w:t>
             </w:r>
-            <w:del w:id="9072" w:author="Claude (AI) - proposed" w:date="2026-10-15T20:14:19Z">
+            <w:del w:id="9072" w:author="Claude (AI) - proposed" w:date="2026-10-18T00:27:47Z">
               <w:r>
                 <w:rPr>
                   <w:rFonts w:ascii="Arial" w:cs="Arial" w:eastAsia="Arial" w:hAnsi="Arial"/>
@@ -2558,7 +2558,7 @@
                 <w:delText xml:space="preserve">parts</w:delText>
               </w:r>
             </w:del>
-            <w:ins w:id="9073" w:author="Claude (AI) - proposed" w:date="2026-10-15T20:14:19Z">
+            <w:ins w:id="9073" w:author="Claude (AI) - proposed" w:date="2026-10-18T00:27:47Z">
               <w:r>
                 <w:rPr>
                   <w:rFonts w:ascii="Arial" w:cs="Arial" w:eastAsia="Arial" w:hAnsi="Arial"/>
@@ -2586,7 +2586,7 @@
               </w:rPr>
               <w:t xml:space="preserve"> of a circle</w:t>
             </w:r>
-            <w:ins w:id="9074" w:author="Claude (AI) - proposed" w:date="2026-10-15T20:14:19Z">
+            <w:ins w:id="9074" w:author="Claude (AI) - proposed" w:date="2026-10-18T00:27:47Z">
               <w:r>
                 <w:rPr>
                   <w:rFonts w:ascii="Arial" w:cs="Arial" w:eastAsia="Arial" w:hAnsi="Arial"/>
@@ -2621,10 +2621,10 @@
               <w:spacing w:after="40" w:before="0"/>
               <w:jc w:val="left"/>
               <w:rPr>
-                <w:del w:id="9076" w:author="Claude (AI) - proposed" w:date="2026-10-15T20:14:19Z"/>
-              </w:rPr>
-            </w:pPr>
-            <w:del w:id="9075" w:author="Claude (AI) - proposed" w:date="2026-10-15T20:14:19Z">
+                <w:del w:id="9076" w:author="Claude (AI) - proposed" w:date="2026-10-18T00:27:47Z"/>
+              </w:rPr>
+            </w:pPr>
+            <w:del w:id="9075" w:author="Claude (AI) - proposed" w:date="2026-10-18T00:27:47Z">
               <w:r>
                 <w:rPr>
                   <w:rFonts w:ascii="Arial" w:cs="Arial" w:eastAsia="Arial" w:hAnsi="Arial"/>
@@ -2855,7 +2855,7 @@
               </w:rPr>
               <w:t xml:space="preserve">Lesson 3 — Arc Length and Sector Perimeter (Supporting Sector Work): Learners establish arc length l = (θ/360) × 2πr to </w:t>
             </w:r>
-            <w:del w:id="9077" w:author="Claude (AI) - proposed" w:date="2026-10-15T20:14:19Z">
+            <w:del w:id="9077" w:author="Claude (AI) - proposed" w:date="2026-10-18T00:27:47Z">
               <w:r>
                 <w:rPr>
                   <w:rFonts w:ascii="Arial" w:cs="Arial" w:eastAsia="Arial" w:hAnsi="Arial"/>
@@ -2870,7 +2870,7 @@
                 <w:delText xml:space="preserve">support later segment work</w:delText>
               </w:r>
             </w:del>
-            <w:ins w:id="9078" w:author="Claude (AI) - proposed" w:date="2026-10-15T20:14:19Z">
+            <w:ins w:id="9078" w:author="Claude (AI) - proposed" w:date="2026-10-18T00:27:47Z">
               <w:r>
                 <w:rPr>
                   <w:rFonts w:ascii="Arial" w:cs="Arial" w:eastAsia="Arial" w:hAnsi="Arial"/>
@@ -3348,7 +3348,7 @@
         </w:rPr>
         <w:t xml:space="preserve">© 2026 SeaVuria and ARES. This work is licensed under a </w:t>
       </w:r>
-      <w:hyperlink w:history="1" r:id="rIdknsdcm2my_ncmbh_ugo31">
+      <w:hyperlink w:history="1" r:id="rIdaqp4907ygzddfegoglbir">
         <w:r>
           <w:rPr>
             <w:rFonts w:ascii="Arial" w:cs="Arial" w:eastAsia="Arial" w:hAnsi="Arial"/>
@@ -3368,7 +3368,7 @@
         </w:rPr>
         <w:t xml:space="preserve"> (</w:t>
       </w:r>
-      <w:hyperlink w:history="1" r:id="rIdiw01uibyubra_hhfoeugd">
+      <w:hyperlink w:history="1" r:id="rIdfzmzzg8tcbp3zbqfmf77h">
         <w:r>
           <w:rPr>
             <w:rFonts w:ascii="Arial" w:cs="Arial" w:eastAsia="Arial" w:hAnsi="Arial"/>
@@ -3388,7 +3388,7 @@
         </w:rPr>
         <w:t xml:space="preserve">). To view a copy of this license, visit </w:t>
       </w:r>
-      <w:hyperlink w:history="1" r:id="rIdgmmlbni1zswb94bdib9n4">
+      <w:hyperlink w:history="1" r:id="rIdmfqkjdgzmd6acbivv0bbs">
         <w:r>
           <w:rPr>
             <w:rFonts w:ascii="Arial" w:cs="Arial" w:eastAsia="Arial" w:hAnsi="Arial"/>
@@ -3908,7 +3908,7 @@
               </w:rPr>
               <w:t xml:space="preserve">How do we </w:t>
             </w:r>
-            <w:del w:id="9079" w:author="Claude (AI) - proposed" w:date="2026-10-15T20:14:19Z">
+            <w:del w:id="9079" w:author="Claude (AI) - proposed" w:date="2026-10-18T00:27:47Z">
               <w:r>
                 <w:rPr>
                   <w:rFonts w:ascii="Arial" w:cs="Arial" w:eastAsia="Arial" w:hAnsi="Arial"/>
@@ -3923,7 +3923,7 @@
                 <w:delText xml:space="preserve">determine</w:delText>
               </w:r>
             </w:del>
-            <w:ins w:id="9080" w:author="Claude (AI) - proposed" w:date="2026-10-15T20:14:19Z">
+            <w:ins w:id="9080" w:author="Claude (AI) - proposed" w:date="2026-10-18T00:27:47Z">
               <w:r>
                 <w:rPr>
                   <w:rFonts w:ascii="Arial" w:cs="Arial" w:eastAsia="Arial" w:hAnsi="Arial"/>
@@ -3951,7 +3951,7 @@
               </w:rPr>
               <w:t xml:space="preserve"> the area of </w:t>
             </w:r>
-            <w:del w:id="9081" w:author="Claude (AI) - proposed" w:date="2026-10-15T20:14:19Z">
+            <w:del w:id="9081" w:author="Claude (AI) - proposed" w:date="2026-10-18T00:27:47Z">
               <w:r>
                 <w:rPr>
                   <w:rFonts w:ascii="Arial" w:cs="Arial" w:eastAsia="Arial" w:hAnsi="Arial"/>
@@ -3966,7 +3966,7 @@
                 <w:delText xml:space="preserve">parts</w:delText>
               </w:r>
             </w:del>
-            <w:ins w:id="9082" w:author="Claude (AI) - proposed" w:date="2026-10-15T20:14:19Z">
+            <w:ins w:id="9082" w:author="Claude (AI) - proposed" w:date="2026-10-18T00:27:47Z">
               <w:r>
                 <w:rPr>
                   <w:rFonts w:ascii="Arial" w:cs="Arial" w:eastAsia="Arial" w:hAnsi="Arial"/>
@@ -3994,7 +3994,7 @@
               </w:rPr>
               <w:t xml:space="preserve"> of a circle</w:t>
             </w:r>
-            <w:ins w:id="9083" w:author="Claude (AI) - proposed" w:date="2026-10-15T20:14:19Z">
+            <w:ins w:id="9083" w:author="Claude (AI) - proposed" w:date="2026-10-18T00:27:47Z">
               <w:r>
                 <w:rPr>
                   <w:rFonts w:ascii="Arial" w:cs="Arial" w:eastAsia="Arial" w:hAnsi="Arial"/>
@@ -4541,7 +4541,7 @@
             <w:pPr>
               <w:spacing w:after="20" w:before="0"/>
             </w:pPr>
-            <w:hyperlink w:history="1" r:id="rIdox0plbq21twvvuwobd79q">
+            <w:hyperlink w:history="1" r:id="rIdixhwf-2nncqcidiagfytb">
               <w:r>
                 <w:rPr>
                   <w:rFonts w:ascii="Arial" w:cs="Arial" w:eastAsia="Arial" w:hAnsi="Arial"/>
@@ -4590,7 +4590,7 @@
               <w:spacing w:after="10" w:before="0"/>
               <w:ind w:left="120"/>
             </w:pPr>
-            <w:hyperlink w:history="1" r:id="rIdky3-hy_pedauj2rk8wipq">
+            <w:hyperlink w:history="1" r:id="rIdcpre0o0zxk91fk330zeq8">
               <w:r>
                 <w:rPr>
                   <w:rFonts w:ascii="Arial" w:cs="Arial" w:eastAsia="Arial" w:hAnsi="Arial"/>
@@ -4635,7 +4635,7 @@
             <w:pPr>
               <w:spacing w:after="20" w:before="0"/>
             </w:pPr>
-            <w:hyperlink w:history="1" r:id="rIde4dneflq_sxaw5n_fpwug">
+            <w:hyperlink w:history="1" r:id="rIdib8zxc6-jge8r49gkv03q">
               <w:r>
                 <w:rPr>
                   <w:rFonts w:ascii="Arial" w:cs="Arial" w:eastAsia="Arial" w:hAnsi="Arial"/>
@@ -4668,7 +4668,7 @@
               <w:spacing w:after="10" w:before="0"/>
               <w:ind w:left="120"/>
             </w:pPr>
-            <w:hyperlink w:history="1" r:id="rIdy48zueuczvy4r0l9yqcfc">
+            <w:hyperlink w:history="1" r:id="rIdfs5a20un2h_b7o63pklvq">
               <w:r>
                 <w:rPr>
                   <w:rFonts w:ascii="Arial" w:cs="Arial" w:eastAsia="Arial" w:hAnsi="Arial"/>
@@ -4868,7 +4868,7 @@
             <w:pPr>
               <w:spacing w:after="20" w:before="0"/>
             </w:pPr>
-            <w:hyperlink w:history="1" r:id="rIdrmnz2ycwd1ojnetkxflld">
+            <w:hyperlink w:history="1" r:id="rIdrwxdqq7esmh0or0brzhms">
               <w:r>
                 <w:rPr>
                   <w:rFonts w:ascii="Arial" w:cs="Arial" w:eastAsia="Arial" w:hAnsi="Arial"/>
@@ -4917,7 +4917,7 @@
               <w:spacing w:after="10" w:before="0"/>
               <w:ind w:left="120"/>
             </w:pPr>
-            <w:hyperlink w:history="1" r:id="rIdnrqjbfn90qp-ura_zcc56">
+            <w:hyperlink w:history="1" r:id="rIdibiejvvzbwj6ntvmu0mho">
               <w:r>
                 <w:rPr>
                   <w:rFonts w:ascii="Arial" w:cs="Arial" w:eastAsia="Arial" w:hAnsi="Arial"/>
@@ -4962,7 +4962,7 @@
             <w:pPr>
               <w:spacing w:after="20" w:before="0"/>
             </w:pPr>
-            <w:hyperlink w:history="1" r:id="rIdvh4t-adxgq69jdf6k1isk">
+            <w:hyperlink w:history="1" r:id="rIdm7m-r_ac9z2yjnu5xf8vr">
               <w:r>
                 <w:rPr>
                   <w:rFonts w:ascii="Arial" w:cs="Arial" w:eastAsia="Arial" w:hAnsi="Arial"/>
@@ -4995,7 +4995,7 @@
               <w:spacing w:after="10" w:before="0"/>
               <w:ind w:left="120"/>
             </w:pPr>
-            <w:hyperlink w:history="1" r:id="rIdchbyrhxrv-hpnswzzpi7q">
+            <w:hyperlink w:history="1" r:id="rIdtdkrduenjhviei9tl_riy">
               <w:r>
                 <w:rPr>
                   <w:rFonts w:ascii="Arial" w:cs="Arial" w:eastAsia="Arial" w:hAnsi="Arial"/>
@@ -5073,7 +5073,7 @@
               </w:rPr>
               <w:t xml:space="preserve">Distribute materials and say: 'You are going to discover the formula the farmer needs by doing what mathematicians do — investigate with physical objects, then generalise.' Demonstrate measuring the radius of the outer circle only (do not demonstrate the subtraction). Circulate every 90 seconds. At the cutting step, ask: 'What does the ring-shaped piece represent on the Laikipia farm?' (WAIT TIME 12 seconds) Cold-call 2 groups. At the recording step, ask: 'How did you get the area of the ring — what operation did you use?' (WAIT TIME 10 seconds) Cold-call 3 groups. If a group writes Area_ring = π(R − r)², redirect with: 'Test your formula with R = 12, r = 8 on your calculator. Does your answer match what you get by subtracting the two separate areas? Investigate why.' After Step 4, say: 'Write one sentence that describes the pattern you see every time.' Cold-call 2 groups to share sentences; scribe the most precise one on the board.</w:t>
             </w:r>
-            <w:ins w:id="9084" w:author="Claude (AI) - proposed" w:date="2026-10-15T20:14:19Z">
+            <w:ins w:id="9084" w:author="Claude (AI) - proposed" w:date="2026-10-18T00:27:47Z">
               <w:r>
                 <w:rPr>
                   <w:rFonts w:ascii="Arial" w:cs="Arial" w:eastAsia="Arial" w:hAnsi="Arial"/>
@@ -5154,7 +5154,7 @@
               </w:rPr>
               <w:t xml:space="preserve">Observable indicator: each group's recording table shows correct numerical values for πR² and πr² (using π ≈ 3.14 or the π key</w:t>
             </w:r>
-            <w:ins w:id="9085" w:author="Claude (AI) - proposed" w:date="2026-10-15T20:14:19Z">
+            <w:ins w:id="9085" w:author="Claude (AI) - proposed" w:date="2026-10-18T00:27:47Z">
               <w:r>
                 <w:rPr>
                   <w:rFonts w:ascii="Arial" w:cs="Arial" w:eastAsia="Arial" w:hAnsi="Arial"/>
@@ -5238,7 +5238,7 @@
             <w:pPr>
               <w:spacing w:after="20" w:before="0"/>
             </w:pPr>
-            <w:hyperlink w:history="1" r:id="rIdqnrle3dylkb56btz8tsqp">
+            <w:hyperlink w:history="1" r:id="rId3pqqsry2yve6p3xijugve">
               <w:r>
                 <w:rPr>
                   <w:rFonts w:ascii="Arial" w:cs="Arial" w:eastAsia="Arial" w:hAnsi="Arial"/>
@@ -5287,7 +5287,7 @@
               <w:spacing w:after="10" w:before="0"/>
               <w:ind w:left="120"/>
             </w:pPr>
-            <w:hyperlink w:history="1" r:id="rIdmhgwxud40bnsmtby164ve">
+            <w:hyperlink w:history="1" r:id="rIdczgd9fqqyep4ysiyxo3z9">
               <w:r>
                 <w:rPr>
                   <w:rFonts w:ascii="Arial" w:cs="Arial" w:eastAsia="Arial" w:hAnsi="Arial"/>
@@ -5332,7 +5332,7 @@
             <w:pPr>
               <w:spacing w:after="20" w:before="0"/>
             </w:pPr>
-            <w:hyperlink w:history="1" r:id="rIdreipy5xcx7lxedu8bv1g0">
+            <w:hyperlink w:history="1" r:id="rIdldsykh0p1pvfbxi3mdpdp">
               <w:r>
                 <w:rPr>
                   <w:rFonts w:ascii="Arial" w:cs="Arial" w:eastAsia="Arial" w:hAnsi="Arial"/>
@@ -5381,7 +5381,7 @@
               <w:spacing w:after="10" w:before="0"/>
               <w:ind w:left="120"/>
             </w:pPr>
-            <w:hyperlink w:history="1" r:id="rId3vhnk9wmnpvlosme8dkl2">
+            <w:hyperlink w:history="1" r:id="rIdtjtc1sw5ulohueryayqmb">
               <w:r>
                 <w:rPr>
                   <w:rFonts w:ascii="Arial" w:cs="Arial" w:eastAsia="Arial" w:hAnsi="Arial"/>
@@ -5426,7 +5426,7 @@
               </w:rPr>
               <w:t xml:space="preserve">Whole class reconvenes. The teacher formalises the annulus formula from the groups' sentences, then learners apply it in two contextualised problems worked first individually (5 min) then compared with a partner. Problem 1 (Irrigation ring): The Laikipia farmer's outer pipe sweeps a radius of 120 m and the inner pipe radius is 80 m. Calculate the area of the annular ring that is watered. Give your answer in hectares (1 ha = 10 000 m²). Problem 2 (Chapati pan): A chapati pan has an outer radius of 18 cm. A smaller inner ring of radius 11 cm is the heated cooking surface, and the outer border stays cool. What is the area of the cool border ring? </w:t>
             </w:r>
-            <w:del w:id="9086" w:author="Claude (AI) - proposed" w:date="2026-10-15T20:14:19Z">
+            <w:del w:id="9086" w:author="Claude (AI) - proposed" w:date="2026-10-18T00:27:47Z">
               <w:r>
                 <w:rPr>
                   <w:rFonts w:ascii="Arial" w:cs="Arial" w:eastAsia="Arial" w:hAnsi="Arial"/>
@@ -5441,7 +5441,7 @@
                 <w:delText xml:space="preserve">How many such border rings could be cut from a circular sheet of dough</w:delText>
               </w:r>
             </w:del>
-            <w:ins w:id="9087" w:author="Claude (AI) - proposed" w:date="2026-10-15T20:14:19Z">
+            <w:ins w:id="9087" w:author="Claude (AI) - proposed" w:date="2026-10-18T00:27:47Z">
               <w:r>
                 <w:rPr>
                   <w:rFonts w:ascii="Arial" w:cs="Arial" w:eastAsia="Arial" w:hAnsi="Arial"/>
@@ -5469,7 +5469,7 @@
               </w:rPr>
               <w:t xml:space="preserve"> of radius 18 cm</w:t>
             </w:r>
-            <w:del w:id="9088" w:author="Claude (AI) - proposed" w:date="2026-10-15T20:14:19Z">
+            <w:del w:id="9088" w:author="Claude (AI) - proposed" w:date="2026-10-18T00:27:47Z">
               <w:r>
                 <w:rPr>
                   <w:rFonts w:ascii="Arial" w:cs="Arial" w:eastAsia="Arial" w:hAnsi="Arial"/>
@@ -5484,7 +5484,7 @@
                 <w:delText xml:space="preserve"> if the inner dough circle of radius 11 cm is used for mandazi</w:delText>
               </w:r>
             </w:del>
-            <w:ins w:id="9089" w:author="Claude (AI) - proposed" w:date="2026-10-15T20:14:19Z">
+            <w:ins w:id="9089" w:author="Claude (AI) - proposed" w:date="2026-10-18T00:27:47Z">
               <w:r>
                 <w:rPr>
                   <w:rFonts w:ascii="Arial" w:cs="Arial" w:eastAsia="Arial" w:hAnsi="Arial"/>
@@ -5545,7 +5545,7 @@
               </w:rPr>
               <w:t xml:space="preserve">Begin by asking: 'Who can give me one sentence that captures what we found?' (WAIT TIME 12 seconds) Cold-call the group whose sentence was scribed. Write on board: 'Area of annulus = Area of outer circle − Area of inner circle = πR² − πr² = π(R² − r²).' Say: 'This is the formula. Notice we can factorise: π(R − r)(R + r). </w:t>
             </w:r>
-            <w:del w:id="9090" w:author="Claude (AI) - proposed" w:date="2026-10-15T20:14:19Z">
+            <w:del w:id="9090" w:author="Claude (AI) - proposed" w:date="2026-10-18T00:27:47Z">
               <w:r>
                 <w:rPr>
                   <w:rFonts w:ascii="Arial" w:cs="Arial" w:eastAsia="Arial" w:hAnsi="Arial"/>
@@ -5560,7 +5560,7 @@
                 <w:delText xml:space="preserve">We will explore why that factorisation is useful later in the unit</w:delText>
               </w:r>
             </w:del>
-            <w:ins w:id="9091" w:author="Claude (AI) - proposed" w:date="2026-10-15T20:14:19Z">
+            <w:ins w:id="9091" w:author="Claude (AI) - proposed" w:date="2026-10-18T00:27:47Z">
               <w:r>
                 <w:rPr>
                   <w:rFonts w:ascii="Arial" w:cs="Arial" w:eastAsia="Arial" w:hAnsi="Arial"/>
@@ -5588,7 +5588,7 @@
               </w:rPr>
               <w:t xml:space="preserve">.' Do NOT spend more than 2 minutes on the factorisation</w:t>
             </w:r>
-            <w:del w:id="9092" w:author="Claude (AI) - proposed" w:date="2026-10-15T20:14:19Z">
+            <w:del w:id="9092" w:author="Claude (AI) - proposed" w:date="2026-10-18T00:27:47Z">
               <w:r>
                 <w:rPr>
                   <w:rFonts w:ascii="Arial" w:cs="Arial" w:eastAsia="Arial" w:hAnsi="Arial"/>
@@ -5616,7 +5616,7 @@
               </w:rPr>
               <w:t xml:space="preserve">. Display Problem 1. Say: 'Work this out individually. You have 5 minutes. Show every substitution step.' After 5 minutes, say: 'Compare your answer with your partner. If you disagree, work out where the difference began.' Cold-call 2 pairs to present solutions; invite the class to agree or challenge. Repeat for Problem 2. Close by asking: 'How many hectares of maize can the farmer water with just the ring? How does knowing this help with planning fertiliser or seed quantities?' (WAIT TIME 15 seconds) Take 3 responses. Say: 'You have just solved a real problem that a Laikipia farmer faces. Tomorrow we will look at the wedge-shaped region the pivot sweeps — that needs a different approach.'</w:t>
             </w:r>
-            <w:ins w:id="9093" w:author="Claude (AI) - proposed" w:date="2026-10-15T20:14:19Z">
+            <w:ins w:id="9093" w:author="Claude (AI) - proposed" w:date="2026-10-18T00:27:47Z">
               <w:r>
                 <w:rPr>
                   <w:rFonts w:ascii="Arial" w:cs="Arial" w:eastAsia="Arial" w:hAnsi="Arial"/>
@@ -5697,7 +5697,7 @@
               </w:rPr>
               <w:t xml:space="preserve">Observable indicator: learner solutions to Problem 1 show correct substitution (π × (120² − 80²) = π × (14400 − 6400) = π × 8000 ≈ 25 133 m² ≈ 2.51 ha) with units clearly stated. Problem 2 solutions show A = π(18² − 11²) = π(324 − 121) = 203π ≈ 637.7 cm²</w:t>
             </w:r>
-            <w:ins w:id="9094" w:author="Claude (AI) - proposed" w:date="2026-10-15T20:14:19Z">
+            <w:ins w:id="9094" w:author="Claude (AI) - proposed" w:date="2026-10-18T00:27:47Z">
               <w:r>
                 <w:rPr>
                   <w:rFonts w:ascii="Arial" w:cs="Arial" w:eastAsia="Arial" w:hAnsi="Arial"/>
@@ -5781,7 +5781,7 @@
             <w:pPr>
               <w:spacing w:after="20" w:before="0"/>
             </w:pPr>
-            <w:hyperlink w:history="1" r:id="rIdjumpve0pmvulroczrnvux">
+            <w:hyperlink w:history="1" r:id="rIdveuqfw0krtkt_8wchfo04">
               <w:r>
                 <w:rPr>
                   <w:rFonts w:ascii="Arial" w:cs="Arial" w:eastAsia="Arial" w:hAnsi="Arial"/>
@@ -5830,7 +5830,7 @@
               <w:spacing w:after="10" w:before="0"/>
               <w:ind w:left="120"/>
             </w:pPr>
-            <w:hyperlink w:history="1" r:id="rId9uh0hn6g_dn8fc1ffn5je">
+            <w:hyperlink w:history="1" r:id="rIdjk7e_ktsvmcykdc8h7-6c">
               <w:r>
                 <w:rPr>
                   <w:rFonts w:ascii="Arial" w:cs="Arial" w:eastAsia="Arial" w:hAnsi="Arial"/>
@@ -5875,7 +5875,7 @@
             <w:pPr>
               <w:spacing w:after="20" w:before="0"/>
             </w:pPr>
-            <w:hyperlink w:history="1" r:id="rIdij8-snboqshdp2c91suxy">
+            <w:hyperlink w:history="1" r:id="rIdi0pjzdznt5uw54tkoj846">
               <w:r>
                 <w:rPr>
                   <w:rFonts w:ascii="Arial" w:cs="Arial" w:eastAsia="Arial" w:hAnsi="Arial"/>
@@ -5908,7 +5908,7 @@
               <w:spacing w:after="10" w:before="0"/>
               <w:ind w:left="120"/>
             </w:pPr>
-            <w:hyperlink w:history="1" r:id="rIdch1_0prycplbhvv1glq57">
+            <w:hyperlink w:history="1" r:id="rIdjju2wnp1uznc7urj_q0du">
               <w:r>
                 <w:rPr>
                   <w:rFonts w:ascii="Arial" w:cs="Arial" w:eastAsia="Arial" w:hAnsi="Arial"/>
@@ -6108,7 +6108,7 @@
             <w:pPr>
               <w:spacing w:after="20" w:before="0"/>
             </w:pPr>
-            <w:hyperlink w:history="1" r:id="rIdty0cyl97oumdjnfcrii9j">
+            <w:hyperlink w:history="1" r:id="rIdmezdzzej7tlywphccfhg7">
               <w:r>
                 <w:rPr>
                   <w:rFonts w:ascii="Arial" w:cs="Arial" w:eastAsia="Arial" w:hAnsi="Arial"/>
@@ -6157,7 +6157,7 @@
               <w:spacing w:after="10" w:before="0"/>
               <w:ind w:left="120"/>
             </w:pPr>
-            <w:hyperlink w:history="1" r:id="rIdy3ekpbvmcd1gsxlremima">
+            <w:hyperlink w:history="1" r:id="rIda1bzvi-tcyg8nbfxizf-d">
               <w:r>
                 <w:rPr>
                   <w:rFonts w:ascii="Arial" w:cs="Arial" w:eastAsia="Arial" w:hAnsi="Arial"/>
@@ -6202,7 +6202,7 @@
             <w:pPr>
               <w:spacing w:after="20" w:before="0"/>
             </w:pPr>
-            <w:hyperlink w:history="1" r:id="rIdfsxhtenkc9p4d2duinsll">
+            <w:hyperlink w:history="1" r:id="rId0tremn9m-vi01zp7h6ifp">
               <w:r>
                 <w:rPr>
                   <w:rFonts w:ascii="Arial" w:cs="Arial" w:eastAsia="Arial" w:hAnsi="Arial"/>
@@ -6235,7 +6235,7 @@
               <w:spacing w:after="10" w:before="0"/>
               <w:ind w:left="120"/>
             </w:pPr>
-            <w:hyperlink w:history="1" r:id="rId5dbedediqmyrwmswskoxt">
+            <w:hyperlink w:history="1" r:id="rIdr_w8znasqlekkjohz79x3">
               <w:r>
                 <w:rPr>
                   <w:rFonts w:ascii="Arial" w:cs="Arial" w:eastAsia="Arial" w:hAnsi="Arial"/>
@@ -6760,7 +6760,7 @@
         </w:rPr>
         <w:t xml:space="preserve">© 2026 SeaVuria and ARES. Aligned with KICD objectives. Developed by SeaVuria; technical implementation by ARES (with AI assistance from Claude). Licensed under </w:t>
       </w:r>
-      <w:hyperlink w:history="1" r:id="rIdxsagj-8kq-xdjs3esc0jg">
+      <w:hyperlink w:history="1" r:id="rIdayn4ag58odhup6q8gbx0l">
         <w:r>
           <w:rPr>
             <w:rFonts w:ascii="Arial" w:cs="Arial" w:eastAsia="Arial" w:hAnsi="Arial"/>
@@ -6781,7 +6781,7 @@
         </w:rPr>
         <w:t xml:space="preserve"> (</w:t>
       </w:r>
-      <w:hyperlink w:history="1" r:id="rIdtzbwlgnd3grwggnnnqs71">
+      <w:hyperlink w:history="1" r:id="rIdesomyibdisfvel7v8cmdy">
         <w:r>
           <w:rPr>
             <w:rFonts w:ascii="Arial" w:cs="Arial" w:eastAsia="Arial" w:hAnsi="Arial"/>
@@ -7302,7 +7302,7 @@
               </w:rPr>
               <w:t xml:space="preserve">How do we </w:t>
             </w:r>
-            <w:del w:id="9095" w:author="Claude (AI) - proposed" w:date="2026-10-15T20:14:19Z">
+            <w:del w:id="9095" w:author="Claude (AI) - proposed" w:date="2026-10-18T00:27:47Z">
               <w:r>
                 <w:rPr>
                   <w:rFonts w:ascii="Arial" w:cs="Arial" w:eastAsia="Arial" w:hAnsi="Arial"/>
@@ -7317,7 +7317,7 @@
                 <w:delText xml:space="preserve">determine</w:delText>
               </w:r>
             </w:del>
-            <w:ins w:id="9096" w:author="Claude (AI) - proposed" w:date="2026-10-15T20:14:19Z">
+            <w:ins w:id="9096" w:author="Claude (AI) - proposed" w:date="2026-10-18T00:27:47Z">
               <w:r>
                 <w:rPr>
                   <w:rFonts w:ascii="Arial" w:cs="Arial" w:eastAsia="Arial" w:hAnsi="Arial"/>
@@ -7345,7 +7345,7 @@
               </w:rPr>
               <w:t xml:space="preserve"> the area of </w:t>
             </w:r>
-            <w:del w:id="9097" w:author="Claude (AI) - proposed" w:date="2026-10-15T20:14:19Z">
+            <w:del w:id="9097" w:author="Claude (AI) - proposed" w:date="2026-10-18T00:27:47Z">
               <w:r>
                 <w:rPr>
                   <w:rFonts w:ascii="Arial" w:cs="Arial" w:eastAsia="Arial" w:hAnsi="Arial"/>
@@ -7360,7 +7360,7 @@
                 <w:delText xml:space="preserve">parts of a circle, and how are areas of parts</w:delText>
               </w:r>
             </w:del>
-            <w:ins w:id="9098" w:author="Claude (AI) - proposed" w:date="2026-10-15T20:14:19Z">
+            <w:ins w:id="9098" w:author="Claude (AI) - proposed" w:date="2026-10-18T00:27:47Z">
               <w:r>
                 <w:rPr>
                   <w:rFonts w:ascii="Arial" w:cs="Arial" w:eastAsia="Arial" w:hAnsi="Arial"/>
@@ -7388,7 +7388,7 @@
               </w:rPr>
               <w:t xml:space="preserve"> of a circle </w:t>
             </w:r>
-            <w:del w:id="9099" w:author="Claude (AI) - proposed" w:date="2026-10-15T20:14:19Z">
+            <w:del w:id="9099" w:author="Claude (AI) - proposed" w:date="2026-10-18T00:27:47Z">
               <w:r>
                 <w:rPr>
                   <w:rFonts w:ascii="Arial" w:cs="Arial" w:eastAsia="Arial" w:hAnsi="Arial"/>
@@ -7403,7 +7403,7 @@
                 <w:delText xml:space="preserve">applied in real-life situations</w:delText>
               </w:r>
             </w:del>
-            <w:ins w:id="9100" w:author="Claude (AI) - proposed" w:date="2026-10-15T20:14:19Z">
+            <w:ins w:id="9100" w:author="Claude (AI) - proposed" w:date="2026-10-18T00:27:47Z">
               <w:r>
                 <w:rPr>
                   <w:rFonts w:ascii="Arial" w:cs="Arial" w:eastAsia="Arial" w:hAnsi="Arial"/>
@@ -7950,7 +7950,7 @@
             <w:pPr>
               <w:spacing w:after="20" w:before="0"/>
             </w:pPr>
-            <w:hyperlink w:history="1" r:id="rIdtfideh-uynatjeigipkos">
+            <w:hyperlink w:history="1" r:id="rIdtkfzpky9h0jvbo6uibz-4">
               <w:r>
                 <w:rPr>
                   <w:rFonts w:ascii="Arial" w:cs="Arial" w:eastAsia="Arial" w:hAnsi="Arial"/>
@@ -7983,7 +7983,7 @@
               <w:spacing w:after="10" w:before="0"/>
               <w:ind w:left="120"/>
             </w:pPr>
-            <w:hyperlink w:history="1" r:id="rId-9e60pbubnx_sxbei-z3u">
+            <w:hyperlink w:history="1" r:id="rIdcu6gumit_qqswjl9dbqzq">
               <w:r>
                 <w:rPr>
                   <w:rFonts w:ascii="Arial" w:cs="Arial" w:eastAsia="Arial" w:hAnsi="Arial"/>
@@ -8028,7 +8028,7 @@
             <w:pPr>
               <w:spacing w:after="20" w:before="0"/>
             </w:pPr>
-            <w:hyperlink w:history="1" r:id="rIdlirwuaumnck3d58_g89qq">
+            <w:hyperlink w:history="1" r:id="rIdamq1cmnvjat7ajuzppw6c">
               <w:r>
                 <w:rPr>
                   <w:rFonts w:ascii="Arial" w:cs="Arial" w:eastAsia="Arial" w:hAnsi="Arial"/>
@@ -8061,7 +8061,7 @@
               <w:spacing w:after="10" w:before="0"/>
               <w:ind w:left="120"/>
             </w:pPr>
-            <w:hyperlink w:history="1" r:id="rIdy42xfack1fobfdv_bb1k3">
+            <w:hyperlink w:history="1" r:id="rIdr-8vtnqbtnmmah4y7fqyp">
               <w:r>
                 <w:rPr>
                   <w:rFonts w:ascii="Arial" w:cs="Arial" w:eastAsia="Arial" w:hAnsi="Arial"/>
@@ -8261,7 +8261,7 @@
             <w:pPr>
               <w:spacing w:after="20" w:before="0"/>
             </w:pPr>
-            <w:hyperlink w:history="1" r:id="rIddf3npfb2pyi_9szoy9owk">
+            <w:hyperlink w:history="1" r:id="rIdwitza-24lduixzieh0eqe">
               <w:r>
                 <w:rPr>
                   <w:rFonts w:ascii="Arial" w:cs="Arial" w:eastAsia="Arial" w:hAnsi="Arial"/>
@@ -8294,7 +8294,7 @@
               <w:spacing w:after="10" w:before="0"/>
               <w:ind w:left="120"/>
             </w:pPr>
-            <w:hyperlink w:history="1" r:id="rIdybv3ccsiuv8gvl_zhjfri">
+            <w:hyperlink w:history="1" r:id="rIdv52hyjzf738vgbdmzump9">
               <w:r>
                 <w:rPr>
                   <w:rFonts w:ascii="Arial" w:cs="Arial" w:eastAsia="Arial" w:hAnsi="Arial"/>
@@ -8339,7 +8339,7 @@
             <w:pPr>
               <w:spacing w:after="20" w:before="0"/>
             </w:pPr>
-            <w:hyperlink w:history="1" r:id="rIdihjdr3xigz4smp9ssdfat">
+            <w:hyperlink w:history="1" r:id="rIdf_zvfdbor7bvcin24ek4x">
               <w:r>
                 <w:rPr>
                   <w:rFonts w:ascii="Arial" w:cs="Arial" w:eastAsia="Arial" w:hAnsi="Arial"/>
@@ -8372,7 +8372,7 @@
               <w:spacing w:after="10" w:before="0"/>
               <w:ind w:left="120"/>
             </w:pPr>
-            <w:hyperlink w:history="1" r:id="rIdcafhwv5by7wcaw6tco4zx">
+            <w:hyperlink w:history="1" r:id="rIdlezg1jamcgp8dunldl-8r">
               <w:r>
                 <w:rPr>
                   <w:rFonts w:ascii="Arial" w:cs="Arial" w:eastAsia="Arial" w:hAnsi="Arial"/>
@@ -8450,7 +8450,7 @@
               </w:rPr>
               <w:t xml:space="preserve">Before groups start cutting, say: 'This investigation mirrors exactly what happens on the Laikipia farm — the pivot pipe sweeps out a sector. Your job is to find the mathematical pattern.' Demonstrate how to use a protractor to mark the sector angle accurately from the circle's centre — do this once slowly for the whole class</w:t>
             </w:r>
-            <w:ins w:id="9101" w:author="Claude (AI) - proposed" w:date="2026-10-15T20:14:19Z">
+            <w:ins w:id="9101" w:author="Claude (AI) - proposed" w:date="2026-10-18T00:27:47Z">
               <w:r>
                 <w:rPr>
                   <w:rFonts w:ascii="Arial" w:cs="Arial" w:eastAsia="Arial" w:hAnsi="Arial"/>
@@ -8600,7 +8600,7 @@
             <w:pPr>
               <w:spacing w:after="20" w:before="0"/>
             </w:pPr>
-            <w:hyperlink w:history="1" r:id="rIdkge5gpsiq6dalzud7nu4l">
+            <w:hyperlink w:history="1" r:id="rIdyqqvkdvbuyql2jfzthq_l">
               <w:r>
                 <w:rPr>
                   <w:rFonts w:ascii="Arial" w:cs="Arial" w:eastAsia="Arial" w:hAnsi="Arial"/>
@@ -8649,7 +8649,7 @@
               <w:spacing w:after="10" w:before="0"/>
               <w:ind w:left="120"/>
             </w:pPr>
-            <w:hyperlink w:history="1" r:id="rId3kjvg-r9qsgimqnjix-pf">
+            <w:hyperlink w:history="1" r:id="rIdhcynrtmoyua-juyhunlvz">
               <w:r>
                 <w:rPr>
                   <w:rFonts w:ascii="Arial" w:cs="Arial" w:eastAsia="Arial" w:hAnsi="Arial"/>
@@ -8694,7 +8694,7 @@
             <w:pPr>
               <w:spacing w:after="20" w:before="0"/>
             </w:pPr>
-            <w:hyperlink w:history="1" r:id="rIdd3csibt_3x9kr-tdftymt">
+            <w:hyperlink w:history="1" r:id="rIdrfc7plpkutmorzbjkugrw">
               <w:r>
                 <w:rPr>
                   <w:rFonts w:ascii="Arial" w:cs="Arial" w:eastAsia="Arial" w:hAnsi="Arial"/>
@@ -8727,7 +8727,7 @@
               <w:spacing w:after="10" w:before="0"/>
               <w:ind w:left="120"/>
             </w:pPr>
-            <w:hyperlink w:history="1" r:id="rIdjthyfsh2xegrr2__sk1xk">
+            <w:hyperlink w:history="1" r:id="rId8vzybu87ffoztb8nkbocv">
               <w:r>
                 <w:rPr>
                   <w:rFonts w:ascii="Arial" w:cs="Arial" w:eastAsia="Arial" w:hAnsi="Arial"/>
@@ -8805,7 +8805,7 @@
               </w:rPr>
               <w:t xml:space="preserve">Begin the formal derivation by pointing to the paper-circle table on the board and saying: 'You discovered this pattern with your hands. Now let us write it in the language of mathematics.' Write step by step: 'Full circle has angle 360° and area πr². A sector with angle θ is (θ/360) of the full circle. Therefore, sector area A = (θ/360) × πr².' Underline (θ/360) and say: 'This fraction is the heartbeat of the formula — it tells us what share of the full circle the farmer has watered</w:t>
             </w:r>
-            <w:ins w:id="9102" w:author="Claude (AI) - proposed" w:date="2026-10-15T20:14:19Z">
+            <w:ins w:id="9102" w:author="Claude (AI) - proposed" w:date="2026-10-18T00:27:47Z">
               <w:r>
                 <w:rPr>
                   <w:rFonts w:ascii="Arial" w:cs="Arial" w:eastAsia="Arial" w:hAnsi="Arial"/>
@@ -8899,7 +8899,7 @@
               </w:rPr>
               <w:t xml:space="preserve">Circulate during individual problem-solving. Observable indicators: (a) learner correctly substitutes θ = 120° and r = 40 m in Problem 1 to get A = (120/360) × π × 40² = (1/3) × 5026.55 ≈ 1675.52 m²; (b) learner correctly gets A = (75/360) × π × 6² ≈ 23.56 m² for Problem 2</w:t>
             </w:r>
-            <w:ins w:id="9103" w:author="Claude (AI) - proposed" w:date="2026-10-15T20:14:19Z">
+            <w:ins w:id="9103" w:author="Claude (AI) - proposed" w:date="2026-10-18T00:27:47Z">
               <w:r>
                 <w:rPr>
                   <w:rFonts w:ascii="Arial" w:cs="Arial" w:eastAsia="Arial" w:hAnsi="Arial"/>
@@ -8983,7 +8983,7 @@
             <w:pPr>
               <w:spacing w:after="20" w:before="0"/>
             </w:pPr>
-            <w:hyperlink w:history="1" r:id="rId1saziijebh7dgpj1ngyu1">
+            <w:hyperlink w:history="1" r:id="rIdrazprv1mmwvbn_sdzbvhi">
               <w:r>
                 <w:rPr>
                   <w:rFonts w:ascii="Arial" w:cs="Arial" w:eastAsia="Arial" w:hAnsi="Arial"/>
@@ -9016,7 +9016,7 @@
               <w:spacing w:after="10" w:before="0"/>
               <w:ind w:left="120"/>
             </w:pPr>
-            <w:hyperlink w:history="1" r:id="rIdh0mzlpxbmispkfa3u3msa">
+            <w:hyperlink w:history="1" r:id="rIdzxlbdayzxoew03elaht6t">
               <w:r>
                 <w:rPr>
                   <w:rFonts w:ascii="Arial" w:cs="Arial" w:eastAsia="Arial" w:hAnsi="Arial"/>
@@ -9061,7 +9061,7 @@
             <w:pPr>
               <w:spacing w:after="20" w:before="0"/>
             </w:pPr>
-            <w:hyperlink w:history="1" r:id="rIdxlfdlyemzqc5vwz3uxs9b">
+            <w:hyperlink w:history="1" r:id="rIdpa7rojintxeba79hb8vcp">
               <w:r>
                 <w:rPr>
                   <w:rFonts w:ascii="Arial" w:cs="Arial" w:eastAsia="Arial" w:hAnsi="Arial"/>
@@ -9094,7 +9094,7 @@
               <w:spacing w:after="10" w:before="0"/>
               <w:ind w:left="120"/>
             </w:pPr>
-            <w:hyperlink w:history="1" r:id="rId5hepsurtilprffvvqgdam">
+            <w:hyperlink w:history="1" r:id="rIdyurak02iuj905yytceyhw">
               <w:r>
                 <w:rPr>
                   <w:rFonts w:ascii="Arial" w:cs="Arial" w:eastAsia="Arial" w:hAnsi="Arial"/>
@@ -9294,7 +9294,7 @@
             <w:pPr>
               <w:spacing w:after="20" w:before="0"/>
             </w:pPr>
-            <w:hyperlink w:history="1" r:id="rId3oztkwu6-vsnlzye4qbtc">
+            <w:hyperlink w:history="1" r:id="rIdxv1x9-_irz3trl9kvuwbt">
               <w:r>
                 <w:rPr>
                   <w:rFonts w:ascii="Arial" w:cs="Arial" w:eastAsia="Arial" w:hAnsi="Arial"/>
@@ -9327,7 +9327,7 @@
               <w:spacing w:after="10" w:before="0"/>
               <w:ind w:left="120"/>
             </w:pPr>
-            <w:hyperlink w:history="1" r:id="rIdw-otdayj_zjqrjh236lag">
+            <w:hyperlink w:history="1" r:id="rId52kfevg5aniqn8hw5msmr">
               <w:r>
                 <w:rPr>
                   <w:rFonts w:ascii="Arial" w:cs="Arial" w:eastAsia="Arial" w:hAnsi="Arial"/>
@@ -9372,7 +9372,7 @@
             <w:pPr>
               <w:spacing w:after="20" w:before="0"/>
             </w:pPr>
-            <w:hyperlink w:history="1" r:id="rId2a65negrcmj5gerzgtvyk">
+            <w:hyperlink w:history="1" r:id="rIdu6m8loqfkfw9d7fjqu0kn">
               <w:r>
                 <w:rPr>
                   <w:rFonts w:ascii="Arial" w:cs="Arial" w:eastAsia="Arial" w:hAnsi="Arial"/>
@@ -9405,7 +9405,7 @@
               <w:spacing w:after="10" w:before="0"/>
               <w:ind w:left="120"/>
             </w:pPr>
-            <w:hyperlink w:history="1" r:id="rIdedwtc0pkm4riu5urnrgrg">
+            <w:hyperlink w:history="1" r:id="rIduhpazi003xonejiobagks">
               <w:r>
                 <w:rPr>
                   <w:rFonts w:ascii="Arial" w:cs="Arial" w:eastAsia="Arial" w:hAnsi="Arial"/>
@@ -9450,7 +9450,7 @@
               </w:rPr>
               <w:t xml:space="preserve">Learners open the circle-decomposition diagram they began in Lesson 1 (a large circle representing the full Laikipia field, with the annulus already labelled). Today they add a new layer: using a protractor, they draw</w:t>
             </w:r>
-            <w:ins w:id="9104" w:author="Claude (AI) - proposed" w:date="2026-10-15T20:14:19Z">
+            <w:ins w:id="9104" w:author="Claude (AI) - proposed" w:date="2026-10-18T00:27:47Z">
               <w:r>
                 <w:rPr>
                   <w:rFonts w:ascii="Arial" w:cs="Arial" w:eastAsia="Arial" w:hAnsi="Arial"/>
@@ -9478,7 +9478,7 @@
               </w:rPr>
               <w:t xml:space="preserve"> a 120° sector </w:t>
             </w:r>
-            <w:del w:id="9105" w:author="Claude (AI) - proposed" w:date="2026-10-15T20:14:19Z">
+            <w:del w:id="9105" w:author="Claude (AI) - proposed" w:date="2026-10-18T00:27:47Z">
               <w:r>
                 <w:rPr>
                   <w:rFonts w:ascii="Arial" w:cs="Arial" w:eastAsia="Arial" w:hAnsi="Arial"/>
@@ -9493,7 +9493,7 @@
                 <w:delText xml:space="preserve">inside the inner circle (r = 40 m)</w:delText>
               </w:r>
             </w:del>
-            <w:ins w:id="9106" w:author="Claude (AI) - proposed" w:date="2026-10-15T20:14:19Z">
+            <w:ins w:id="9106" w:author="Claude (AI) - proposed" w:date="2026-10-18T00:27:47Z">
               <w:r>
                 <w:rPr>
                   <w:rFonts w:ascii="Arial" w:cs="Arial" w:eastAsia="Arial" w:hAnsi="Arial"/>
@@ -10001,7 +10001,7 @@
         </w:rPr>
         <w:t xml:space="preserve">© 2026 SeaVuria and ARES. Aligned with KICD objectives. Developed by SeaVuria; technical implementation by ARES (with AI assistance from Claude). Licensed under </w:t>
       </w:r>
-      <w:hyperlink w:history="1" r:id="rIdbqkxc_tawbaxyru_rk87w">
+      <w:hyperlink w:history="1" r:id="rIdjwrxytji8pdeyfmvkuexs">
         <w:r>
           <w:rPr>
             <w:rFonts w:ascii="Arial" w:cs="Arial" w:eastAsia="Arial" w:hAnsi="Arial"/>
@@ -10022,7 +10022,7 @@
         </w:rPr>
         <w:t xml:space="preserve"> (</w:t>
       </w:r>
-      <w:hyperlink w:history="1" r:id="rIdfz-z-oi9t-ldpi17ingb6">
+      <w:hyperlink w:history="1" r:id="rIdziylwyv7fvqybf0rqkplh">
         <w:r>
           <w:rPr>
             <w:rFonts w:ascii="Arial" w:cs="Arial" w:eastAsia="Arial" w:hAnsi="Arial"/>
@@ -10271,7 +10271,7 @@
               </w:rPr>
               <w:t xml:space="preserve">To derive and apply the arc length formula l = (θ/360) × 2πr and calculate the full perimeter of a sector, contextualised around fencing a sector-shaped school garden in Nakuru, </w:t>
             </w:r>
-            <w:del w:id="9107" w:author="Claude (AI) - proposed" w:date="2026-10-15T20:14:19Z">
+            <w:del w:id="9107" w:author="Claude (AI) - proposed" w:date="2026-10-18T00:27:47Z">
               <w:r>
                 <w:rPr>
                   <w:rFonts w:ascii="Arial" w:cs="Arial" w:eastAsia="Arial" w:hAnsi="Arial"/>
@@ -10286,7 +10286,7 @@
                 <w:delText xml:space="preserve">as a foundation for computing segment area in later lessons</w:delText>
               </w:r>
             </w:del>
-            <w:ins w:id="9108" w:author="Claude (AI) - proposed" w:date="2026-10-15T20:14:19Z">
+            <w:ins w:id="9108" w:author="Claude (AI) - proposed" w:date="2026-10-18T00:27:47Z">
               <w:r>
                 <w:rPr>
                   <w:rFonts w:ascii="Arial" w:cs="Arial" w:eastAsia="Arial" w:hAnsi="Arial"/>
@@ -10654,7 +10654,7 @@
               </w:rPr>
               <w:t xml:space="preserve">In Lesson 1 learners mastered the annulus area (the ring between the two pivot pipes). In Lesson 2 they derived the sector area formula A = (θ/360) × πr². Now in Lesson 3 they discover that planning the farmer's fence or a school garden boundary also requires the arc length — the curved edge of that wedge. Without arc length, a fencing contractor cannot order the right amount of wire, and without the full sector perimeter the garden designer cannot quote a price. This lesson therefore </w:t>
             </w:r>
-            <w:del w:id="9109" w:author="Claude (AI) - proposed" w:date="2026-10-15T20:14:19Z">
+            <w:del w:id="9109" w:author="Claude (AI) - proposed" w:date="2026-10-18T00:27:47Z">
               <w:r>
                 <w:rPr>
                   <w:rFonts w:ascii="Arial" w:cs="Arial" w:eastAsia="Arial" w:hAnsi="Arial"/>
@@ -10669,7 +10669,7 @@
                 <w:delText xml:space="preserve">builds the last missing measurement tool before Lesson 4 tackles segment area, where both arc length and sector area will be combined</w:delText>
               </w:r>
             </w:del>
-            <w:ins w:id="9110" w:author="Claude (AI) - proposed" w:date="2026-10-15T20:14:19Z">
+            <w:ins w:id="9110" w:author="Claude (AI) - proposed" w:date="2026-10-18T00:27:47Z">
               <w:r>
                 <w:rPr>
                   <w:rFonts w:ascii="Arial" w:cs="Arial" w:eastAsia="Arial" w:hAnsi="Arial"/>
@@ -11148,7 +11148,7 @@
             <w:pPr>
               <w:spacing w:after="20" w:before="0"/>
             </w:pPr>
-            <w:hyperlink w:history="1" r:id="rIdvvkzy1prmkfyisecw_zpz">
+            <w:hyperlink w:history="1" r:id="rIdpg8sbr3zxhbx-ciutu2vh">
               <w:r>
                 <w:rPr>
                   <w:rFonts w:ascii="Arial" w:cs="Arial" w:eastAsia="Arial" w:hAnsi="Arial"/>
@@ -11181,7 +11181,7 @@
               <w:spacing w:after="10" w:before="0"/>
               <w:ind w:left="120"/>
             </w:pPr>
-            <w:hyperlink w:history="1" r:id="rIdmqw5iwqm49s1yazfaxeqi">
+            <w:hyperlink w:history="1" r:id="rId_rhpeelt0wst2ydcww1pz">
               <w:r>
                 <w:rPr>
                   <w:rFonts w:ascii="Arial" w:cs="Arial" w:eastAsia="Arial" w:hAnsi="Arial"/>
@@ -11226,7 +11226,7 @@
             <w:pPr>
               <w:spacing w:after="20" w:before="0"/>
             </w:pPr>
-            <w:hyperlink w:history="1" r:id="rIdlozngvj5ljkqrb8xbjcms">
+            <w:hyperlink w:history="1" r:id="rIdtreswhvgzzpkr6whco0yf">
               <w:r>
                 <w:rPr>
                   <w:rFonts w:ascii="Arial" w:cs="Arial" w:eastAsia="Arial" w:hAnsi="Arial"/>
@@ -11259,7 +11259,7 @@
               <w:spacing w:after="10" w:before="0"/>
               <w:ind w:left="120"/>
             </w:pPr>
-            <w:hyperlink w:history="1" r:id="rIdy7-f17s9ecb17luuxbyrx">
+            <w:hyperlink w:history="1" r:id="rIdf4gkdug4ktezxm52yw4mx">
               <w:r>
                 <w:rPr>
                   <w:rFonts w:ascii="Arial" w:cs="Arial" w:eastAsia="Arial" w:hAnsi="Arial"/>
@@ -11459,7 +11459,7 @@
             <w:pPr>
               <w:spacing w:after="20" w:before="0"/>
             </w:pPr>
-            <w:hyperlink w:history="1" r:id="rIdd-n2ng5f10zjd3fpzwtju">
+            <w:hyperlink w:history="1" r:id="rIddqwa4cibpus-lf3rl6fm6">
               <w:r>
                 <w:rPr>
                   <w:rFonts w:ascii="Arial" w:cs="Arial" w:eastAsia="Arial" w:hAnsi="Arial"/>
@@ -11492,7 +11492,7 @@
               <w:spacing w:after="10" w:before="0"/>
               <w:ind w:left="120"/>
             </w:pPr>
-            <w:hyperlink w:history="1" r:id="rIdk4r26zuaolywskpbjd15c">
+            <w:hyperlink w:history="1" r:id="rIdka_sp43czcxykcpdxibkz">
               <w:r>
                 <w:rPr>
                   <w:rFonts w:ascii="Arial" w:cs="Arial" w:eastAsia="Arial" w:hAnsi="Arial"/>
@@ -11537,7 +11537,7 @@
             <w:pPr>
               <w:spacing w:after="20" w:before="0"/>
             </w:pPr>
-            <w:hyperlink w:history="1" r:id="rIdapzq7pppb_e-3ca2m9tza">
+            <w:hyperlink w:history="1" r:id="rId0bg85ja-glwzzvebbj7lt">
               <w:r>
                 <w:rPr>
                   <w:rFonts w:ascii="Arial" w:cs="Arial" w:eastAsia="Arial" w:hAnsi="Arial"/>
@@ -11570,7 +11570,7 @@
               <w:spacing w:after="10" w:before="0"/>
               <w:ind w:left="120"/>
             </w:pPr>
-            <w:hyperlink w:history="1" r:id="rIdiq1dvbayncjgztw1c2e49">
+            <w:hyperlink w:history="1" r:id="rIdllv2mfaezzmyh1jbonu2e">
               <w:r>
                 <w:rPr>
                   <w:rFonts w:ascii="Arial" w:cs="Arial" w:eastAsia="Arial" w:hAnsi="Arial"/>
@@ -11770,7 +11770,7 @@
             <w:pPr>
               <w:spacing w:after="20" w:before="0"/>
             </w:pPr>
-            <w:hyperlink w:history="1" r:id="rIdc1b7m8tseruupsbmylz7d">
+            <w:hyperlink w:history="1" r:id="rIdotkprbvmn7dbtsgj0ih0g">
               <w:r>
                 <w:rPr>
                   <w:rFonts w:ascii="Arial" w:cs="Arial" w:eastAsia="Arial" w:hAnsi="Arial"/>
@@ -11819,7 +11819,7 @@
               <w:spacing w:after="10" w:before="0"/>
               <w:ind w:left="120"/>
             </w:pPr>
-            <w:hyperlink w:history="1" r:id="rId43vllbb16_uu5dqs9vyqe">
+            <w:hyperlink w:history="1" r:id="rIdxvuwbuf1ws_vh7lfaobzk">
               <w:r>
                 <w:rPr>
                   <w:rFonts w:ascii="Arial" w:cs="Arial" w:eastAsia="Arial" w:hAnsi="Arial"/>
@@ -11864,7 +11864,7 @@
             <w:pPr>
               <w:spacing w:after="20" w:before="0"/>
             </w:pPr>
-            <w:hyperlink w:history="1" r:id="rIde9nbdsnyorq4_zoyj-9kv">
+            <w:hyperlink w:history="1" r:id="rIdniz9rnxacbe7rzqhmtzkq">
               <w:r>
                 <w:rPr>
                   <w:rFonts w:ascii="Arial" w:cs="Arial" w:eastAsia="Arial" w:hAnsi="Arial"/>
@@ -11913,7 +11913,7 @@
               <w:spacing w:after="10" w:before="0"/>
               <w:ind w:left="120"/>
             </w:pPr>
-            <w:hyperlink w:history="1" r:id="rIdrlpzw8s9vosymkgsue31n">
+            <w:hyperlink w:history="1" r:id="rIdjphh0l5qddiwuryh1ybs5">
               <w:r>
                 <w:rPr>
                   <w:rFonts w:ascii="Arial" w:cs="Arial" w:eastAsia="Arial" w:hAnsi="Arial"/>
@@ -12057,7 +12057,7 @@
               </w:rPr>
               <w:t xml:space="preserve">Collect 6 exercise books (2 strong, 2 mid, 2 developing learners) to review after the lesson for misconceptions. During circulation, track on a clipboard: (a) How many learners correctly set up the formula before substituting? (b) How many correctly add 2r for Problems 2 and 3? </w:t>
             </w:r>
-            <w:ins w:id="9111" w:author="Claude (AI) - proposed" w:date="2026-10-15T20:14:19Z">
+            <w:ins w:id="9111" w:author="Claude (AI) - proposed" w:date="2026-10-18T00:27:47Z">
               <w:r>
                 <w:rPr>
                   <w:rFonts w:ascii="Arial" w:cs="Arial" w:eastAsia="Arial" w:hAnsi="Arial"/>
@@ -12141,7 +12141,7 @@
             <w:pPr>
               <w:spacing w:after="20" w:before="0"/>
             </w:pPr>
-            <w:hyperlink w:history="1" r:id="rIdqnleph8kimbeaq_um5lji">
+            <w:hyperlink w:history="1" r:id="rIdwkufi5ol0kvyafasy6hdv">
               <w:r>
                 <w:rPr>
                   <w:rFonts w:ascii="Arial" w:cs="Arial" w:eastAsia="Arial" w:hAnsi="Arial"/>
@@ -12190,7 +12190,7 @@
               <w:spacing w:after="10" w:before="0"/>
               <w:ind w:left="120"/>
             </w:pPr>
-            <w:hyperlink w:history="1" r:id="rIdhf_jykl1931iqlbgsak0v">
+            <w:hyperlink w:history="1" r:id="rId11k3rtz0r5g9sqdi20qd-">
               <w:r>
                 <w:rPr>
                   <w:rFonts w:ascii="Arial" w:cs="Arial" w:eastAsia="Arial" w:hAnsi="Arial"/>
@@ -12235,7 +12235,7 @@
             <w:pPr>
               <w:spacing w:after="20" w:before="0"/>
             </w:pPr>
-            <w:hyperlink w:history="1" r:id="rIddecvdotfiyzz8xnhfmywp">
+            <w:hyperlink w:history="1" r:id="rIdr-lnjqznl5xoswfe6auki">
               <w:r>
                 <w:rPr>
                   <w:rFonts w:ascii="Arial" w:cs="Arial" w:eastAsia="Arial" w:hAnsi="Arial"/>
@@ -12284,7 +12284,7 @@
               <w:spacing w:after="10" w:before="0"/>
               <w:ind w:left="120"/>
             </w:pPr>
-            <w:hyperlink w:history="1" r:id="rIda508mkko93-gdonrd-t-s">
+            <w:hyperlink w:history="1" r:id="rIdy1ggx68frp525kfskrise">
               <w:r>
                 <w:rPr>
                   <w:rFonts w:ascii="Arial" w:cs="Arial" w:eastAsia="Arial" w:hAnsi="Arial"/>
@@ -12329,7 +12329,7 @@
               </w:rPr>
               <w:t xml:space="preserve">Learners return to the class Driving Question Board displayed at the front. The board already has question cards from Lessons 1 and 2 (annulus area, sector area). Each learner receives a sticky note. They write: (a) one thing today's lesson now allows them to answer about the Laikipia farmer's problem (green note), OR (b) one new question today's lesson has raised (orange note). Learners post their notes and the class does a 3-minute gallery walk to read peers' notes. Teacher leads a 3-minute whole-class discussion to cluster the new questions (e.g., 'Can we use arc length to find the area of the curved segment between the arc and a chord?' — this previews Lesson </w:t>
             </w:r>
-            <w:del w:id="9112" w:author="Claude (AI) - proposed" w:date="2026-10-15T20:14:19Z">
+            <w:del w:id="9112" w:author="Claude (AI) - proposed" w:date="2026-10-18T00:27:47Z">
               <w:r>
                 <w:rPr>
                   <w:rFonts w:ascii="Arial" w:cs="Arial" w:eastAsia="Arial" w:hAnsi="Arial"/>
@@ -12344,7 +12344,7 @@
                 <w:delText xml:space="preserve">4</w:delText>
               </w:r>
             </w:del>
-            <w:ins w:id="9113" w:author="Claude (AI) - proposed" w:date="2026-10-15T20:14:19Z">
+            <w:ins w:id="9113" w:author="Claude (AI) - proposed" w:date="2026-10-18T00:27:47Z">
               <w:r>
                 <w:rPr>
                   <w:rFonts w:ascii="Arial" w:cs="Arial" w:eastAsia="Arial" w:hAnsi="Arial"/>
@@ -12405,7 +12405,7 @@
               </w:rPr>
               <w:t xml:space="preserve">Hand out sticky notes as learners are finishing Problem 3. Say: 'Think about our Laikipia farmer and the Nakuru school garden. Write one thing you can now calculate that you could not calculate at the start of today's lesson, or one new question today has raised for you.' Allow 3 minutes for writing. During the gallery walk, circulate and read notes — identify 2 green notes and 2 orange notes to highlight in discussion. Start discussion: 'I noticed several of you wrote about the curved region between the arc and a straight line across the sector — what is that shape called?' Wait 10 seconds. Accept responses (segment). '</w:t>
             </w:r>
-            <w:del w:id="9114" w:author="Claude (AI) - proposed" w:date="2026-10-15T20:14:19Z">
+            <w:del w:id="9114" w:author="Claude (AI) - proposed" w:date="2026-10-18T00:27:47Z">
               <w:r>
                 <w:rPr>
                   <w:rFonts w:ascii="Arial" w:cs="Arial" w:eastAsia="Arial" w:hAnsi="Arial"/>
@@ -12420,7 +12420,7 @@
                 <w:delText xml:space="preserve">That is exactly what Lesson 4 will tackle. What</w:delText>
               </w:r>
             </w:del>
-            <w:ins w:id="9115" w:author="Claude (AI) - proposed" w:date="2026-10-15T20:14:19Z">
+            <w:ins w:id="9115" w:author="Claude (AI) - proposed" w:date="2026-10-18T00:27:47Z">
               <w:r>
                 <w:rPr>
                   <w:rFonts w:ascii="Arial" w:cs="Arial" w:eastAsia="Arial" w:hAnsi="Arial"/>
@@ -12448,7 +12448,7 @@
               </w:rPr>
               <w:t xml:space="preserve"> do you think we will need </w:t>
             </w:r>
-            <w:del w:id="9116" w:author="Claude (AI) - proposed" w:date="2026-10-15T20:14:19Z">
+            <w:del w:id="9116" w:author="Claude (AI) - proposed" w:date="2026-10-18T00:27:47Z">
               <w:r>
                 <w:rPr>
                   <w:rFonts w:ascii="Arial" w:cs="Arial" w:eastAsia="Arial" w:hAnsi="Arial"/>
@@ -12463,7 +12463,7 @@
                 <w:delText xml:space="preserve">from today's lesson to find the area of that segment</w:delText>
               </w:r>
             </w:del>
-            <w:ins w:id="9117" w:author="Claude (AI) - proposed" w:date="2026-10-15T20:14:19Z">
+            <w:ins w:id="9117" w:author="Claude (AI) - proposed" w:date="2026-10-18T00:27:47Z">
               <w:r>
                 <w:rPr>
                   <w:rFonts w:ascii="Arial" w:cs="Arial" w:eastAsia="Arial" w:hAnsi="Arial"/>
@@ -12491,7 +12491,7 @@
               </w:rPr>
               <w:t xml:space="preserve">?' Wait 15 seconds. Cold-call 3 learners.</w:t>
             </w:r>
-            <w:ins w:id="9118" w:author="Claude (AI) - proposed" w:date="2026-10-15T20:14:19Z">
+            <w:ins w:id="9118" w:author="Claude (AI) - proposed" w:date="2026-10-18T00:27:47Z">
               <w:r>
                 <w:rPr>
                   <w:rFonts w:ascii="Arial" w:cs="Arial" w:eastAsia="Arial" w:hAnsi="Arial"/>
@@ -12552,7 +12552,7 @@
               </w:rPr>
               <w:t xml:space="preserve">Public Knowledge Mapping — the DQB makes the cumulative structure of the unit visible. Moving cards from 'investigating' to 'solved' gives learners a tangible sense of progress and helps them see how </w:t>
             </w:r>
-            <w:del w:id="9119" w:author="Claude (AI) - proposed" w:date="2026-10-15T20:14:19Z">
+            <w:del w:id="9119" w:author="Claude (AI) - proposed" w:date="2026-10-18T00:27:47Z">
               <w:r>
                 <w:rPr>
                   <w:rFonts w:ascii="Arial" w:cs="Arial" w:eastAsia="Arial" w:hAnsi="Arial"/>
@@ -12567,7 +12567,7 @@
                 <w:delText xml:space="preserve">arc length (today) will feed into segment area (Lesson 4</w:delText>
               </w:r>
             </w:del>
-            <w:ins w:id="9120" w:author="Claude (AI) - proposed" w:date="2026-10-15T20:14:19Z">
+            <w:ins w:id="9120" w:author="Claude (AI) - proposed" w:date="2026-10-18T00:27:47Z">
               <w:r>
                 <w:rPr>
                   <w:rFonts w:ascii="Arial" w:cs="Arial" w:eastAsia="Arial" w:hAnsi="Arial"/>
@@ -12684,7 +12684,7 @@
             <w:pPr>
               <w:spacing w:after="20" w:before="0"/>
             </w:pPr>
-            <w:hyperlink w:history="1" r:id="rIdqnlnppbads7ure_wyxk-c">
+            <w:hyperlink w:history="1" r:id="rIdbwt2y-edlgmy0n0mp_prg">
               <w:r>
                 <w:rPr>
                   <w:rFonts w:ascii="Arial" w:cs="Arial" w:eastAsia="Arial" w:hAnsi="Arial"/>
@@ -12733,7 +12733,7 @@
               <w:spacing w:after="10" w:before="0"/>
               <w:ind w:left="120"/>
             </w:pPr>
-            <w:hyperlink w:history="1" r:id="rIdak1phqt8jjbrw-fr81nyy">
+            <w:hyperlink w:history="1" r:id="rIdor7aprtvkr5rf_kdsrk0r">
               <w:r>
                 <w:rPr>
                   <w:rFonts w:ascii="Arial" w:cs="Arial" w:eastAsia="Arial" w:hAnsi="Arial"/>
@@ -12778,7 +12778,7 @@
             <w:pPr>
               <w:spacing w:after="20" w:before="0"/>
             </w:pPr>
-            <w:hyperlink w:history="1" r:id="rIdf6datez5wpmq0_ixcnwyj">
+            <w:hyperlink w:history="1" r:id="rId1821kdzgndajdc3u3ek--">
               <w:r>
                 <w:rPr>
                   <w:rFonts w:ascii="Arial" w:cs="Arial" w:eastAsia="Arial" w:hAnsi="Arial"/>
@@ -12827,7 +12827,7 @@
               <w:spacing w:after="10" w:before="0"/>
               <w:ind w:left="120"/>
             </w:pPr>
-            <w:hyperlink w:history="1" r:id="rIdwc-zef-ctapk6hmwmpoc4">
+            <w:hyperlink w:history="1" r:id="rIdydoaikegumxim9dup4v26">
               <w:r>
                 <w:rPr>
                   <w:rFonts w:ascii="Arial" w:cs="Arial" w:eastAsia="Arial" w:hAnsi="Arial"/>
@@ -12872,7 +12872,7 @@
               </w:rPr>
               <w:t xml:space="preserve">Learners open their cumulative circle-decomposition diagrams begun in Lesson 1 (a large labelled circle diagram showing the full circle, annulus, and sector). Today they add two new annotations: (1) On the curved edge of the sector they have already drawn, they write the arc length formula l = (θ/360) × 2πr and calculate and label the arc length for the specific values used in their diagram (r = </w:t>
             </w:r>
-            <w:del w:id="9121" w:author="Claude (AI) - proposed" w:date="2026-10-15T20:14:19Z">
+            <w:del w:id="9121" w:author="Claude (AI) - proposed" w:date="2026-10-18T00:27:47Z">
               <w:r>
                 <w:rPr>
                   <w:rFonts w:ascii="Arial" w:cs="Arial" w:eastAsia="Arial" w:hAnsi="Arial"/>
@@ -12887,7 +12887,7 @@
                 <w:delText xml:space="preserve">21</w:delText>
               </w:r>
             </w:del>
-            <w:ins w:id="9122" w:author="Claude (AI) - proposed" w:date="2026-10-15T20:14:19Z">
+            <w:ins w:id="9122" w:author="Claude (AI) - proposed" w:date="2026-10-18T00:27:47Z">
               <w:r>
                 <w:rPr>
                   <w:rFonts w:ascii="Arial" w:cs="Arial" w:eastAsia="Arial" w:hAnsi="Arial"/>
@@ -12915,7 +12915,7 @@
               </w:rPr>
               <w:t xml:space="preserve"> m, θ = </w:t>
             </w:r>
-            <w:del w:id="9123" w:author="Claude (AI) - proposed" w:date="2026-10-15T20:14:19Z">
+            <w:del w:id="9123" w:author="Claude (AI) - proposed" w:date="2026-10-18T00:27:47Z">
               <w:r>
                 <w:rPr>
                   <w:rFonts w:ascii="Arial" w:cs="Arial" w:eastAsia="Arial" w:hAnsi="Arial"/>
@@ -12930,7 +12930,7 @@
                 <w:delText xml:space="preserve">90°, from the running Laikipia scenario</w:delText>
               </w:r>
             </w:del>
-            <w:ins w:id="9124" w:author="Claude (AI) - proposed" w:date="2026-10-15T20:14:19Z">
+            <w:ins w:id="9124" w:author="Claude (AI) - proposed" w:date="2026-10-18T00:27:47Z">
               <w:r>
                 <w:rPr>
                   <w:rFonts w:ascii="Arial" w:cs="Arial" w:eastAsia="Arial" w:hAnsi="Arial"/>
@@ -12958,7 +12958,7 @@
               </w:rPr>
               <w:t xml:space="preserve">). (2) They draw a bracket showing the full sector perimeter P = l + 2r and record its value. At the bottom of the diagram, learners write a one-sentence 'model statement': 'The arc is a fraction θ/360 of the full circumference, and the sector perimeter includes both the arc and the two radii.' Learners who finish early begin sketching and labelling where the chord of a segment would appear — setting up Lesson </w:t>
             </w:r>
-            <w:del w:id="9125" w:author="Claude (AI) - proposed" w:date="2026-10-15T20:14:19Z">
+            <w:del w:id="9125" w:author="Claude (AI) - proposed" w:date="2026-10-18T00:27:47Z">
               <w:r>
                 <w:rPr>
                   <w:rFonts w:ascii="Arial" w:cs="Arial" w:eastAsia="Arial" w:hAnsi="Arial"/>
@@ -12973,7 +12973,7 @@
                 <w:delText xml:space="preserve">4</w:delText>
               </w:r>
             </w:del>
-            <w:ins w:id="9126" w:author="Claude (AI) - proposed" w:date="2026-10-15T20:14:19Z">
+            <w:ins w:id="9126" w:author="Claude (AI) - proposed" w:date="2026-10-18T00:27:47Z">
               <w:r>
                 <w:rPr>
                   <w:rFonts w:ascii="Arial" w:cs="Arial" w:eastAsia="Arial" w:hAnsi="Arial"/>
@@ -13034,7 +13034,7 @@
               </w:rPr>
               <w:t xml:space="preserve">Say: 'Take out your running Laikipia circle diagram. We are going to update it with what we learned today.' Circulate and check that learners are annotating the curved edge (not a radius). Prompt: 'Where exactly on your diagram does the arc live? Point to it before you write the formula.' For learners who are adding the chord extension: 'If you draw a straight line connecting the two ends of the arc, what region does that create between the chord and the arc?' (Wait 10 seconds — do not answer; this is their preview for Lesson </w:t>
             </w:r>
-            <w:del w:id="9127" w:author="Claude (AI) - proposed" w:date="2026-10-15T20:14:19Z">
+            <w:del w:id="9127" w:author="Claude (AI) - proposed" w:date="2026-10-18T00:27:47Z">
               <w:r>
                 <w:rPr>
                   <w:rFonts w:ascii="Arial" w:cs="Arial" w:eastAsia="Arial" w:hAnsi="Arial"/>
@@ -13049,7 +13049,7 @@
                 <w:delText xml:space="preserve">4</w:delText>
               </w:r>
             </w:del>
-            <w:ins w:id="9128" w:author="Claude (AI) - proposed" w:date="2026-10-15T20:14:19Z">
+            <w:ins w:id="9128" w:author="Claude (AI) - proposed" w:date="2026-10-18T00:27:47Z">
               <w:r>
                 <w:rPr>
                   <w:rFonts w:ascii="Arial" w:cs="Arial" w:eastAsia="Arial" w:hAnsi="Arial"/>
@@ -13143,7 +13143,7 @@
               </w:rPr>
               <w:t xml:space="preserve">Visual scan of held-up diagrams gives immediate whole-class data. Specific observable indicators: (a) arc length formula is written on the curved edge, not on a radius; (b) sector perimeter bracket clearly shows P = l + 2r; (c) numerical values are correctly calculated for r = </w:t>
             </w:r>
-            <w:del w:id="9129" w:author="Claude (AI) - proposed" w:date="2026-10-15T20:14:19Z">
+            <w:del w:id="9129" w:author="Claude (AI) - proposed" w:date="2026-10-18T00:27:47Z">
               <w:r>
                 <w:rPr>
                   <w:rFonts w:ascii="Arial" w:cs="Arial" w:eastAsia="Arial" w:hAnsi="Arial"/>
@@ -13158,7 +13158,7 @@
                 <w:delText xml:space="preserve">21</w:delText>
               </w:r>
             </w:del>
-            <w:ins w:id="9130" w:author="Claude (AI) - proposed" w:date="2026-10-15T20:14:19Z">
+            <w:ins w:id="9130" w:author="Claude (AI) - proposed" w:date="2026-10-18T00:27:47Z">
               <w:r>
                 <w:rPr>
                   <w:rFonts w:ascii="Arial" w:cs="Arial" w:eastAsia="Arial" w:hAnsi="Arial"/>
@@ -13186,7 +13186,7 @@
               </w:rPr>
               <w:t xml:space="preserve"> m, θ = </w:t>
             </w:r>
-            <w:del w:id="9131" w:author="Claude (AI) - proposed" w:date="2026-10-15T20:14:19Z">
+            <w:del w:id="9131" w:author="Claude (AI) - proposed" w:date="2026-10-18T00:27:47Z">
               <w:r>
                 <w:rPr>
                   <w:rFonts w:ascii="Arial" w:cs="Arial" w:eastAsia="Arial" w:hAnsi="Arial"/>
@@ -13201,7 +13201,7 @@
                 <w:delText xml:space="preserve">90</w:delText>
               </w:r>
             </w:del>
-            <w:ins w:id="9132" w:author="Claude (AI) - proposed" w:date="2026-10-15T20:14:19Z">
+            <w:ins w:id="9132" w:author="Claude (AI) - proposed" w:date="2026-10-18T00:27:47Z">
               <w:r>
                 <w:rPr>
                   <w:rFonts w:ascii="Arial" w:cs="Arial" w:eastAsia="Arial" w:hAnsi="Arial"/>
@@ -13229,7 +13229,7 @@
               </w:rPr>
               <w:t xml:space="preserve">° (l = </w:t>
             </w:r>
-            <w:del w:id="9133" w:author="Claude (AI) - proposed" w:date="2026-10-15T20:14:19Z">
+            <w:del w:id="9133" w:author="Claude (AI) - proposed" w:date="2026-10-18T00:27:47Z">
               <w:r>
                 <w:rPr>
                   <w:rFonts w:ascii="Arial" w:cs="Arial" w:eastAsia="Arial" w:hAnsi="Arial"/>
@@ -13244,7 +13244,7 @@
                 <w:delText xml:space="preserve">33</w:delText>
               </w:r>
             </w:del>
-            <w:ins w:id="9134" w:author="Claude (AI) - proposed" w:date="2026-10-15T20:14:19Z">
+            <w:ins w:id="9134" w:author="Claude (AI) - proposed" w:date="2026-10-18T00:27:47Z">
               <w:r>
                 <w:rPr>
                   <w:rFonts w:ascii="Arial" w:cs="Arial" w:eastAsia="Arial" w:hAnsi="Arial"/>
@@ -13272,7 +13272,7 @@
               </w:rPr>
               <w:t xml:space="preserve"> m, P = </w:t>
             </w:r>
-            <w:del w:id="9135" w:author="Claude (AI) - proposed" w:date="2026-10-15T20:14:19Z">
+            <w:del w:id="9135" w:author="Claude (AI) - proposed" w:date="2026-10-18T00:27:47Z">
               <w:r>
                 <w:rPr>
                   <w:rFonts w:ascii="Arial" w:cs="Arial" w:eastAsia="Arial" w:hAnsi="Arial"/>
@@ -13287,7 +13287,7 @@
                 <w:delText xml:space="preserve">75</w:delText>
               </w:r>
             </w:del>
-            <w:ins w:id="9136" w:author="Claude (AI) - proposed" w:date="2026-10-15T20:14:19Z">
+            <w:ins w:id="9136" w:author="Claude (AI) - proposed" w:date="2026-10-18T00:27:47Z">
               <w:r>
                 <w:rPr>
                   <w:rFonts w:ascii="Arial" w:cs="Arial" w:eastAsia="Arial" w:hAnsi="Arial"/>
@@ -13696,7 +13696,7 @@
         </w:rPr>
         <w:t xml:space="preserve">© 2026 SeaVuria and ARES. Aligned with KICD objectives. Developed by SeaVuria; technical implementation by ARES (with AI assistance from Claude). Licensed under </w:t>
       </w:r>
-      <w:hyperlink w:history="1" r:id="rIdk04wenk_lwj1mayvpzprn">
+      <w:hyperlink w:history="1" r:id="rId2wmnt3ddr6wkbyvqdgkcd">
         <w:r>
           <w:rPr>
             <w:rFonts w:ascii="Arial" w:cs="Arial" w:eastAsia="Arial" w:hAnsi="Arial"/>
@@ -13717,7 +13717,7 @@
         </w:rPr>
         <w:t xml:space="preserve"> (</w:t>
       </w:r>
-      <w:hyperlink w:history="1" r:id="rIdmar_v3zxobzigywhb-scz">
+      <w:hyperlink w:history="1" r:id="rIdvcfdyibrzxxwortp3catp">
         <w:r>
           <w:rPr>
             <w:rFonts w:ascii="Arial" w:cs="Arial" w:eastAsia="Arial" w:hAnsi="Arial"/>
@@ -14238,7 +14238,7 @@
               </w:rPr>
               <w:t xml:space="preserve">How do we </w:t>
             </w:r>
-            <w:del w:id="9137" w:author="Claude (AI) - proposed" w:date="2026-10-15T20:14:19Z">
+            <w:del w:id="9137" w:author="Claude (AI) - proposed" w:date="2026-10-18T00:27:47Z">
               <w:r>
                 <w:rPr>
                   <w:rFonts w:ascii="Arial" w:cs="Arial" w:eastAsia="Arial" w:hAnsi="Arial"/>
@@ -14253,7 +14253,7 @@
                 <w:delText xml:space="preserve">determine</w:delText>
               </w:r>
             </w:del>
-            <w:ins w:id="9138" w:author="Claude (AI) - proposed" w:date="2026-10-15T20:14:19Z">
+            <w:ins w:id="9138" w:author="Claude (AI) - proposed" w:date="2026-10-18T00:27:47Z">
               <w:r>
                 <w:rPr>
                   <w:rFonts w:ascii="Arial" w:cs="Arial" w:eastAsia="Arial" w:hAnsi="Arial"/>
@@ -14281,7 +14281,7 @@
               </w:rPr>
               <w:t xml:space="preserve"> the area of </w:t>
             </w:r>
-            <w:del w:id="9139" w:author="Claude (AI) - proposed" w:date="2026-10-15T20:14:19Z">
+            <w:del w:id="9139" w:author="Claude (AI) - proposed" w:date="2026-10-18T00:27:47Z">
               <w:r>
                 <w:rPr>
                   <w:rFonts w:ascii="Arial" w:cs="Arial" w:eastAsia="Arial" w:hAnsi="Arial"/>
@@ -14296,7 +14296,7 @@
                 <w:delText xml:space="preserve">parts of a circle, and how are areas of parts</w:delText>
               </w:r>
             </w:del>
-            <w:ins w:id="9140" w:author="Claude (AI) - proposed" w:date="2026-10-15T20:14:19Z">
+            <w:ins w:id="9140" w:author="Claude (AI) - proposed" w:date="2026-10-18T00:27:47Z">
               <w:r>
                 <w:rPr>
                   <w:rFonts w:ascii="Arial" w:cs="Arial" w:eastAsia="Arial" w:hAnsi="Arial"/>
@@ -14324,7 +14324,7 @@
               </w:rPr>
               <w:t xml:space="preserve"> of a circle </w:t>
             </w:r>
-            <w:del w:id="9141" w:author="Claude (AI) - proposed" w:date="2026-10-15T20:14:19Z">
+            <w:del w:id="9141" w:author="Claude (AI) - proposed" w:date="2026-10-18T00:27:47Z">
               <w:r>
                 <w:rPr>
                   <w:rFonts w:ascii="Arial" w:cs="Arial" w:eastAsia="Arial" w:hAnsi="Arial"/>
@@ -14339,7 +14339,7 @@
                 <w:delText xml:space="preserve">applied in real-life situations</w:delText>
               </w:r>
             </w:del>
-            <w:ins w:id="9142" w:author="Claude (AI) - proposed" w:date="2026-10-15T20:14:19Z">
+            <w:ins w:id="9142" w:author="Claude (AI) - proposed" w:date="2026-10-18T00:27:47Z">
               <w:r>
                 <w:rPr>
                   <w:rFonts w:ascii="Arial" w:cs="Arial" w:eastAsia="Arial" w:hAnsi="Arial"/>
@@ -14886,7 +14886,7 @@
             <w:pPr>
               <w:spacing w:after="20" w:before="0"/>
             </w:pPr>
-            <w:hyperlink w:history="1" r:id="rIdbm8t5ztn736dfavzb_1xy">
+            <w:hyperlink w:history="1" r:id="rIdx8qihecyy5vysgsaybuva">
               <w:r>
                 <w:rPr>
                   <w:rFonts w:ascii="Arial" w:cs="Arial" w:eastAsia="Arial" w:hAnsi="Arial"/>
@@ -14935,7 +14935,7 @@
               <w:spacing w:after="10" w:before="0"/>
               <w:ind w:left="120"/>
             </w:pPr>
-            <w:hyperlink w:history="1" r:id="rIdkjymybpqhhbicdsynkgto">
+            <w:hyperlink w:history="1" r:id="rIdtrwmzpu91xbdhk4dv_5_q">
               <w:r>
                 <w:rPr>
                   <w:rFonts w:ascii="Arial" w:cs="Arial" w:eastAsia="Arial" w:hAnsi="Arial"/>
@@ -14980,7 +14980,7 @@
             <w:pPr>
               <w:spacing w:after="20" w:before="0"/>
             </w:pPr>
-            <w:hyperlink w:history="1" r:id="rIdly65cwvieehbzhmvm-mwp">
+            <w:hyperlink w:history="1" r:id="rIdiepqaexq3jnnup_ascee7">
               <w:r>
                 <w:rPr>
                   <w:rFonts w:ascii="Arial" w:cs="Arial" w:eastAsia="Arial" w:hAnsi="Arial"/>
@@ -15029,7 +15029,7 @@
               <w:spacing w:after="10" w:before="0"/>
               <w:ind w:left="120"/>
             </w:pPr>
-            <w:hyperlink w:history="1" r:id="rId6njghs0vyrgnaoz7zlvcm">
+            <w:hyperlink w:history="1" r:id="rId_z84k77z7kzkltjyou55i">
               <w:r>
                 <w:rPr>
                   <w:rFonts w:ascii="Arial" w:cs="Arial" w:eastAsia="Arial" w:hAnsi="Arial"/>
@@ -15229,7 +15229,7 @@
             <w:pPr>
               <w:spacing w:after="20" w:before="0"/>
             </w:pPr>
-            <w:hyperlink w:history="1" r:id="rIdq4afx6ehdec7nswkh8idd">
+            <w:hyperlink w:history="1" r:id="rId_dmldveci3s25qwyw52qt">
               <w:r>
                 <w:rPr>
                   <w:rFonts w:ascii="Arial" w:cs="Arial" w:eastAsia="Arial" w:hAnsi="Arial"/>
@@ -15278,7 +15278,7 @@
               <w:spacing w:after="10" w:before="0"/>
               <w:ind w:left="120"/>
             </w:pPr>
-            <w:hyperlink w:history="1" r:id="rIdcfugzcvsds7x8g_xirpjk">
+            <w:hyperlink w:history="1" r:id="rIdnvauctgzxyi-wbojtrljj">
               <w:r>
                 <w:rPr>
                   <w:rFonts w:ascii="Arial" w:cs="Arial" w:eastAsia="Arial" w:hAnsi="Arial"/>
@@ -15323,7 +15323,7 @@
             <w:pPr>
               <w:spacing w:after="20" w:before="0"/>
             </w:pPr>
-            <w:hyperlink w:history="1" r:id="rIde4wljn-xmlsrujihzip7v">
+            <w:hyperlink w:history="1" r:id="rId70jhwdlies3q-tnwm9qer">
               <w:r>
                 <w:rPr>
                   <w:rFonts w:ascii="Arial" w:cs="Arial" w:eastAsia="Arial" w:hAnsi="Arial"/>
@@ -15372,7 +15372,7 @@
               <w:spacing w:after="10" w:before="0"/>
               <w:ind w:left="120"/>
             </w:pPr>
-            <w:hyperlink w:history="1" r:id="rIdxlff6adbblgbqvyhr-6a-">
+            <w:hyperlink w:history="1" r:id="rIdunwhuxsw31v-rhqfzbzrz">
               <w:r>
                 <w:rPr>
                   <w:rFonts w:ascii="Arial" w:cs="Arial" w:eastAsia="Arial" w:hAnsi="Arial"/>
@@ -15572,7 +15572,7 @@
             <w:pPr>
               <w:spacing w:after="20" w:before="0"/>
             </w:pPr>
-            <w:hyperlink w:history="1" r:id="rIdqvajjkq2xjg9eszdrw6ej">
+            <w:hyperlink w:history="1" r:id="rIdt-hnpa2jimvr9w_kdirqz">
               <w:r>
                 <w:rPr>
                   <w:rFonts w:ascii="Arial" w:cs="Arial" w:eastAsia="Arial" w:hAnsi="Arial"/>
@@ -15621,7 +15621,7 @@
               <w:spacing w:after="10" w:before="0"/>
               <w:ind w:left="120"/>
             </w:pPr>
-            <w:hyperlink w:history="1" r:id="rIdoq9msbibo7txvvvia2qs1">
+            <w:hyperlink w:history="1" r:id="rIdaoo6-iou1jicy3kxcdr8o">
               <w:r>
                 <w:rPr>
                   <w:rFonts w:ascii="Arial" w:cs="Arial" w:eastAsia="Arial" w:hAnsi="Arial"/>
@@ -15666,7 +15666,7 @@
             <w:pPr>
               <w:spacing w:after="20" w:before="0"/>
             </w:pPr>
-            <w:hyperlink w:history="1" r:id="rIdtycm8ifbp0ybantlbv9th">
+            <w:hyperlink w:history="1" r:id="rId7dyz_ioz1jjnlrx4tii6y">
               <w:r>
                 <w:rPr>
                   <w:rFonts w:ascii="Arial" w:cs="Arial" w:eastAsia="Arial" w:hAnsi="Arial"/>
@@ -15715,7 +15715,7 @@
               <w:spacing w:after="10" w:before="0"/>
               <w:ind w:left="120"/>
             </w:pPr>
-            <w:hyperlink w:history="1" r:id="rIddnvpnblu1_jy2kze5enk2">
+            <w:hyperlink w:history="1" r:id="rIdxezsqdtwmo7y4u0quktiq">
               <w:r>
                 <w:rPr>
                   <w:rFonts w:ascii="Arial" w:cs="Arial" w:eastAsia="Arial" w:hAnsi="Arial"/>
@@ -15793,7 +15793,7 @@
               </w:rPr>
               <w:t xml:space="preserve">Begin derivation by pointing to the board predictions from Phase 1: 'Let us see which prediction is correct. We will build the formula from what we already know.' Write on the board: 'Area of large sector = (θ/360) × πR²' and 'Area of small sector = (θ/360) × πr².' Ask: 'If I want only the region BETWEEN the two sectors — what operation do I perform?' Wait 10 seconds. Cold-call 3 learners by name. Accept subtraction. Write: 'Area of annular sector = (θ/360)×πR² − (θ/360)×πr².' Ask: 'What is the common factor in both terms?' Wait 10 seconds. Cold-call 2 learners. Factor out: '= (θ/360) × π(R² − r²).' Circle this result in coloured chalk and say: 'This is our formula for today. Write it in your formula box and underline it.' Address the (R−r)² misconception directly: draw both expressions on the board, substitute R=14, r=7 and show the numerical difference. Say: 'Squaring each radius FIRST and then subtracting gives a different — and correct — answer from subtracting first and then squaring. The order matters.' For Problem 1, say: 'You have 10 minutes in pairs. Show every step. </w:t>
             </w:r>
-            <w:del w:id="9143" w:author="Claude (AI) - proposed" w:date="2026-10-15T20:14:19Z">
+            <w:del w:id="9143" w:author="Claude (AI) - proposed" w:date="2026-10-18T00:27:47Z">
               <w:r>
                 <w:rPr>
                   <w:rFonts w:ascii="Arial" w:cs="Arial" w:eastAsia="Arial" w:hAnsi="Arial"/>
@@ -15808,7 +15808,7 @@
                 <w:delText xml:space="preserve">A correct answer without working earns zero marks in KNEC</w:delText>
               </w:r>
             </w:del>
-            <w:ins w:id="9144" w:author="Claude (AI) - proposed" w:date="2026-10-15T20:14:19Z">
+            <w:ins w:id="9144" w:author="Claude (AI) - proposed" w:date="2026-10-18T00:27:47Z">
               <w:r>
                 <w:rPr>
                   <w:rFonts w:ascii="Arial" w:cs="Arial" w:eastAsia="Arial" w:hAnsi="Arial"/>
@@ -15902,7 +15902,7 @@
               </w:rPr>
               <w:t xml:space="preserve">Circulate during pair work. Collect 4–6 exercise books and scan the working for: (a) correct substitution of R² and r² (not (R−r)²</w:t>
             </w:r>
-            <w:ins w:id="9145" w:author="Claude (AI) - proposed" w:date="2026-10-15T20:14:19Z">
+            <w:ins w:id="9145" w:author="Claude (AI) - proposed" w:date="2026-10-18T00:27:47Z">
               <w:r>
                 <w:rPr>
                   <w:rFonts w:ascii="Arial" w:cs="Arial" w:eastAsia="Arial" w:hAnsi="Arial"/>
@@ -15986,7 +15986,7 @@
             <w:pPr>
               <w:spacing w:after="20" w:before="0"/>
             </w:pPr>
-            <w:hyperlink w:history="1" r:id="rIdmkqf7ao_8v1lhn62_gidr">
+            <w:hyperlink w:history="1" r:id="rIdq8eig9x1mp2cvryz9qd3w">
               <w:r>
                 <w:rPr>
                   <w:rFonts w:ascii="Arial" w:cs="Arial" w:eastAsia="Arial" w:hAnsi="Arial"/>
@@ -16035,7 +16035,7 @@
               <w:spacing w:after="10" w:before="0"/>
               <w:ind w:left="120"/>
             </w:pPr>
-            <w:hyperlink w:history="1" r:id="rIdspvkw1joh_nmj2as7sbos">
+            <w:hyperlink w:history="1" r:id="rIdsb6tlmuwm_fw4zyo0int2">
               <w:r>
                 <w:rPr>
                   <w:rFonts w:ascii="Arial" w:cs="Arial" w:eastAsia="Arial" w:hAnsi="Arial"/>
@@ -16080,7 +16080,7 @@
             <w:pPr>
               <w:spacing w:after="20" w:before="0"/>
             </w:pPr>
-            <w:hyperlink w:history="1" r:id="rIdgcoe2k91j4fycaw9muzjq">
+            <w:hyperlink w:history="1" r:id="rIdeejg2m53x8v5gbpqsqve2">
               <w:r>
                 <w:rPr>
                   <w:rFonts w:ascii="Arial" w:cs="Arial" w:eastAsia="Arial" w:hAnsi="Arial"/>
@@ -16129,7 +16129,7 @@
               <w:spacing w:after="10" w:before="0"/>
               <w:ind w:left="120"/>
             </w:pPr>
-            <w:hyperlink w:history="1" r:id="rIddckzn9gvnw3oe-v93uuan">
+            <w:hyperlink w:history="1" r:id="rIdhmwva6qo2rcwkg6mh7jsl">
               <w:r>
                 <w:rPr>
                   <w:rFonts w:ascii="Arial" w:cs="Arial" w:eastAsia="Arial" w:hAnsi="Arial"/>
@@ -16329,7 +16329,7 @@
             <w:pPr>
               <w:spacing w:after="20" w:before="0"/>
             </w:pPr>
-            <w:hyperlink w:history="1" r:id="rId-yxc8g-fn7uk6r2bhwtjn">
+            <w:hyperlink w:history="1" r:id="rIdj3y7ajdb06wmzgmxo3lun">
               <w:r>
                 <w:rPr>
                   <w:rFonts w:ascii="Arial" w:cs="Arial" w:eastAsia="Arial" w:hAnsi="Arial"/>
@@ -16378,7 +16378,7 @@
               <w:spacing w:after="10" w:before="0"/>
               <w:ind w:left="120"/>
             </w:pPr>
-            <w:hyperlink w:history="1" r:id="rIdknuw270ftunydg40u8bl4">
+            <w:hyperlink w:history="1" r:id="rId4hcqypwowrzgdx-mdukcp">
               <w:r>
                 <w:rPr>
                   <w:rFonts w:ascii="Arial" w:cs="Arial" w:eastAsia="Arial" w:hAnsi="Arial"/>
@@ -16423,7 +16423,7 @@
             <w:pPr>
               <w:spacing w:after="20" w:before="0"/>
             </w:pPr>
-            <w:hyperlink w:history="1" r:id="rIdqvygtkyhgvoa5knpbpetf">
+            <w:hyperlink w:history="1" r:id="rId9ghrqudicphv3a1iolv07">
               <w:r>
                 <w:rPr>
                   <w:rFonts w:ascii="Arial" w:cs="Arial" w:eastAsia="Arial" w:hAnsi="Arial"/>
@@ -16472,7 +16472,7 @@
               <w:spacing w:after="10" w:before="0"/>
               <w:ind w:left="120"/>
             </w:pPr>
-            <w:hyperlink w:history="1" r:id="rIdyzrxchy5i_afmkg2n-rah">
+            <w:hyperlink w:history="1" r:id="rIdc1m3giheinyydqlu74mfv">
               <w:r>
                 <w:rPr>
                   <w:rFonts w:ascii="Arial" w:cs="Arial" w:eastAsia="Arial" w:hAnsi="Arial"/>
@@ -16997,7 +16997,7 @@
         </w:rPr>
         <w:t xml:space="preserve">© 2026 SeaVuria and ARES. Aligned with KICD objectives. Developed by SeaVuria; technical implementation by ARES (with AI assistance from Claude). Licensed under </w:t>
       </w:r>
-      <w:hyperlink w:history="1" r:id="rIdeqhtni9m6ryeclezclov8">
+      <w:hyperlink w:history="1" r:id="rIdhwdh_4pxp0bs6ao_1ihd4">
         <w:r>
           <w:rPr>
             <w:rFonts w:ascii="Arial" w:cs="Arial" w:eastAsia="Arial" w:hAnsi="Arial"/>
@@ -17018,7 +17018,7 @@
         </w:rPr>
         <w:t xml:space="preserve"> (</w:t>
       </w:r>
-      <w:hyperlink w:history="1" r:id="rIdu1jhhtjz7nrlpehaarlup">
+      <w:hyperlink w:history="1" r:id="rIdf9de1pguf1qnceatuo9as">
         <w:r>
           <w:rPr>
             <w:rFonts w:ascii="Arial" w:cs="Arial" w:eastAsia="Arial" w:hAnsi="Arial"/>
@@ -17539,7 +17539,7 @@
               </w:rPr>
               <w:t xml:space="preserve">How do we </w:t>
             </w:r>
-            <w:del w:id="9146" w:author="Claude (AI) - proposed" w:date="2026-10-15T20:14:19Z">
+            <w:del w:id="9146" w:author="Claude (AI) - proposed" w:date="2026-10-18T00:27:47Z">
               <w:r>
                 <w:rPr>
                   <w:rFonts w:ascii="Arial" w:cs="Arial" w:eastAsia="Arial" w:hAnsi="Arial"/>
@@ -17554,7 +17554,7 @@
                 <w:delText xml:space="preserve">determine</w:delText>
               </w:r>
             </w:del>
-            <w:ins w:id="9147" w:author="Claude (AI) - proposed" w:date="2026-10-15T20:14:19Z">
+            <w:ins w:id="9147" w:author="Claude (AI) - proposed" w:date="2026-10-18T00:27:47Z">
               <w:r>
                 <w:rPr>
                   <w:rFonts w:ascii="Arial" w:cs="Arial" w:eastAsia="Arial" w:hAnsi="Arial"/>
@@ -17582,7 +17582,7 @@
               </w:rPr>
               <w:t xml:space="preserve"> the area of </w:t>
             </w:r>
-            <w:del w:id="9148" w:author="Claude (AI) - proposed" w:date="2026-10-15T20:14:19Z">
+            <w:del w:id="9148" w:author="Claude (AI) - proposed" w:date="2026-10-18T00:27:47Z">
               <w:r>
                 <w:rPr>
                   <w:rFonts w:ascii="Arial" w:cs="Arial" w:eastAsia="Arial" w:hAnsi="Arial"/>
@@ -17597,7 +17597,7 @@
                 <w:delText xml:space="preserve">parts</w:delText>
               </w:r>
             </w:del>
-            <w:ins w:id="9149" w:author="Claude (AI) - proposed" w:date="2026-10-15T20:14:19Z">
+            <w:ins w:id="9149" w:author="Claude (AI) - proposed" w:date="2026-10-18T00:27:47Z">
               <w:r>
                 <w:rPr>
                   <w:rFonts w:ascii="Arial" w:cs="Arial" w:eastAsia="Arial" w:hAnsi="Arial"/>
@@ -17625,7 +17625,7 @@
               </w:rPr>
               <w:t xml:space="preserve"> of a circle</w:t>
             </w:r>
-            <w:ins w:id="9150" w:author="Claude (AI) - proposed" w:date="2026-10-15T20:14:19Z">
+            <w:ins w:id="9150" w:author="Claude (AI) - proposed" w:date="2026-10-18T00:27:47Z">
               <w:r>
                 <w:rPr>
                   <w:rFonts w:ascii="Arial" w:cs="Arial" w:eastAsia="Arial" w:hAnsi="Arial"/>
@@ -17884,7 +17884,7 @@
               </w:rPr>
               <w:t xml:space="preserve">Learners begin by predicting how a chord divides a sector diagram of the Laikipia pivot field. Through a guided paper-folding and cut-out activity using circular discs, they physically separate a sector into a triangle and a curved segment, then measure and compare areas. Using their prior knowledge of sector area ((θ/360)πr²) and the triangle area formula (½r²sinθ) from </w:t>
             </w:r>
-            <w:del w:id="9151" w:author="Claude (AI) - proposed" w:date="2026-10-15T20:14:19Z">
+            <w:del w:id="9151" w:author="Claude (AI) - proposed" w:date="2026-10-18T00:27:47Z">
               <w:r>
                 <w:rPr>
                   <w:rFonts w:ascii="Arial" w:cs="Arial" w:eastAsia="Arial" w:hAnsi="Arial"/>
@@ -17899,7 +17899,7 @@
                 <w:delText xml:space="preserve">trigonometry</w:delText>
               </w:r>
             </w:del>
-            <w:ins w:id="9152" w:author="Claude (AI) - proposed" w:date="2026-10-15T20:14:19Z">
+            <w:ins w:id="9152" w:author="Claude (AI) - proposed" w:date="2026-10-18T00:27:47Z">
               <w:r>
                 <w:rPr>
                   <w:rFonts w:ascii="Arial" w:cs="Arial" w:eastAsia="Arial" w:hAnsi="Arial"/>
@@ -18215,7 +18215,7 @@
             <w:pPr>
               <w:spacing w:after="20" w:before="0"/>
             </w:pPr>
-            <w:hyperlink w:history="1" r:id="rIdt2u5zbfewrqmdh6hi2awg">
+            <w:hyperlink w:history="1" r:id="rIdxhhrzhpjhhigvk_glhodz">
               <w:r>
                 <w:rPr>
                   <w:rFonts w:ascii="Arial" w:cs="Arial" w:eastAsia="Arial" w:hAnsi="Arial"/>
@@ -18248,7 +18248,7 @@
               <w:spacing w:after="10" w:before="0"/>
               <w:ind w:left="120"/>
             </w:pPr>
-            <w:hyperlink w:history="1" r:id="rIdev6aa81v27t0sztfpo4lt">
+            <w:hyperlink w:history="1" r:id="rIdmtlpux30twzmk_e3tferj">
               <w:r>
                 <w:rPr>
                   <w:rFonts w:ascii="Arial" w:cs="Arial" w:eastAsia="Arial" w:hAnsi="Arial"/>
@@ -18293,7 +18293,7 @@
             <w:pPr>
               <w:spacing w:after="20" w:before="0"/>
             </w:pPr>
-            <w:hyperlink w:history="1" r:id="rIdpl1eqmuc3cgbsx-hj1wzp">
+            <w:hyperlink w:history="1" r:id="rIdptqvqgxzcmpe1pcpm-zt3">
               <w:r>
                 <w:rPr>
                   <w:rFonts w:ascii="Arial" w:cs="Arial" w:eastAsia="Arial" w:hAnsi="Arial"/>
@@ -18326,7 +18326,7 @@
               <w:spacing w:after="10" w:before="0"/>
               <w:ind w:left="120"/>
             </w:pPr>
-            <w:hyperlink w:history="1" r:id="rId4nj5tpuxwksepgpjjfpae">
+            <w:hyperlink w:history="1" r:id="rId0opl1g_ta64v9l-j71ulf">
               <w:r>
                 <w:rPr>
                   <w:rFonts w:ascii="Arial" w:cs="Arial" w:eastAsia="Arial" w:hAnsi="Arial"/>
@@ -18526,7 +18526,7 @@
             <w:pPr>
               <w:spacing w:after="20" w:before="0"/>
             </w:pPr>
-            <w:hyperlink w:history="1" r:id="rIdtic5lfbrbm3pdpdg84ygl">
+            <w:hyperlink w:history="1" r:id="rIdfeaxmwlmp03jzfatcp_qj">
               <w:r>
                 <w:rPr>
                   <w:rFonts w:ascii="Arial" w:cs="Arial" w:eastAsia="Arial" w:hAnsi="Arial"/>
@@ -18559,7 +18559,7 @@
               <w:spacing w:after="10" w:before="0"/>
               <w:ind w:left="120"/>
             </w:pPr>
-            <w:hyperlink w:history="1" r:id="rIdma8eexystuj5b39ekt_4r">
+            <w:hyperlink w:history="1" r:id="rIdduf_goavkdb8mef2hsnxh">
               <w:r>
                 <w:rPr>
                   <w:rFonts w:ascii="Arial" w:cs="Arial" w:eastAsia="Arial" w:hAnsi="Arial"/>
@@ -18604,7 +18604,7 @@
             <w:pPr>
               <w:spacing w:after="20" w:before="0"/>
             </w:pPr>
-            <w:hyperlink w:history="1" r:id="rIdl37bqpcgw4-o4hkvq-vzo">
+            <w:hyperlink w:history="1" r:id="rId0vvfajx5ghqfawycgv-va">
               <w:r>
                 <w:rPr>
                   <w:rFonts w:ascii="Arial" w:cs="Arial" w:eastAsia="Arial" w:hAnsi="Arial"/>
@@ -18637,7 +18637,7 @@
               <w:spacing w:after="10" w:before="0"/>
               <w:ind w:left="120"/>
             </w:pPr>
-            <w:hyperlink w:history="1" r:id="rIdhtzzjthl1bq-tlncrxfxe">
+            <w:hyperlink w:history="1" r:id="rIdbw5nzmxebrfgzdauhao3l">
               <w:r>
                 <w:rPr>
                   <w:rFonts w:ascii="Arial" w:cs="Arial" w:eastAsia="Arial" w:hAnsi="Arial"/>
@@ -18715,7 +18715,7 @@
               </w:rPr>
               <w:t xml:space="preserve">Before learners cut, display and read aloud: 'You are going to physically separate the sector into two pieces — a triangle and a curved segment — exactly the way the Laikipia farmer's fence separates the watered sector.' Demonstrate Step 1–2 on the board with a large paper disc. Ask: 'What formula did we use for sector area in Lesson 2?' (Cold-call 2 learners.) Ask: 'In </w:t>
             </w:r>
-            <w:del w:id="9153" w:author="Claude (AI) - proposed" w:date="2026-10-15T20:14:19Z">
+            <w:del w:id="9153" w:author="Claude (AI) - proposed" w:date="2026-10-18T00:27:47Z">
               <w:r>
                 <w:rPr>
                   <w:rFonts w:ascii="Arial" w:cs="Arial" w:eastAsia="Arial" w:hAnsi="Arial"/>
@@ -18730,7 +18730,7 @@
                 <w:delText xml:space="preserve">trigonometry</w:delText>
               </w:r>
             </w:del>
-            <w:ins w:id="9154" w:author="Claude (AI) - proposed" w:date="2026-10-15T20:14:19Z">
+            <w:ins w:id="9154" w:author="Claude (AI) - proposed" w:date="2026-10-18T00:27:47Z">
               <w:r>
                 <w:rPr>
                   <w:rFonts w:ascii="Arial" w:cs="Arial" w:eastAsia="Arial" w:hAnsi="Arial"/>
@@ -18824,7 +18824,7 @@
               </w:rPr>
               <w:t xml:space="preserve">Check three things as you circulate: (1) Is the chord drawn correctly (connecting the two arc endpoints, not a diameter)? (2) Is the triangle formula written as ½r²sinθ (using the central angle), not ½ × base × height? (3) Does the pair's formula-derived segment area fall within ±1 cm² of their grid count? </w:t>
             </w:r>
-            <w:ins w:id="9155" w:author="Claude (AI) - proposed" w:date="2026-10-15T20:14:19Z">
+            <w:ins w:id="9155" w:author="Claude (AI) - proposed" w:date="2026-10-18T00:27:47Z">
               <w:r>
                 <w:rPr>
                   <w:rFonts w:ascii="Arial" w:cs="Arial" w:eastAsia="Arial" w:hAnsi="Arial"/>
@@ -18908,7 +18908,7 @@
             <w:pPr>
               <w:spacing w:after="20" w:before="0"/>
             </w:pPr>
-            <w:hyperlink w:history="1" r:id="rIdjdngwtzjjydjfqhed-6-o">
+            <w:hyperlink w:history="1" r:id="rIddnssrgbq0iekfxzmrg5p1">
               <w:r>
                 <w:rPr>
                   <w:rFonts w:ascii="Arial" w:cs="Arial" w:eastAsia="Arial" w:hAnsi="Arial"/>
@@ -18957,7 +18957,7 @@
               <w:spacing w:after="10" w:before="0"/>
               <w:ind w:left="120"/>
             </w:pPr>
-            <w:hyperlink w:history="1" r:id="rIdjnafgd_j1zij4ct1yhbmq">
+            <w:hyperlink w:history="1" r:id="rId6rpty0pudcw4aiwbbs06o">
               <w:r>
                 <w:rPr>
                   <w:rFonts w:ascii="Arial" w:cs="Arial" w:eastAsia="Arial" w:hAnsi="Arial"/>
@@ -19002,7 +19002,7 @@
             <w:pPr>
               <w:spacing w:after="20" w:before="0"/>
             </w:pPr>
-            <w:hyperlink w:history="1" r:id="rIdp4jyiaxku1kjhym_4r8jt">
+            <w:hyperlink w:history="1" r:id="rId_zia3wn4c71-fuddeetn9">
               <w:r>
                 <w:rPr>
                   <w:rFonts w:ascii="Arial" w:cs="Arial" w:eastAsia="Arial" w:hAnsi="Arial"/>
@@ -19051,7 +19051,7 @@
               <w:spacing w:after="10" w:before="0"/>
               <w:ind w:left="120"/>
             </w:pPr>
-            <w:hyperlink w:history="1" r:id="rIddcvw7bolugjpn3jdtg9sm">
+            <w:hyperlink w:history="1" r:id="rId_wkwbnhoribegqn3k3ioo">
               <w:r>
                 <w:rPr>
                   <w:rFonts w:ascii="Arial" w:cs="Arial" w:eastAsia="Arial" w:hAnsi="Arial"/>
@@ -19096,7 +19096,7 @@
               </w:rPr>
               <w:t xml:space="preserve">Learners work in groups of four on two structured application problems, written on a task card. Problem 1 — Turkana Borehole Hatch: A water-project engineer in Turkana County has fabricated a circular iron hatch cover for a borehole. The cover has a radius of 35 cm. A straight locking bar (chord) is welded across the cover such that the central angle subtended by the bar is 110°. The engineer </w:t>
             </w:r>
-            <w:del w:id="9156" w:author="Claude (AI) - proposed" w:date="2026-10-15T20:14:19Z">
+            <w:del w:id="9156" w:author="Claude (AI) - proposed" w:date="2026-10-18T00:27:47Z">
               <w:r>
                 <w:rPr>
                   <w:rFonts w:ascii="Arial" w:cs="Arial" w:eastAsia="Arial" w:hAnsi="Arial"/>
@@ -19111,7 +19111,7 @@
                 <w:delText xml:space="preserve">needs to weld a rubber seal only along the curved arc of</w:delText>
               </w:r>
             </w:del>
-            <w:ins w:id="9157" w:author="Claude (AI) - proposed" w:date="2026-10-15T20:14:19Z">
+            <w:ins w:id="9157" w:author="Claude (AI) - proposed" w:date="2026-10-18T00:27:47Z">
               <w:r>
                 <w:rPr>
                   <w:rFonts w:ascii="Arial" w:cs="Arial" w:eastAsia="Arial" w:hAnsi="Arial"/>
@@ -19139,7 +19139,7 @@
               </w:rPr>
               <w:t xml:space="preserve"> the smaller region (the segment</w:t>
             </w:r>
-            <w:del w:id="9158" w:author="Claude (AI) - proposed" w:date="2026-10-15T20:14:19Z">
+            <w:del w:id="9158" w:author="Claude (AI) - proposed" w:date="2026-10-18T00:27:47Z">
               <w:r>
                 <w:rPr>
                   <w:rFonts w:ascii="Arial" w:cs="Arial" w:eastAsia="Arial" w:hAnsi="Arial"/>
@@ -19154,7 +19154,7 @@
                 <w:delText xml:space="preserve">)</w:delText>
               </w:r>
             </w:del>
-            <w:ins w:id="9159" w:author="Claude (AI) - proposed" w:date="2026-10-15T20:14:19Z">
+            <w:ins w:id="9159" w:author="Claude (AI) - proposed" w:date="2026-10-18T00:27:47Z">
               <w:r>
                 <w:rPr>
                   <w:rFonts w:ascii="Arial" w:cs="Arial" w:eastAsia="Arial" w:hAnsi="Arial"/>
@@ -19281,7 +19281,7 @@
               </w:rPr>
               <w:t xml:space="preserve">Collect one written solution per group after presentations. Check for: (a) correct substitution of r and θ into both sub-formulas;</w:t>
             </w:r>
-            <w:ins w:id="9160" w:author="Claude (AI) - proposed" w:date="2026-10-15T20:14:19Z">
+            <w:ins w:id="9160" w:author="Claude (AI) - proposed" w:date="2026-10-18T00:27:47Z">
               <w:r>
                 <w:rPr>
                   <w:rFonts w:ascii="Arial" w:cs="Arial" w:eastAsia="Arial" w:hAnsi="Arial"/>
@@ -19365,7 +19365,7 @@
             <w:pPr>
               <w:spacing w:after="20" w:before="0"/>
             </w:pPr>
-            <w:hyperlink w:history="1" r:id="rIduyds3gg1wqqp1tcgvwqst">
+            <w:hyperlink w:history="1" r:id="rIdbk-covfksrt3muylwngi_">
               <w:r>
                 <w:rPr>
                   <w:rFonts w:ascii="Arial" w:cs="Arial" w:eastAsia="Arial" w:hAnsi="Arial"/>
@@ -19414,7 +19414,7 @@
               <w:spacing w:after="10" w:before="0"/>
               <w:ind w:left="120"/>
             </w:pPr>
-            <w:hyperlink w:history="1" r:id="rIdo1_u-tv82kie-sx_hi2kq">
+            <w:hyperlink w:history="1" r:id="rIdjfamsbfbgzqcdhm399y7x">
               <w:r>
                 <w:rPr>
                   <w:rFonts w:ascii="Arial" w:cs="Arial" w:eastAsia="Arial" w:hAnsi="Arial"/>
@@ -19459,7 +19459,7 @@
             <w:pPr>
               <w:spacing w:after="20" w:before="0"/>
             </w:pPr>
-            <w:hyperlink w:history="1" r:id="rIdifi3vnzzjkgn8s3dcunwf">
+            <w:hyperlink w:history="1" r:id="rIdqlgc0wnhvzfykvqobpybj">
               <w:r>
                 <w:rPr>
                   <w:rFonts w:ascii="Arial" w:cs="Arial" w:eastAsia="Arial" w:hAnsi="Arial"/>
@@ -19508,7 +19508,7 @@
               <w:spacing w:after="10" w:before="0"/>
               <w:ind w:left="120"/>
             </w:pPr>
-            <w:hyperlink w:history="1" r:id="rIdnvbsxxyvgjr61mu4v30ny">
+            <w:hyperlink w:history="1" r:id="rIdifliopcoj02nl-xgt0scb">
               <w:r>
                 <w:rPr>
                   <w:rFonts w:ascii="Arial" w:cs="Arial" w:eastAsia="Arial" w:hAnsi="Arial"/>
@@ -19586,7 +19586,7 @@
               </w:rPr>
               <w:t xml:space="preserve">Give learners 4 minutes to write their sticky notes silently. Then invite them to post. Read aloud: (Green) 'Wangari writes: The segment formula tells us the area of the patch the farmer cannot water because the fence chord cuts across the sector — the sector formula would include the triangle the fence sits on.' Say: 'Excellent — Wangari has identified the exact practical value.' (Orange) 'Otieno writes: What about when the segment is more than half the circle — a major segment?' Say: '</w:t>
             </w:r>
-            <w:del w:id="9161" w:author="Claude (AI) - proposed" w:date="2026-10-15T20:14:19Z">
+            <w:del w:id="9161" w:author="Claude (AI) - proposed" w:date="2026-10-18T00:27:47Z">
               <w:r>
                 <w:rPr>
                   <w:rFonts w:ascii="Arial" w:cs="Arial" w:eastAsia="Arial" w:hAnsi="Arial"/>
@@ -19601,7 +19601,7 @@
                 <w:delText xml:space="preserve">Hold that thought</w:delText>
               </w:r>
             </w:del>
-            <w:ins w:id="9162" w:author="Claude (AI) - proposed" w:date="2026-10-15T20:14:19Z">
+            <w:ins w:id="9162" w:author="Claude (AI) - proposed" w:date="2026-10-18T00:27:47Z">
               <w:r>
                 <w:rPr>
                   <w:rFonts w:ascii="Arial" w:cs="Arial" w:eastAsia="Arial" w:hAnsi="Arial"/>
@@ -19629,7 +19629,7 @@
               </w:rPr>
               <w:t xml:space="preserve"> — write it on the board as a starred wonder. </w:t>
             </w:r>
-            <w:del w:id="9163" w:author="Claude (AI) - proposed" w:date="2026-10-15T20:14:19Z">
+            <w:del w:id="9163" w:author="Claude (AI) - proposed" w:date="2026-10-18T00:27:47Z">
               <w:r>
                 <w:rPr>
                   <w:rFonts w:ascii="Arial" w:cs="Arial" w:eastAsia="Arial" w:hAnsi="Arial"/>
@@ -19644,7 +19644,7 @@
                 <w:delText xml:space="preserve">We will revisit it in Lesson 6</w:delText>
               </w:r>
             </w:del>
-            <w:ins w:id="9164" w:author="Claude (AI) - proposed" w:date="2026-10-15T20:14:19Z">
+            <w:ins w:id="9164" w:author="Claude (AI) - proposed" w:date="2026-10-18T00:27:47Z">
               <w:r>
                 <w:rPr>
                   <w:rFonts w:ascii="Arial" w:cs="Arial" w:eastAsia="Arial" w:hAnsi="Arial"/>
@@ -19794,7 +19794,7 @@
             <w:pPr>
               <w:spacing w:after="20" w:before="0"/>
             </w:pPr>
-            <w:hyperlink w:history="1" r:id="rIduphxg-bjubswpwrr7asc4">
+            <w:hyperlink w:history="1" r:id="rIdvjgm8pla22emse8j0sxgg">
               <w:r>
                 <w:rPr>
                   <w:rFonts w:ascii="Arial" w:cs="Arial" w:eastAsia="Arial" w:hAnsi="Arial"/>
@@ -19843,7 +19843,7 @@
               <w:spacing w:after="10" w:before="0"/>
               <w:ind w:left="120"/>
             </w:pPr>
-            <w:hyperlink w:history="1" r:id="rIdrl5na9q3wn3pki5rmhpl9">
+            <w:hyperlink w:history="1" r:id="rIdw0pwuvyzstcsndlab-on6">
               <w:r>
                 <w:rPr>
                   <w:rFonts w:ascii="Arial" w:cs="Arial" w:eastAsia="Arial" w:hAnsi="Arial"/>
@@ -19888,7 +19888,7 @@
             <w:pPr>
               <w:spacing w:after="20" w:before="0"/>
             </w:pPr>
-            <w:hyperlink w:history="1" r:id="rIdgri8vazu-eric5mar5k27">
+            <w:hyperlink w:history="1" r:id="rIdnoe0k8ypv3vffxlad-84v">
               <w:r>
                 <w:rPr>
                   <w:rFonts w:ascii="Arial" w:cs="Arial" w:eastAsia="Arial" w:hAnsi="Arial"/>
@@ -19937,7 +19937,7 @@
               <w:spacing w:after="10" w:before="0"/>
               <w:ind w:left="120"/>
             </w:pPr>
-            <w:hyperlink w:history="1" r:id="rIdbwjf2wab15iri0mzmmfja">
+            <w:hyperlink w:history="1" r:id="rIdwgrtoqii5kjtdh_mvfzu9">
               <w:r>
                 <w:rPr>
                   <w:rFonts w:ascii="Arial" w:cs="Arial" w:eastAsia="Arial" w:hAnsi="Arial"/>
@@ -20462,7 +20462,7 @@
         </w:rPr>
         <w:t xml:space="preserve">© 2026 SeaVuria and ARES. Aligned with KICD objectives. Developed by SeaVuria; technical implementation by ARES (with AI assistance from Claude). Licensed under </w:t>
       </w:r>
-      <w:hyperlink w:history="1" r:id="rIdxshitwhfc_-lamii622on">
+      <w:hyperlink w:history="1" r:id="rIds1wvnbwpis6eroqj6duno">
         <w:r>
           <w:rPr>
             <w:rFonts w:ascii="Arial" w:cs="Arial" w:eastAsia="Arial" w:hAnsi="Arial"/>
@@ -20483,7 +20483,7 @@
         </w:rPr>
         <w:t xml:space="preserve"> (</w:t>
       </w:r>
-      <w:hyperlink w:history="1" r:id="rId_dnydicb0aiut_i1zgc8a">
+      <w:hyperlink w:history="1" r:id="rIdbj9wmtllk4wukcu5kzwwt">
         <w:r>
           <w:rPr>
             <w:rFonts w:ascii="Arial" w:cs="Arial" w:eastAsia="Arial" w:hAnsi="Arial"/>
@@ -20868,7 +20868,7 @@
               </w:rPr>
               <w:t xml:space="preserve">Learners will be able to: (i) identify the lens-shaped common region from two overlapping circles; (ii) use the distance between centres and the two radii to find the half-angle </w:t>
             </w:r>
-            <w:del w:id="9165" w:author="Claude (AI) - proposed" w:date="2026-10-15T20:14:19Z">
+            <w:del w:id="9165" w:author="Claude (AI) - proposed" w:date="2026-10-18T00:27:47Z">
               <w:r>
                 <w:rPr>
                   <w:rFonts w:ascii="Arial" w:cs="Arial" w:eastAsia="Arial" w:hAnsi="Arial"/>
@@ -20896,7 +20896,7 @@
               </w:rPr>
               <w:t xml:space="preserve">at each centre</w:t>
             </w:r>
-            <w:del w:id="9166" w:author="Claude (AI) - proposed" w:date="2026-10-15T20:14:19Z">
+            <w:del w:id="9166" w:author="Claude (AI) - proposed" w:date="2026-10-18T00:27:47Z">
               <w:r>
                 <w:rPr>
                   <w:rFonts w:ascii="Arial" w:cs="Arial" w:eastAsia="Arial" w:hAnsi="Arial"/>
@@ -20911,7 +20911,7 @@
                 <w:delText xml:space="preserve"> using the cosine rule</w:delText>
               </w:r>
             </w:del>
-            <w:ins w:id="9167" w:author="Claude (AI) - proposed" w:date="2026-10-15T20:14:19Z">
+            <w:ins w:id="9167" w:author="Claude (AI) - proposed" w:date="2026-10-18T00:27:47Z">
               <w:r>
                 <w:rPr>
                   <w:rFonts w:ascii="Arial" w:cs="Arial" w:eastAsia="Arial" w:hAnsi="Arial"/>
@@ -21306,7 +21306,7 @@
               </w:rPr>
               <w:t xml:space="preserve">Learners open by predicting the area of the lens-shaped overlap between two circular irrigation plots drawn on a grid. They then use pre-cut circular card stencils (the 'Kericho tea-tray stencils') to observe and physically trace the common region, measure the relevant distances, and record data. In the Explain phase, the teacher guides structured sensemaking: learners decompose the lens into two segments, </w:t>
             </w:r>
-            <w:del w:id="9168" w:author="Claude (AI) - proposed" w:date="2026-10-15T20:14:19Z">
+            <w:del w:id="9168" w:author="Claude (AI) - proposed" w:date="2026-10-18T00:27:47Z">
               <w:r>
                 <w:rPr>
                   <w:rFonts w:ascii="Arial" w:cs="Arial" w:eastAsia="Arial" w:hAnsi="Arial"/>
@@ -21321,7 +21321,7 @@
                 <w:delText xml:space="preserve">apply the cosine rule</w:delText>
               </w:r>
             </w:del>
-            <w:ins w:id="9169" w:author="Claude (AI) - proposed" w:date="2026-10-15T20:14:19Z">
+            <w:ins w:id="9169" w:author="Claude (AI) - proposed" w:date="2026-10-18T00:27:47Z">
               <w:r>
                 <w:rPr>
                   <w:rFonts w:ascii="Arial" w:cs="Arial" w:eastAsia="Arial" w:hAnsi="Arial"/>
@@ -21637,7 +21637,7 @@
             <w:pPr>
               <w:spacing w:after="20" w:before="0"/>
             </w:pPr>
-            <w:hyperlink w:history="1" r:id="rIdfnozsiqfjw7nyezogwduk">
+            <w:hyperlink w:history="1" r:id="rIdtsk5mrst6hyjia8mpyjdw">
               <w:r>
                 <w:rPr>
                   <w:rFonts w:ascii="Arial" w:cs="Arial" w:eastAsia="Arial" w:hAnsi="Arial"/>
@@ -21670,7 +21670,7 @@
               <w:spacing w:after="10" w:before="0"/>
               <w:ind w:left="120"/>
             </w:pPr>
-            <w:hyperlink w:history="1" r:id="rIdhwz5pjc8g3p-lax93owws">
+            <w:hyperlink w:history="1" r:id="rIdkfeelfhyaevarsk8a27q8">
               <w:r>
                 <w:rPr>
                   <w:rFonts w:ascii="Arial" w:cs="Arial" w:eastAsia="Arial" w:hAnsi="Arial"/>
@@ -21715,7 +21715,7 @@
             <w:pPr>
               <w:spacing w:after="20" w:before="0"/>
             </w:pPr>
-            <w:hyperlink w:history="1" r:id="rIdpnffvdtzewkwrj51pjlqf">
+            <w:hyperlink w:history="1" r:id="rIdrioh-eersxstbjilkxiat">
               <w:r>
                 <w:rPr>
                   <w:rFonts w:ascii="Arial" w:cs="Arial" w:eastAsia="Arial" w:hAnsi="Arial"/>
@@ -21748,7 +21748,7 @@
               <w:spacing w:after="10" w:before="0"/>
               <w:ind w:left="120"/>
             </w:pPr>
-            <w:hyperlink w:history="1" r:id="rId7endr8risi24f3kvineer">
+            <w:hyperlink w:history="1" r:id="rIdbureghqamlvf5onljo1jz">
               <w:r>
                 <w:rPr>
                   <w:rFonts w:ascii="Arial" w:cs="Arial" w:eastAsia="Arial" w:hAnsi="Arial"/>
@@ -21948,7 +21948,7 @@
             <w:pPr>
               <w:spacing w:after="20" w:before="0"/>
             </w:pPr>
-            <w:hyperlink w:history="1" r:id="rId7llev4foq43-vajm-fttv">
+            <w:hyperlink w:history="1" r:id="rIdoz2ffajazhdzjpxdm3b89">
               <w:r>
                 <w:rPr>
                   <w:rFonts w:ascii="Arial" w:cs="Arial" w:eastAsia="Arial" w:hAnsi="Arial"/>
@@ -21981,7 +21981,7 @@
               <w:spacing w:after="10" w:before="0"/>
               <w:ind w:left="120"/>
             </w:pPr>
-            <w:hyperlink w:history="1" r:id="rId-fldqbyribzdet78o4w9q">
+            <w:hyperlink w:history="1" r:id="rIdz4dsogeowt3fsmpj4zwb_">
               <w:r>
                 <w:rPr>
                   <w:rFonts w:ascii="Arial" w:cs="Arial" w:eastAsia="Arial" w:hAnsi="Arial"/>
@@ -22026,7 +22026,7 @@
             <w:pPr>
               <w:spacing w:after="20" w:before="0"/>
             </w:pPr>
-            <w:hyperlink w:history="1" r:id="rIdcxhnyzfjsmleicz4-uk4c">
+            <w:hyperlink w:history="1" r:id="rIdirowdh2jffok8xk8i6aqo">
               <w:r>
                 <w:rPr>
                   <w:rFonts w:ascii="Arial" w:cs="Arial" w:eastAsia="Arial" w:hAnsi="Arial"/>
@@ -22059,7 +22059,7 @@
               <w:spacing w:after="10" w:before="0"/>
               <w:ind w:left="120"/>
             </w:pPr>
-            <w:hyperlink w:history="1" r:id="rIdlmna_34nnfgl8ugildmjx">
+            <w:hyperlink w:history="1" r:id="rIdym6pj_96cgimlekl_15tm">
               <w:r>
                 <w:rPr>
                   <w:rFonts w:ascii="Arial" w:cs="Arial" w:eastAsia="Arial" w:hAnsi="Arial"/>
@@ -22259,7 +22259,7 @@
             <w:pPr>
               <w:spacing w:after="20" w:before="0"/>
             </w:pPr>
-            <w:hyperlink w:history="1" r:id="rId1ewqq9upmjqbo8lqo8vmt">
+            <w:hyperlink w:history="1" r:id="rId4jjkvwdndsgdk4zejpt6s">
               <w:r>
                 <w:rPr>
                   <w:rFonts w:ascii="Arial" w:cs="Arial" w:eastAsia="Arial" w:hAnsi="Arial"/>
@@ -22308,7 +22308,7 @@
               <w:spacing w:after="10" w:before="0"/>
               <w:ind w:left="120"/>
             </w:pPr>
-            <w:hyperlink w:history="1" r:id="rIdykxfjccb7ny3gx6e8np0v">
+            <w:hyperlink w:history="1" r:id="rId7nfbgelvveghwe5fenbto">
               <w:r>
                 <w:rPr>
                   <w:rFonts w:ascii="Arial" w:cs="Arial" w:eastAsia="Arial" w:hAnsi="Arial"/>
@@ -22353,7 +22353,7 @@
             <w:pPr>
               <w:spacing w:after="20" w:before="0"/>
             </w:pPr>
-            <w:hyperlink w:history="1" r:id="rIdh-1jxse7u-vr-dzpivjp7">
+            <w:hyperlink w:history="1" r:id="rIdtxqp6-h9r4bz77dtaptuh">
               <w:r>
                 <w:rPr>
                   <w:rFonts w:ascii="Arial" w:cs="Arial" w:eastAsia="Arial" w:hAnsi="Arial"/>
@@ -22402,7 +22402,7 @@
               <w:spacing w:after="10" w:before="0"/>
               <w:ind w:left="120"/>
             </w:pPr>
-            <w:hyperlink w:history="1" r:id="rId5oyw8nsbphnq5swuunw3k">
+            <w:hyperlink w:history="1" r:id="rIdiqfgqkix3t8ukanysf88i">
               <w:r>
                 <w:rPr>
                   <w:rFonts w:ascii="Arial" w:cs="Arial" w:eastAsia="Arial" w:hAnsi="Arial"/>
@@ -22447,7 +22447,7 @@
               </w:rPr>
               <w:t xml:space="preserve">Whole-class structured instruction with worked examples and peer practice (25 minutes). Part A — Deriving the formula (10 min): The teacher works through the Laikipia example step-by-step on the board, narrating each step aloud. Learners copy the derivation into their books. Step 1: Label — Circle A (radius r₁ = 42 m, centre A), Circle B (radius r₂ = 35 m, centre B), distance AB = d = 49 m, intersection points P and Q. Step 2: Find </w:t>
             </w:r>
-            <w:del w:id="9170" w:author="Claude (AI) - proposed" w:date="2026-10-15T20:14:19Z">
+            <w:del w:id="9170" w:author="Claude (AI) - proposed" w:date="2026-10-18T00:27:47Z">
               <w:r>
                 <w:rPr>
                   <w:rFonts w:ascii="Arial" w:cs="Arial" w:eastAsia="Arial" w:hAnsi="Arial"/>
@@ -22462,7 +22462,7 @@
                 <w:delText xml:space="preserve">angle PAQ (= 2α) using the cosine rule in triangle APB</w:delText>
               </w:r>
             </w:del>
-            <w:ins w:id="9171" w:author="Claude (AI) - proposed" w:date="2026-10-15T20:14:19Z">
+            <w:ins w:id="9171" w:author="Claude (AI) - proposed" w:date="2026-10-18T00:27:47Z">
               <w:r>
                 <w:rPr>
                   <w:rFonts w:ascii="Arial" w:cs="Arial" w:eastAsia="Arial" w:hAnsi="Arial"/>
@@ -22490,7 +22490,7 @@
               </w:rPr>
               <w:t xml:space="preserve">: cos α = </w:t>
             </w:r>
-            <w:del w:id="9172" w:author="Claude (AI) - proposed" w:date="2026-10-15T20:14:19Z">
+            <w:del w:id="9172" w:author="Claude (AI) - proposed" w:date="2026-10-18T00:27:47Z">
               <w:r>
                 <w:rPr>
                   <w:rFonts w:ascii="Arial" w:cs="Arial" w:eastAsia="Arial" w:hAnsi="Arial"/>
@@ -22505,7 +22505,7 @@
                 <w:delText xml:space="preserve">(r₁² + d² − r₂²) / (2 · r₁ · d) = (42² + 49² − 35²) / (2 · 42 · 49) = (1764 + 2401 − 1225) / 4116 = 2940/4116</w:delText>
               </w:r>
             </w:del>
-            <w:ins w:id="9173" w:author="Claude (AI) - proposed" w:date="2026-10-15T20:14:19Z">
+            <w:ins w:id="9173" w:author="Claude (AI) - proposed" w:date="2026-10-18T00:27:47Z">
               <w:r>
                 <w:rPr>
                   <w:rFonts w:ascii="Arial" w:cs="Arial" w:eastAsia="Arial" w:hAnsi="Arial"/>
@@ -22533,7 +22533,7 @@
               </w:rPr>
               <w:t xml:space="preserve"> ≈ 0.7143</w:t>
             </w:r>
-            <w:del w:id="9174" w:author="Claude (AI) - proposed" w:date="2026-10-15T20:14:19Z">
+            <w:del w:id="9174" w:author="Claude (AI) - proposed" w:date="2026-10-18T00:27:47Z">
               <w:r>
                 <w:rPr>
                   <w:rFonts w:ascii="Arial" w:cs="Arial" w:eastAsia="Arial" w:hAnsi="Arial"/>
@@ -22548,7 +22548,7 @@
                 <w:delText xml:space="preserve">;</w:delText>
               </w:r>
             </w:del>
-            <w:ins w:id="9175" w:author="Claude (AI) - proposed" w:date="2026-10-15T20:14:19Z">
+            <w:ins w:id="9175" w:author="Claude (AI) - proposed" w:date="2026-10-18T00:27:47Z">
               <w:r>
                 <w:rPr>
                   <w:rFonts w:ascii="Arial" w:cs="Arial" w:eastAsia="Arial" w:hAnsi="Arial"/>
@@ -22576,7 +22576,7 @@
               </w:rPr>
               <w:t xml:space="preserve"> α ≈ 44.</w:t>
             </w:r>
-            <w:del w:id="9176" w:author="Claude (AI) - proposed" w:date="2026-10-15T20:14:19Z">
+            <w:del w:id="9176" w:author="Claude (AI) - proposed" w:date="2026-10-18T00:27:47Z">
               <w:r>
                 <w:rPr>
                   <w:rFonts w:ascii="Arial" w:cs="Arial" w:eastAsia="Arial" w:hAnsi="Arial"/>
@@ -22591,7 +22591,7 @@
                 <w:delText xml:space="preserve">4°; so</w:delText>
               </w:r>
             </w:del>
-            <w:ins w:id="9177" w:author="Claude (AI) - proposed" w:date="2026-10-15T20:14:19Z">
+            <w:ins w:id="9177" w:author="Claude (AI) - proposed" w:date="2026-10-18T00:27:47Z">
               <w:r>
                 <w:rPr>
                   <w:rFonts w:ascii="Arial" w:cs="Arial" w:eastAsia="Arial" w:hAnsi="Arial"/>
@@ -22619,7 +22619,7 @@
               </w:rPr>
               <w:t xml:space="preserve"> angle PAQ = 2α ≈ 88.</w:t>
             </w:r>
-            <w:del w:id="9178" w:author="Claude (AI) - proposed" w:date="2026-10-15T20:14:19Z">
+            <w:del w:id="9178" w:author="Claude (AI) - proposed" w:date="2026-10-18T00:27:47Z">
               <w:r>
                 <w:rPr>
                   <w:rFonts w:ascii="Arial" w:cs="Arial" w:eastAsia="Arial" w:hAnsi="Arial"/>
@@ -22634,7 +22634,7 @@
                 <w:delText xml:space="preserve">8°. Step 3: Find angle PBQ (= 2β):</w:delText>
               </w:r>
             </w:del>
-            <w:ins w:id="9179" w:author="Claude (AI) - proposed" w:date="2026-10-15T20:14:19Z">
+            <w:ins w:id="9179" w:author="Claude (AI) - proposed" w:date="2026-10-18T00:27:47Z">
               <w:r>
                 <w:rPr>
                   <w:rFonts w:ascii="Arial" w:cs="Arial" w:eastAsia="Arial" w:hAnsi="Arial"/>
@@ -22662,7 +22662,7 @@
               </w:rPr>
               <w:t xml:space="preserve"> cos β = </w:t>
             </w:r>
-            <w:del w:id="9180" w:author="Claude (AI) - proposed" w:date="2026-10-15T20:14:19Z">
+            <w:del w:id="9180" w:author="Claude (AI) - proposed" w:date="2026-10-18T00:27:47Z">
               <w:r>
                 <w:rPr>
                   <w:rFonts w:ascii="Arial" w:cs="Arial" w:eastAsia="Arial" w:hAnsi="Arial"/>
@@ -22677,7 +22677,7 @@
                 <w:delText xml:space="preserve">(r₂² + d² − r₁²) / (2 · r₂ · d) = (1225 + 2401 − 1764) / 3430 = 1862/3430</w:delText>
               </w:r>
             </w:del>
-            <w:ins w:id="9181" w:author="Claude (AI) - proposed" w:date="2026-10-15T20:14:19Z">
+            <w:ins w:id="9181" w:author="Claude (AI) - proposed" w:date="2026-10-18T00:27:47Z">
               <w:r>
                 <w:rPr>
                   <w:rFonts w:ascii="Arial" w:cs="Arial" w:eastAsia="Arial" w:hAnsi="Arial"/>
@@ -22705,7 +22705,7 @@
               </w:rPr>
               <w:t xml:space="preserve"> ≈ 0.</w:t>
             </w:r>
-            <w:del w:id="9182" w:author="Claude (AI) - proposed" w:date="2026-10-15T20:14:19Z">
+            <w:del w:id="9182" w:author="Claude (AI) - proposed" w:date="2026-10-18T00:27:47Z">
               <w:r>
                 <w:rPr>
                   <w:rFonts w:ascii="Arial" w:cs="Arial" w:eastAsia="Arial" w:hAnsi="Arial"/>
@@ -22720,7 +22720,7 @@
                 <w:delText xml:space="preserve">5430;</w:delText>
               </w:r>
             </w:del>
-            <w:ins w:id="9183" w:author="Claude (AI) - proposed" w:date="2026-10-15T20:14:19Z">
+            <w:ins w:id="9183" w:author="Claude (AI) - proposed" w:date="2026-10-18T00:27:47Z">
               <w:r>
                 <w:rPr>
                   <w:rFonts w:ascii="Arial" w:cs="Arial" w:eastAsia="Arial" w:hAnsi="Arial"/>
@@ -22748,7 +22748,7 @@
               </w:rPr>
               <w:t xml:space="preserve"> β ≈ 57.</w:t>
             </w:r>
-            <w:del w:id="9184" w:author="Claude (AI) - proposed" w:date="2026-10-15T20:14:19Z">
+            <w:del w:id="9184" w:author="Claude (AI) - proposed" w:date="2026-10-18T00:27:47Z">
               <w:r>
                 <w:rPr>
                   <w:rFonts w:ascii="Arial" w:cs="Arial" w:eastAsia="Arial" w:hAnsi="Arial"/>
@@ -22763,7 +22763,7 @@
                 <w:delText xml:space="preserve">1°; so</w:delText>
               </w:r>
             </w:del>
-            <w:ins w:id="9185" w:author="Claude (AI) - proposed" w:date="2026-10-15T20:14:19Z">
+            <w:ins w:id="9185" w:author="Claude (AI) - proposed" w:date="2026-10-18T00:27:47Z">
               <w:r>
                 <w:rPr>
                   <w:rFonts w:ascii="Arial" w:cs="Arial" w:eastAsia="Arial" w:hAnsi="Arial"/>
@@ -22791,7 +22791,7 @@
               </w:rPr>
               <w:t xml:space="preserve"> angle PBQ = 2β ≈ 114.</w:t>
             </w:r>
-            <w:del w:id="9186" w:author="Claude (AI) - proposed" w:date="2026-10-15T20:14:19Z">
+            <w:del w:id="9186" w:author="Claude (AI) - proposed" w:date="2026-10-18T00:27:47Z">
               <w:r>
                 <w:rPr>
                   <w:rFonts w:ascii="Arial" w:cs="Arial" w:eastAsia="Arial" w:hAnsi="Arial"/>
@@ -22806,7 +22806,7 @@
                 <w:delText xml:space="preserve">2</w:delText>
               </w:r>
             </w:del>
-            <w:ins w:id="9187" w:author="Claude (AI) - proposed" w:date="2026-10-15T20:14:19Z">
+            <w:ins w:id="9187" w:author="Claude (AI) - proposed" w:date="2026-10-18T00:27:47Z">
               <w:r>
                 <w:rPr>
                   <w:rFonts w:ascii="Arial" w:cs="Arial" w:eastAsia="Arial" w:hAnsi="Arial"/>
@@ -22834,7 +22834,7 @@
               </w:rPr>
               <w:t xml:space="preserve">°. Step 4: Area of segment from Circle A = </w:t>
             </w:r>
-            <w:del w:id="9188" w:author="Claude (AI) - proposed" w:date="2026-10-15T20:14:19Z">
+            <w:del w:id="9188" w:author="Claude (AI) - proposed" w:date="2026-10-18T00:27:47Z">
               <w:r>
                 <w:rPr>
                   <w:rFonts w:ascii="Arial" w:cs="Arial" w:eastAsia="Arial" w:hAnsi="Arial"/>
@@ -22849,7 +22849,7 @@
                 <w:delText xml:space="preserve">(2α/360)·π·r₁² − ½·r₁²·sin(2α)</w:delText>
               </w:r>
             </w:del>
-            <w:ins w:id="9189" w:author="Claude (AI) - proposed" w:date="2026-10-15T20:14:19Z">
+            <w:ins w:id="9189" w:author="Claude (AI) - proposed" w:date="2026-10-18T00:27:47Z">
               <w:r>
                 <w:rPr>
                   <w:rFonts w:ascii="Arial" w:cs="Arial" w:eastAsia="Arial" w:hAnsi="Arial"/>
@@ -22877,7 +22877,7 @@
               </w:rPr>
               <w:t xml:space="preserve"> = (88.</w:t>
             </w:r>
-            <w:del w:id="9190" w:author="Claude (AI) - proposed" w:date="2026-10-15T20:14:19Z">
+            <w:del w:id="9190" w:author="Claude (AI) - proposed" w:date="2026-10-18T00:27:47Z">
               <w:r>
                 <w:rPr>
                   <w:rFonts w:ascii="Arial" w:cs="Arial" w:eastAsia="Arial" w:hAnsi="Arial"/>
@@ -22892,7 +22892,7 @@
                 <w:delText xml:space="preserve">8</w:delText>
               </w:r>
             </w:del>
-            <w:ins w:id="9191" w:author="Claude (AI) - proposed" w:date="2026-10-15T20:14:19Z">
+            <w:ins w:id="9191" w:author="Claude (AI) - proposed" w:date="2026-10-18T00:27:47Z">
               <w:r>
                 <w:rPr>
                   <w:rFonts w:ascii="Arial" w:cs="Arial" w:eastAsia="Arial" w:hAnsi="Arial"/>
@@ -22920,7 +22920,7 @@
               </w:rPr>
               <w:t xml:space="preserve">/360)</w:t>
             </w:r>
-            <w:del w:id="9192" w:author="Claude (AI) - proposed" w:date="2026-10-15T20:14:19Z">
+            <w:del w:id="9192" w:author="Claude (AI) - proposed" w:date="2026-10-18T00:27:47Z">
               <w:r>
                 <w:rPr>
                   <w:rFonts w:ascii="Arial" w:cs="Arial" w:eastAsia="Arial" w:hAnsi="Arial"/>
@@ -22935,7 +22935,7 @@
                 <w:delText xml:space="preserve">·π·42² − ½·42²·sin(88.8°)</w:delText>
               </w:r>
             </w:del>
-            <w:ins w:id="9193" w:author="Claude (AI) - proposed" w:date="2026-10-15T20:14:19Z">
+            <w:ins w:id="9193" w:author="Claude (AI) - proposed" w:date="2026-10-18T00:27:47Z">
               <w:r>
                 <w:rPr>
                   <w:rFonts w:ascii="Arial" w:cs="Arial" w:eastAsia="Arial" w:hAnsi="Arial"/>
@@ -22963,7 +22963,7 @@
               </w:rPr>
               <w:t xml:space="preserve"> ≈ 0.</w:t>
             </w:r>
-            <w:del w:id="9194" w:author="Claude (AI) - proposed" w:date="2026-10-15T20:14:19Z">
+            <w:del w:id="9194" w:author="Claude (AI) - proposed" w:date="2026-10-18T00:27:47Z">
               <w:r>
                 <w:rPr>
                   <w:rFonts w:ascii="Arial" w:cs="Arial" w:eastAsia="Arial" w:hAnsi="Arial"/>
@@ -22978,7 +22978,7 @@
                 <w:delText xml:space="preserve">2467·5541.8 − 0.5·1764·0.9997</w:delText>
               </w:r>
             </w:del>
-            <w:ins w:id="9195" w:author="Claude (AI) - proposed" w:date="2026-10-15T20:14:19Z">
+            <w:ins w:id="9195" w:author="Claude (AI) - proposed" w:date="2026-10-18T00:27:47Z">
               <w:r>
                 <w:rPr>
                   <w:rFonts w:ascii="Arial" w:cs="Arial" w:eastAsia="Arial" w:hAnsi="Arial"/>
@@ -23006,7 +23006,7 @@
               </w:rPr>
               <w:t xml:space="preserve"> ≈ 1367.</w:t>
             </w:r>
-            <w:del w:id="9196" w:author="Claude (AI) - proposed" w:date="2026-10-15T20:14:19Z">
+            <w:del w:id="9196" w:author="Claude (AI) - proposed" w:date="2026-10-18T00:27:47Z">
               <w:r>
                 <w:rPr>
                   <w:rFonts w:ascii="Arial" w:cs="Arial" w:eastAsia="Arial" w:hAnsi="Arial"/>
@@ -23021,7 +23021,7 @@
                 <w:delText xml:space="preserve">7</w:delText>
               </w:r>
             </w:del>
-            <w:ins w:id="9197" w:author="Claude (AI) - proposed" w:date="2026-10-15T20:14:19Z">
+            <w:ins w:id="9197" w:author="Claude (AI) - proposed" w:date="2026-10-18T00:27:47Z">
               <w:r>
                 <w:rPr>
                   <w:rFonts w:ascii="Arial" w:cs="Arial" w:eastAsia="Arial" w:hAnsi="Arial"/>
@@ -23049,7 +23049,7 @@
               </w:rPr>
               <w:t xml:space="preserve"> − 881.</w:t>
             </w:r>
-            <w:del w:id="9198" w:author="Claude (AI) - proposed" w:date="2026-10-15T20:14:19Z">
+            <w:del w:id="9198" w:author="Claude (AI) - proposed" w:date="2026-10-18T00:27:47Z">
               <w:r>
                 <w:rPr>
                   <w:rFonts w:ascii="Arial" w:cs="Arial" w:eastAsia="Arial" w:hAnsi="Arial"/>
@@ -23064,7 +23064,7 @@
                 <w:delText xml:space="preserve">9</w:delText>
               </w:r>
             </w:del>
-            <w:ins w:id="9199" w:author="Claude (AI) - proposed" w:date="2026-10-15T20:14:19Z">
+            <w:ins w:id="9199" w:author="Claude (AI) - proposed" w:date="2026-10-18T00:27:47Z">
               <w:r>
                 <w:rPr>
                   <w:rFonts w:ascii="Arial" w:cs="Arial" w:eastAsia="Arial" w:hAnsi="Arial"/>
@@ -23092,7 +23092,7 @@
               </w:rPr>
               <w:t xml:space="preserve"> ≈ 485.</w:t>
             </w:r>
-            <w:del w:id="9200" w:author="Claude (AI) - proposed" w:date="2026-10-15T20:14:19Z">
+            <w:del w:id="9200" w:author="Claude (AI) - proposed" w:date="2026-10-18T00:27:47Z">
               <w:r>
                 <w:rPr>
                   <w:rFonts w:ascii="Arial" w:cs="Arial" w:eastAsia="Arial" w:hAnsi="Arial"/>
@@ -23107,7 +23107,7 @@
                 <w:delText xml:space="preserve">8 m²</w:delText>
               </w:r>
             </w:del>
-            <w:ins w:id="9201" w:author="Claude (AI) - proposed" w:date="2026-10-15T20:14:19Z">
+            <w:ins w:id="9201" w:author="Claude (AI) - proposed" w:date="2026-10-18T00:27:47Z">
               <w:r>
                 <w:rPr>
                   <w:rFonts w:ascii="Arial" w:cs="Arial" w:eastAsia="Arial" w:hAnsi="Arial"/>
@@ -23135,7 +23135,7 @@
               </w:rPr>
               <w:t xml:space="preserve">. Step 5: Area of segment from Circle B = (</w:t>
             </w:r>
-            <w:del w:id="9202" w:author="Claude (AI) - proposed" w:date="2026-10-15T20:14:19Z">
+            <w:del w:id="9202" w:author="Claude (AI) - proposed" w:date="2026-10-18T00:27:47Z">
               <w:r>
                 <w:rPr>
                   <w:rFonts w:ascii="Arial" w:cs="Arial" w:eastAsia="Arial" w:hAnsi="Arial"/>
@@ -23150,7 +23150,7 @@
                 <w:delText xml:space="preserve">2β</w:delText>
               </w:r>
             </w:del>
-            <w:ins w:id="9203" w:author="Claude (AI) - proposed" w:date="2026-10-15T20:14:19Z">
+            <w:ins w:id="9203" w:author="Claude (AI) - proposed" w:date="2026-10-18T00:27:47Z">
               <w:r>
                 <w:rPr>
                   <w:rFonts w:ascii="Arial" w:cs="Arial" w:eastAsia="Arial" w:hAnsi="Arial"/>
@@ -23178,7 +23178,7 @@
               </w:rPr>
               <w:t xml:space="preserve">/360)</w:t>
             </w:r>
-            <w:del w:id="9204" w:author="Claude (AI) - proposed" w:date="2026-10-15T20:14:19Z">
+            <w:del w:id="9204" w:author="Claude (AI) - proposed" w:date="2026-10-18T00:27:47Z">
               <w:r>
                 <w:rPr>
                   <w:rFonts w:ascii="Arial" w:cs="Arial" w:eastAsia="Arial" w:hAnsi="Arial"/>
@@ -23193,7 +23193,7 @@
                 <w:delText xml:space="preserve">·π·r₂² − ½·r₂²·sin(2β) = (114.2/360)·π·35² − ½·35²·sin(114.2°)</w:delText>
               </w:r>
             </w:del>
-            <w:ins w:id="9205" w:author="Claude (AI) - proposed" w:date="2026-10-15T20:14:19Z">
+            <w:ins w:id="9205" w:author="Claude (AI) - proposed" w:date="2026-10-18T00:27:47Z">
               <w:r>
                 <w:rPr>
                   <w:rFonts w:ascii="Arial" w:cs="Arial" w:eastAsia="Arial" w:hAnsi="Arial"/>
@@ -23221,7 +23221,7 @@
               </w:rPr>
               <w:t xml:space="preserve"> ≈ 0.</w:t>
             </w:r>
-            <w:del w:id="9206" w:author="Claude (AI) - proposed" w:date="2026-10-15T20:14:19Z">
+            <w:del w:id="9206" w:author="Claude (AI) - proposed" w:date="2026-10-18T00:27:47Z">
               <w:r>
                 <w:rPr>
                   <w:rFonts w:ascii="Arial" w:cs="Arial" w:eastAsia="Arial" w:hAnsi="Arial"/>
@@ -23236,7 +23236,7 @@
                 <w:delText xml:space="preserve">3172·3848.5 − 0.5·1225·0.9114 ≈ 1220.5</w:delText>
               </w:r>
             </w:del>
-            <w:ins w:id="9207" w:author="Claude (AI) - proposed" w:date="2026-10-15T20:14:19Z">
+            <w:ins w:id="9207" w:author="Claude (AI) - proposed" w:date="2026-10-18T00:27:47Z">
               <w:r>
                 <w:rPr>
                   <w:rFonts w:ascii="Arial" w:cs="Arial" w:eastAsia="Arial" w:hAnsi="Arial"/>
@@ -23264,7 +23264,7 @@
               </w:rPr>
               <w:t xml:space="preserve"> − 558.</w:t>
             </w:r>
-            <w:del w:id="9208" w:author="Claude (AI) - proposed" w:date="2026-10-15T20:14:19Z">
+            <w:del w:id="9208" w:author="Claude (AI) - proposed" w:date="2026-10-18T00:27:47Z">
               <w:r>
                 <w:rPr>
                   <w:rFonts w:ascii="Arial" w:cs="Arial" w:eastAsia="Arial" w:hAnsi="Arial"/>
@@ -23279,7 +23279,7 @@
                 <w:delText xml:space="preserve">2</w:delText>
               </w:r>
             </w:del>
-            <w:ins w:id="9209" w:author="Claude (AI) - proposed" w:date="2026-10-15T20:14:19Z">
+            <w:ins w:id="9209" w:author="Claude (AI) - proposed" w:date="2026-10-18T00:27:47Z">
               <w:r>
                 <w:rPr>
                   <w:rFonts w:ascii="Arial" w:cs="Arial" w:eastAsia="Arial" w:hAnsi="Arial"/>
@@ -23307,7 +23307,7 @@
               </w:rPr>
               <w:t xml:space="preserve"> ≈ 662.</w:t>
             </w:r>
-            <w:del w:id="9210" w:author="Claude (AI) - proposed" w:date="2026-10-15T20:14:19Z">
+            <w:del w:id="9210" w:author="Claude (AI) - proposed" w:date="2026-10-18T00:27:47Z">
               <w:r>
                 <w:rPr>
                   <w:rFonts w:ascii="Arial" w:cs="Arial" w:eastAsia="Arial" w:hAnsi="Arial"/>
@@ -23322,7 +23322,7 @@
                 <w:delText xml:space="preserve">3</w:delText>
               </w:r>
             </w:del>
-            <w:ins w:id="9211" w:author="Claude (AI) - proposed" w:date="2026-10-15T20:14:19Z">
+            <w:ins w:id="9211" w:author="Claude (AI) - proposed" w:date="2026-10-18T00:27:47Z">
               <w:r>
                 <w:rPr>
                   <w:rFonts w:ascii="Arial" w:cs="Arial" w:eastAsia="Arial" w:hAnsi="Arial"/>
@@ -23350,7 +23350,7 @@
               </w:rPr>
               <w:t xml:space="preserve"> m². Step 6: Total lens area = 485.</w:t>
             </w:r>
-            <w:del w:id="9212" w:author="Claude (AI) - proposed" w:date="2026-10-15T20:14:19Z">
+            <w:del w:id="9212" w:author="Claude (AI) - proposed" w:date="2026-10-18T00:27:47Z">
               <w:r>
                 <w:rPr>
                   <w:rFonts w:ascii="Arial" w:cs="Arial" w:eastAsia="Arial" w:hAnsi="Arial"/>
@@ -23365,7 +23365,7 @@
                 <w:delText xml:space="preserve">8</w:delText>
               </w:r>
             </w:del>
-            <w:ins w:id="9213" w:author="Claude (AI) - proposed" w:date="2026-10-15T20:14:19Z">
+            <w:ins w:id="9213" w:author="Claude (AI) - proposed" w:date="2026-10-18T00:27:47Z">
               <w:r>
                 <w:rPr>
                   <w:rFonts w:ascii="Arial" w:cs="Arial" w:eastAsia="Arial" w:hAnsi="Arial"/>
@@ -23393,7 +23393,7 @@
               </w:rPr>
               <w:t xml:space="preserve"> + 662.</w:t>
             </w:r>
-            <w:del w:id="9214" w:author="Claude (AI) - proposed" w:date="2026-10-15T20:14:19Z">
+            <w:del w:id="9214" w:author="Claude (AI) - proposed" w:date="2026-10-18T00:27:47Z">
               <w:r>
                 <w:rPr>
                   <w:rFonts w:ascii="Arial" w:cs="Arial" w:eastAsia="Arial" w:hAnsi="Arial"/>
@@ -23408,7 +23408,7 @@
                 <w:delText xml:space="preserve">3</w:delText>
               </w:r>
             </w:del>
-            <w:ins w:id="9215" w:author="Claude (AI) - proposed" w:date="2026-10-15T20:14:19Z">
+            <w:ins w:id="9215" w:author="Claude (AI) - proposed" w:date="2026-10-18T00:27:47Z">
               <w:r>
                 <w:rPr>
                   <w:rFonts w:ascii="Arial" w:cs="Arial" w:eastAsia="Arial" w:hAnsi="Arial"/>
@@ -23436,7 +23436,7 @@
               </w:rPr>
               <w:t xml:space="preserve"> ≈ 1148.</w:t>
             </w:r>
-            <w:del w:id="9216" w:author="Claude (AI) - proposed" w:date="2026-10-15T20:14:19Z">
+            <w:del w:id="9216" w:author="Claude (AI) - proposed" w:date="2026-10-18T00:27:47Z">
               <w:r>
                 <w:rPr>
                   <w:rFonts w:ascii="Arial" w:cs="Arial" w:eastAsia="Arial" w:hAnsi="Arial"/>
@@ -23451,7 +23451,7 @@
                 <w:delText xml:space="preserve">1 m²</w:delText>
               </w:r>
             </w:del>
-            <w:ins w:id="9217" w:author="Claude (AI) - proposed" w:date="2026-10-15T20:14:19Z">
+            <w:ins w:id="9217" w:author="Claude (AI) - proposed" w:date="2026-10-18T00:27:47Z">
               <w:r>
                 <w:rPr>
                   <w:rFonts w:ascii="Arial" w:cs="Arial" w:eastAsia="Arial" w:hAnsi="Arial"/>
@@ -23512,7 +23512,7 @@
               </w:rPr>
               <w:t xml:space="preserve">During Part A derivation, narrate explicitly: 'I am using </w:t>
             </w:r>
-            <w:del w:id="9218" w:author="Claude (AI) - proposed" w:date="2026-10-15T20:14:19Z">
+            <w:del w:id="9218" w:author="Claude (AI) - proposed" w:date="2026-10-18T00:27:47Z">
               <w:r>
                 <w:rPr>
                   <w:rFonts w:ascii="Arial" w:cs="Arial" w:eastAsia="Arial" w:hAnsi="Arial"/>
@@ -23527,7 +23527,7 @@
                 <w:delText xml:space="preserve">the cosine rule — which</w:delText>
               </w:r>
             </w:del>
-            <w:ins w:id="9219" w:author="Claude (AI) - proposed" w:date="2026-10-15T20:14:19Z">
+            <w:ins w:id="9219" w:author="Claude (AI) - proposed" w:date="2026-10-18T00:27:47Z">
               <w:r>
                 <w:rPr>
                   <w:rFonts w:ascii="Arial" w:cs="Arial" w:eastAsia="Arial" w:hAnsi="Arial"/>
@@ -23555,7 +23555,7 @@
               </w:rPr>
               <w:t xml:space="preserve"> you met in Trigonometry </w:t>
             </w:r>
-            <w:del w:id="9220" w:author="Claude (AI) - proposed" w:date="2026-10-15T20:14:19Z">
+            <w:del w:id="9220" w:author="Claude (AI) - proposed" w:date="2026-10-18T00:27:47Z">
               <w:r>
                 <w:rPr>
                   <w:rFonts w:ascii="Arial" w:cs="Arial" w:eastAsia="Arial" w:hAnsi="Arial"/>
@@ -23570,7 +23570,7 @@
                 <w:delText xml:space="preserve">— because I have three sides of triangle APB and need an angle. Watch how</w:delText>
               </w:r>
             </w:del>
-            <w:ins w:id="9221" w:author="Claude (AI) - proposed" w:date="2026-10-15T20:14:19Z">
+            <w:ins w:id="9221" w:author="Claude (AI) - proposed" w:date="2026-10-18T00:27:47Z">
               <w:r>
                 <w:rPr>
                   <w:rFonts w:ascii="Arial" w:cs="Arial" w:eastAsia="Arial" w:hAnsi="Arial"/>
@@ -23598,7 +23598,7 @@
               </w:rPr>
               <w:t xml:space="preserve"> the angle at A</w:t>
             </w:r>
-            <w:ins w:id="9222" w:author="Claude (AI) - proposed" w:date="2026-10-15T20:14:19Z">
+            <w:ins w:id="9222" w:author="Claude (AI) - proposed" w:date="2026-10-18T00:27:47Z">
               <w:r>
                 <w:rPr>
                   <w:rFonts w:ascii="Arial" w:cs="Arial" w:eastAsia="Arial" w:hAnsi="Arial"/>
@@ -23626,7 +23626,7 @@
               </w:rPr>
               <w:t xml:space="preserve"> tells me the sector slice of Circle A that contains my segment.' After Step 3, pause and say: 'Before I go further — what is the formula for the area of a segment? Do not look at your notes.' WAIT TIME: 15 seconds. Cold-call 3 learners. Write the formula on the board only after the cold-calls. After Step 6, say: 'The farmer can now tell her neighbour exactly how much land — 1 148 square metres — both their systems water simultaneously. She uses this to share the water bill fairly.' During Part B pair work, circulate and use targeted prompts only: 'Show me </w:t>
             </w:r>
-            <w:del w:id="9223" w:author="Claude (AI) - proposed" w:date="2026-10-15T20:14:19Z">
+            <w:del w:id="9223" w:author="Claude (AI) - proposed" w:date="2026-10-18T00:27:47Z">
               <w:r>
                 <w:rPr>
                   <w:rFonts w:ascii="Arial" w:cs="Arial" w:eastAsia="Arial" w:hAnsi="Arial"/>
@@ -23641,7 +23641,7 @@
                 <w:delText xml:space="preserve">your cosine rule substitution for angle C</w:delText>
               </w:r>
             </w:del>
-            <w:ins w:id="9224" w:author="Claude (AI) - proposed" w:date="2026-10-15T20:14:19Z">
+            <w:ins w:id="9224" w:author="Claude (AI) - proposed" w:date="2026-10-18T00:27:47Z">
               <w:r>
                 <w:rPr>
                   <w:rFonts w:ascii="Arial" w:cs="Arial" w:eastAsia="Arial" w:hAnsi="Arial"/>
@@ -23702,7 +23702,7 @@
               </w:rPr>
               <w:t xml:space="preserve">Worked example with narrated reasoning (I Do — We Do — You Do): The teacher's narrated derivation makes the cognitive process visible ('I am doing X because Y'). Connecting to </w:t>
             </w:r>
-            <w:del w:id="9225" w:author="Claude (AI) - proposed" w:date="2026-10-15T20:14:19Z">
+            <w:del w:id="9225" w:author="Claude (AI) - proposed" w:date="2026-10-18T00:27:47Z">
               <w:r>
                 <w:rPr>
                   <w:rFonts w:ascii="Arial" w:cs="Arial" w:eastAsia="Arial" w:hAnsi="Arial"/>
@@ -23717,7 +23717,7 @@
                 <w:delText xml:space="preserve">the cosine rule from </w:delText>
               </w:r>
             </w:del>
-            <w:ins w:id="9226" w:author="Claude (AI) - proposed" w:date="2026-10-15T20:14:19Z">
+            <w:ins w:id="9226" w:author="Claude (AI) - proposed" w:date="2026-10-18T00:27:47Z">
               <w:r>
                 <w:rPr>
                   <w:rFonts w:ascii="Arial" w:cs="Arial" w:eastAsia="Arial" w:hAnsi="Arial"/>
@@ -23745,7 +23745,7 @@
               </w:rPr>
               <w:t xml:space="preserve">Sub-Strand 2.4</w:t>
             </w:r>
-            <w:del w:id="9227" w:author="Claude (AI) - proposed" w:date="2026-10-15T20:14:19Z">
+            <w:del w:id="9227" w:author="Claude (AI) - proposed" w:date="2026-10-18T00:27:47Z">
               <w:r>
                 <w:rPr>
                   <w:rFonts w:ascii="Arial" w:cs="Arial" w:eastAsia="Arial" w:hAnsi="Arial"/>
@@ -23760,7 +23760,7 @@
                 <w:delText xml:space="preserve"> (Trigonometry</w:delText>
               </w:r>
             </w:del>
-            <w:ins w:id="9228" w:author="Claude (AI) - proposed" w:date="2026-10-15T20:14:19Z">
+            <w:ins w:id="9228" w:author="Claude (AI) - proposed" w:date="2026-10-18T00:27:47Z">
               <w:r>
                 <w:rPr>
                   <w:rFonts w:ascii="Arial" w:cs="Arial" w:eastAsia="Arial" w:hAnsi="Arial"/>
@@ -23788,7 +23788,7 @@
               </w:rPr>
               <w:t xml:space="preserve">) is a cross-strand transfer strategy — it shows learners that mathematical tools recur across topics</w:t>
             </w:r>
-            <w:ins w:id="9229" w:author="Claude (AI) - proposed" w:date="2026-10-15T20:14:19Z">
+            <w:ins w:id="9229" w:author="Claude (AI) - proposed" w:date="2026-10-18T00:27:47Z">
               <w:r>
                 <w:rPr>
                   <w:rFonts w:ascii="Arial" w:cs="Arial" w:eastAsia="Arial" w:hAnsi="Arial"/>
@@ -23849,7 +23849,7 @@
               </w:rPr>
               <w:t xml:space="preserve">During Part A: if fewer than 2 of 3 cold-called learners can state the segment formula correctly, re-teach the formula from Lesson 5 before proceeding (have the Lesson 5 formula card ready as a contingency). During Part B: look for two error types — (i) learners using the half-angle (α or β) instead of the full angle (2α or 2β) in the segment formula — prompt: 'Which angle is at the centre of the sector?'; (ii) learners adding two sector areas without subtracting the triangles — prompt: 'What is the difference between a sector and a segment?' </w:t>
             </w:r>
-            <w:ins w:id="9230" w:author="Claude (AI) - proposed" w:date="2026-10-15T20:14:19Z">
+            <w:ins w:id="9230" w:author="Claude (AI) - proposed" w:date="2026-10-18T00:27:47Z">
               <w:r>
                 <w:rPr>
                   <w:rFonts w:ascii="Arial" w:cs="Arial" w:eastAsia="Arial" w:hAnsi="Arial"/>
@@ -23933,7 +23933,7 @@
             <w:pPr>
               <w:spacing w:after="20" w:before="0"/>
             </w:pPr>
-            <w:hyperlink w:history="1" r:id="rIdulsw7looou22dy_zfldxm">
+            <w:hyperlink w:history="1" r:id="rIdscty7ywpihcnig5qcfvxv">
               <w:r>
                 <w:rPr>
                   <w:rFonts w:ascii="Arial" w:cs="Arial" w:eastAsia="Arial" w:hAnsi="Arial"/>
@@ -23982,7 +23982,7 @@
               <w:spacing w:after="10" w:before="0"/>
               <w:ind w:left="120"/>
             </w:pPr>
-            <w:hyperlink w:history="1" r:id="rIdfgp2tthvkys_y5eu-gbgc">
+            <w:hyperlink w:history="1" r:id="rIdp4lejogccxyrv-9wd41vx">
               <w:r>
                 <w:rPr>
                   <w:rFonts w:ascii="Arial" w:cs="Arial" w:eastAsia="Arial" w:hAnsi="Arial"/>
@@ -24027,7 +24027,7 @@
             <w:pPr>
               <w:spacing w:after="20" w:before="0"/>
             </w:pPr>
-            <w:hyperlink w:history="1" r:id="rIdf9ei0qzzlid_3i3k6lh4m">
+            <w:hyperlink w:history="1" r:id="rIdg0jxlfnku6ucjm6an3b3l">
               <w:r>
                 <w:rPr>
                   <w:rFonts w:ascii="Arial" w:cs="Arial" w:eastAsia="Arial" w:hAnsi="Arial"/>
@@ -24060,7 +24060,7 @@
               <w:spacing w:after="10" w:before="0"/>
               <w:ind w:left="120"/>
             </w:pPr>
-            <w:hyperlink w:history="1" r:id="rIdypryiotdgqlxpkyvlkmzx">
+            <w:hyperlink w:history="1" r:id="rIdlbwcll0c-aphvahme7muu">
               <w:r>
                 <w:rPr>
                   <w:rFonts w:ascii="Arial" w:cs="Arial" w:eastAsia="Arial" w:hAnsi="Arial"/>
@@ -24260,7 +24260,7 @@
             <w:pPr>
               <w:spacing w:after="20" w:before="0"/>
             </w:pPr>
-            <w:hyperlink w:history="1" r:id="rIdateocqawxjeo_-phgpp3w">
+            <w:hyperlink w:history="1" r:id="rIdoffr6qv0inzn8rnt6t6bm">
               <w:r>
                 <w:rPr>
                   <w:rFonts w:ascii="Arial" w:cs="Arial" w:eastAsia="Arial" w:hAnsi="Arial"/>
@@ -24309,7 +24309,7 @@
               <w:spacing w:after="10" w:before="0"/>
               <w:ind w:left="120"/>
             </w:pPr>
-            <w:hyperlink w:history="1" r:id="rIdwauh6svtquljj7s62jidd">
+            <w:hyperlink w:history="1" r:id="rIdr9i_uxuptups255ngtomw">
               <w:r>
                 <w:rPr>
                   <w:rFonts w:ascii="Arial" w:cs="Arial" w:eastAsia="Arial" w:hAnsi="Arial"/>
@@ -24354,7 +24354,7 @@
             <w:pPr>
               <w:spacing w:after="20" w:before="0"/>
             </w:pPr>
-            <w:hyperlink w:history="1" r:id="rIdeiwlqfm6ndzjacxdi4byx">
+            <w:hyperlink w:history="1" r:id="rId9vyoqyy3vvshftgbm3gac">
               <w:r>
                 <w:rPr>
                   <w:rFonts w:ascii="Arial" w:cs="Arial" w:eastAsia="Arial" w:hAnsi="Arial"/>
@@ -24387,7 +24387,7 @@
               <w:spacing w:after="10" w:before="0"/>
               <w:ind w:left="120"/>
             </w:pPr>
-            <w:hyperlink w:history="1" r:id="rId4666knnw9iovesvytlher">
+            <w:hyperlink w:history="1" r:id="rIdxg7ipocgr3ycyfzve1oyl">
               <w:r>
                 <w:rPr>
                   <w:rFonts w:ascii="Arial" w:cs="Arial" w:eastAsia="Arial" w:hAnsi="Arial"/>
@@ -24626,7 +24626,7 @@
               </w:rPr>
               <w:t xml:space="preserve">After the lesson, reflect on the following questions and note responses in your professional journal: (1) Prediction Bank: How spread out were the three cold-called predictions? Did any learner correctly identify the two-segment structure before instruction — and if so, how might you use that learner as a peer explainer in a future lesson? (2) </w:t>
             </w:r>
-            <w:del w:id="9231" w:author="Claude (AI) - proposed" w:date="2026-10-15T20:14:19Z">
+            <w:del w:id="9231" w:author="Claude (AI) - proposed" w:date="2026-10-18T00:27:47Z">
               <w:r>
                 <w:rPr>
                   <w:rFonts w:ascii="Arial" w:cs="Arial" w:eastAsia="Arial" w:hAnsi="Arial"/>
@@ -24641,7 +24641,7 @@
                 <w:delText xml:space="preserve">Cosine rule recall</w:delText>
               </w:r>
             </w:del>
-            <w:ins w:id="9232" w:author="Claude (AI) - proposed" w:date="2026-10-15T20:14:19Z">
+            <w:ins w:id="9232" w:author="Claude (AI) - proposed" w:date="2026-10-18T00:27:47Z">
               <w:r>
                 <w:rPr>
                   <w:rFonts w:ascii="Arial" w:cs="Arial" w:eastAsia="Arial" w:hAnsi="Arial"/>
@@ -24669,7 +24669,7 @@
               </w:rPr>
               <w:t xml:space="preserve">: Were learners able to </w:t>
             </w:r>
-            <w:del w:id="9233" w:author="Claude (AI) - proposed" w:date="2026-10-15T20:14:19Z">
+            <w:del w:id="9233" w:author="Claude (AI) - proposed" w:date="2026-10-18T00:27:47Z">
               <w:r>
                 <w:rPr>
                   <w:rFonts w:ascii="Arial" w:cs="Arial" w:eastAsia="Arial" w:hAnsi="Arial"/>
@@ -24684,7 +24684,7 @@
                 <w:delText xml:space="preserve">apply the cosine rule</w:delText>
               </w:r>
             </w:del>
-            <w:ins w:id="9234" w:author="Claude (AI) - proposed" w:date="2026-10-15T20:14:19Z">
+            <w:ins w:id="9234" w:author="Claude (AI) - proposed" w:date="2026-10-18T00:27:47Z">
               <w:r>
                 <w:rPr>
                   <w:rFonts w:ascii="Arial" w:cs="Arial" w:eastAsia="Arial" w:hAnsi="Arial"/>
@@ -24712,7 +24712,7 @@
               </w:rPr>
               <w:t xml:space="preserve"> fluently, or did the cross-strand transfer cause significant hesitation? If more than one-third of learners struggled at Step 2, plan a 5-minute </w:t>
             </w:r>
-            <w:del w:id="9235" w:author="Claude (AI) - proposed" w:date="2026-10-15T20:14:19Z">
+            <w:del w:id="9235" w:author="Claude (AI) - proposed" w:date="2026-10-18T00:27:47Z">
               <w:r>
                 <w:rPr>
                   <w:rFonts w:ascii="Arial" w:cs="Arial" w:eastAsia="Arial" w:hAnsi="Arial"/>
@@ -24727,7 +24727,7 @@
                 <w:delText xml:space="preserve">cosine-rule recap</w:delText>
               </w:r>
             </w:del>
-            <w:ins w:id="9236" w:author="Claude (AI) - proposed" w:date="2026-10-15T20:14:19Z">
+            <w:ins w:id="9236" w:author="Claude (AI) - proposed" w:date="2026-10-18T00:27:47Z">
               <w:r>
                 <w:rPr>
                   <w:rFonts w:ascii="Arial" w:cs="Arial" w:eastAsia="Arial" w:hAnsi="Arial"/>
@@ -24953,7 +24953,7 @@
               </w:rPr>
               <w:t xml:space="preserve">The common region between two intersecting circles is a lens shape equal to the sum of two circular segments — one from each circle. The central angle for each segment is found </w:t>
             </w:r>
-            <w:del w:id="9237" w:author="Claude (AI) - proposed" w:date="2026-10-15T20:14:19Z">
+            <w:del w:id="9237" w:author="Claude (AI) - proposed" w:date="2026-10-18T00:27:47Z">
               <w:r>
                 <w:rPr>
                   <w:rFonts w:ascii="Arial" w:cs="Arial" w:eastAsia="Arial" w:hAnsi="Arial"/>
@@ -24968,7 +24968,7 @@
                 <w:delText xml:space="preserve">using the cosine rule applied to the triangle</w:delText>
               </w:r>
             </w:del>
-            <w:ins w:id="9238" w:author="Claude (AI) - proposed" w:date="2026-10-15T20:14:19Z">
+            <w:ins w:id="9238" w:author="Claude (AI) - proposed" w:date="2026-10-18T00:27:47Z">
               <w:r>
                 <w:rPr>
                   <w:rFonts w:ascii="Arial" w:cs="Arial" w:eastAsia="Arial" w:hAnsi="Arial"/>
@@ -24996,7 +24996,7 @@
               </w:rPr>
               <w:t xml:space="preserve"> formed by the </w:t>
             </w:r>
-            <w:del w:id="9239" w:author="Claude (AI) - proposed" w:date="2026-10-15T20:14:19Z">
+            <w:del w:id="9239" w:author="Claude (AI) - proposed" w:date="2026-10-18T00:27:47Z">
               <w:r>
                 <w:rPr>
                   <w:rFonts w:ascii="Arial" w:cs="Arial" w:eastAsia="Arial" w:hAnsi="Arial"/>
@@ -25011,7 +25011,7 @@
                 <w:delText xml:space="preserve">two centres and one intersection point: cosα</w:delText>
               </w:r>
             </w:del>
-            <w:ins w:id="9240" w:author="Claude (AI) - proposed" w:date="2026-10-15T20:14:19Z">
+            <w:ins w:id="9240" w:author="Claude (AI) - proposed" w:date="2026-10-18T00:27:47Z">
               <w:r>
                 <w:rPr>
                   <w:rFonts w:ascii="Arial" w:cs="Arial" w:eastAsia="Arial" w:hAnsi="Arial"/>
@@ -25039,7 +25039,7 @@
               </w:rPr>
               <w:t xml:space="preserve"> = (r₁² + d² − r₂²)/(</w:t>
             </w:r>
-            <w:del w:id="9241" w:author="Claude (AI) - proposed" w:date="2026-10-15T20:14:19Z">
+            <w:del w:id="9241" w:author="Claude (AI) - proposed" w:date="2026-10-18T00:27:47Z">
               <w:r>
                 <w:rPr>
                   <w:rFonts w:ascii="Arial" w:cs="Arial" w:eastAsia="Arial" w:hAnsi="Arial"/>
@@ -25054,7 +25054,7 @@
                 <w:delText xml:space="preserve">2r₁d)</w:delText>
               </w:r>
             </w:del>
-            <w:ins w:id="9242" w:author="Claude (AI) - proposed" w:date="2026-10-15T20:14:19Z">
+            <w:ins w:id="9242" w:author="Claude (AI) - proposed" w:date="2026-10-18T00:27:47Z">
               <w:r>
                 <w:rPr>
                   <w:rFonts w:ascii="Arial" w:cs="Arial" w:eastAsia="Arial" w:hAnsi="Arial"/>
@@ -25082,7 +25082,7 @@
               </w:rPr>
               <w:t xml:space="preserve"> and cosβ = (</w:t>
             </w:r>
-            <w:del w:id="9243" w:author="Claude (AI) - proposed" w:date="2026-10-15T20:14:19Z">
+            <w:del w:id="9243" w:author="Claude (AI) - proposed" w:date="2026-10-18T00:27:47Z">
               <w:r>
                 <w:rPr>
                   <w:rFonts w:ascii="Arial" w:cs="Arial" w:eastAsia="Arial" w:hAnsi="Arial"/>
@@ -25097,7 +25097,7 @@
                 <w:delText xml:space="preserve">r₂² + d² − r₁²)/(2r₂d)</w:delText>
               </w:r>
             </w:del>
-            <w:ins w:id="9244" w:author="Claude (AI) - proposed" w:date="2026-10-15T20:14:19Z">
+            <w:ins w:id="9244" w:author="Claude (AI) - proposed" w:date="2026-10-18T00:27:47Z">
               <w:r>
                 <w:rPr>
                   <w:rFonts w:ascii="Arial" w:cs="Arial" w:eastAsia="Arial" w:hAnsi="Arial"/>
@@ -25125,7 +25125,7 @@
               </w:rPr>
               <w:t xml:space="preserve">. Each segment area is calculated as A = (</w:t>
             </w:r>
-            <w:del w:id="9245" w:author="Claude (AI) - proposed" w:date="2026-10-15T20:14:19Z">
+            <w:del w:id="9245" w:author="Claude (AI) - proposed" w:date="2026-10-18T00:27:47Z">
               <w:r>
                 <w:rPr>
                   <w:rFonts w:ascii="Arial" w:cs="Arial" w:eastAsia="Arial" w:hAnsi="Arial"/>
@@ -25140,7 +25140,7 @@
                 <w:delText xml:space="preserve">2θ</w:delText>
               </w:r>
             </w:del>
-            <w:ins w:id="9246" w:author="Claude (AI) - proposed" w:date="2026-10-15T20:14:19Z">
+            <w:ins w:id="9246" w:author="Claude (AI) - proposed" w:date="2026-10-18T00:27:47Z">
               <w:r>
                 <w:rPr>
                   <w:rFonts w:ascii="Arial" w:cs="Arial" w:eastAsia="Arial" w:hAnsi="Arial"/>
@@ -25168,7 +25168,7 @@
               </w:rPr>
               <w:t xml:space="preserve">/360)</w:t>
             </w:r>
-            <w:del w:id="9247" w:author="Claude (AI) - proposed" w:date="2026-10-15T20:14:19Z">
+            <w:del w:id="9247" w:author="Claude (AI) - proposed" w:date="2026-10-18T00:27:47Z">
               <w:r>
                 <w:rPr>
                   <w:rFonts w:ascii="Arial" w:cs="Arial" w:eastAsia="Arial" w:hAnsi="Arial"/>
@@ -25183,7 +25183,7 @@
                 <w:delText xml:space="preserve">πr² − ½r²sin(2θ</w:delText>
               </w:r>
             </w:del>
-            <w:ins w:id="9248" w:author="Claude (AI) - proposed" w:date="2026-10-15T20:14:19Z">
+            <w:ins w:id="9248" w:author="Claude (AI) - proposed" w:date="2026-10-18T00:27:47Z">
               <w:r>
                 <w:rPr>
                   <w:rFonts w:ascii="Arial" w:cs="Arial" w:eastAsia="Arial" w:hAnsi="Arial"/>
@@ -25279,7 +25279,7 @@
               </w:rPr>
               <w:t xml:space="preserve">For the Laikipia farmer's two overlapping irrigation plots (r₁ = 42 m, r₂ = 35 m, d = 49 m), the central angle at A is approximately 88.8° and at B approximately 114.2°. The segment from Circle A has area ≈ 485.</w:t>
             </w:r>
-            <w:del w:id="9249" w:author="Claude (AI) - proposed" w:date="2026-10-15T20:14:19Z">
+            <w:del w:id="9249" w:author="Claude (AI) - proposed" w:date="2026-10-18T00:27:47Z">
               <w:r>
                 <w:rPr>
                   <w:rFonts w:ascii="Arial" w:cs="Arial" w:eastAsia="Arial" w:hAnsi="Arial"/>
@@ -25294,7 +25294,7 @@
                 <w:delText xml:space="preserve">8</w:delText>
               </w:r>
             </w:del>
-            <w:ins w:id="9250" w:author="Claude (AI) - proposed" w:date="2026-10-15T20:14:19Z">
+            <w:ins w:id="9250" w:author="Claude (AI) - proposed" w:date="2026-10-18T00:27:47Z">
               <w:r>
                 <w:rPr>
                   <w:rFonts w:ascii="Arial" w:cs="Arial" w:eastAsia="Arial" w:hAnsi="Arial"/>
@@ -25322,7 +25322,7 @@
               </w:rPr>
               <w:t xml:space="preserve"> m², the segment from Circle B ≈ 662.</w:t>
             </w:r>
-            <w:del w:id="9251" w:author="Claude (AI) - proposed" w:date="2026-10-15T20:14:19Z">
+            <w:del w:id="9251" w:author="Claude (AI) - proposed" w:date="2026-10-18T00:27:47Z">
               <w:r>
                 <w:rPr>
                   <w:rFonts w:ascii="Arial" w:cs="Arial" w:eastAsia="Arial" w:hAnsi="Arial"/>
@@ -25337,7 +25337,7 @@
                 <w:delText xml:space="preserve">3</w:delText>
               </w:r>
             </w:del>
-            <w:ins w:id="9252" w:author="Claude (AI) - proposed" w:date="2026-10-15T20:14:19Z">
+            <w:ins w:id="9252" w:author="Claude (AI) - proposed" w:date="2026-10-18T00:27:47Z">
               <w:r>
                 <w:rPr>
                   <w:rFonts w:ascii="Arial" w:cs="Arial" w:eastAsia="Arial" w:hAnsi="Arial"/>
@@ -25385,7 +25385,7 @@
         </w:rPr>
         <w:t xml:space="preserve">© 2026 SeaVuria and ARES. Aligned with KICD objectives. Developed by SeaVuria; technical implementation by ARES (with AI assistance from Claude). Licensed under </w:t>
       </w:r>
-      <w:hyperlink w:history="1" r:id="rId9ral1py9pmcxelhzjqoqa">
+      <w:hyperlink w:history="1" r:id="rIdm6lpkl9eildjsvo0-ggjw">
         <w:r>
           <w:rPr>
             <w:rFonts w:ascii="Arial" w:cs="Arial" w:eastAsia="Arial" w:hAnsi="Arial"/>
@@ -25406,7 +25406,7 @@
         </w:rPr>
         <w:t xml:space="preserve"> (</w:t>
       </w:r>
-      <w:hyperlink w:history="1" r:id="rIducdloyxgdngbeels9tfm1">
+      <w:hyperlink w:history="1" r:id="rId3bdwgf0co4knkqhn3uqp_">
         <w:r>
           <w:rPr>
             <w:rFonts w:ascii="Arial" w:cs="Arial" w:eastAsia="Arial" w:hAnsi="Arial"/>
@@ -25995,7 +25995,7 @@
               </w:rPr>
               <w:t xml:space="preserve">In previous lessons the farmer identified individual sub-regions of the Laikipia pivot-irrigation field — the full circle, the annulus between two pipe rings, the swept sector, and the </w:t>
             </w:r>
-            <w:del w:id="9253" w:author="Claude (AI) - proposed" w:date="2026-10-15T20:14:19Z">
+            <w:del w:id="9253" w:author="Claude (AI) - proposed" w:date="2026-10-18T00:27:47Z">
               <w:r>
                 <w:rPr>
                   <w:rFonts w:ascii="Arial" w:cs="Arial" w:eastAsia="Arial" w:hAnsi="Arial"/>
@@ -26010,7 +26010,7 @@
                 <w:delText xml:space="preserve">segment of overlap between adjacent plots</w:delText>
               </w:r>
             </w:del>
-            <w:ins w:id="9254" w:author="Claude (AI) - proposed" w:date="2026-10-15T20:14:19Z">
+            <w:ins w:id="9254" w:author="Claude (AI) - proposed" w:date="2026-10-18T00:27:47Z">
               <w:r>
                 <w:rPr>
                   <w:rFonts w:ascii="Arial" w:cs="Arial" w:eastAsia="Arial" w:hAnsi="Arial"/>
@@ -26489,7 +26489,7 @@
             <w:pPr>
               <w:spacing w:after="20" w:before="0"/>
             </w:pPr>
-            <w:hyperlink w:history="1" r:id="rIdknazelwnvhwblcahyt-vl">
+            <w:hyperlink w:history="1" r:id="rIdv0rtwuvycajalvwym3quc">
               <w:r>
                 <w:rPr>
                   <w:rFonts w:ascii="Arial" w:cs="Arial" w:eastAsia="Arial" w:hAnsi="Arial"/>
@@ -26538,7 +26538,7 @@
               <w:spacing w:after="10" w:before="0"/>
               <w:ind w:left="120"/>
             </w:pPr>
-            <w:hyperlink w:history="1" r:id="rIdpjhpqzdo2x41reqojrzei">
+            <w:hyperlink w:history="1" r:id="rIdvxuzbmi-ejagrf3i2nmuo">
               <w:r>
                 <w:rPr>
                   <w:rFonts w:ascii="Arial" w:cs="Arial" w:eastAsia="Arial" w:hAnsi="Arial"/>
@@ -26583,7 +26583,7 @@
             <w:pPr>
               <w:spacing w:after="20" w:before="0"/>
             </w:pPr>
-            <w:hyperlink w:history="1" r:id="rIde0nqcwq68shrtmqnnk-sy">
+            <w:hyperlink w:history="1" r:id="rId6cwa1qqifaqd8eaiork5b">
               <w:r>
                 <w:rPr>
                   <w:rFonts w:ascii="Arial" w:cs="Arial" w:eastAsia="Arial" w:hAnsi="Arial"/>
@@ -26616,7 +26616,7 @@
               <w:spacing w:after="10" w:before="0"/>
               <w:ind w:left="120"/>
             </w:pPr>
-            <w:hyperlink w:history="1" r:id="rIdhpmjpxgpmkjxhb69i5pc5">
+            <w:hyperlink w:history="1" r:id="rIdj72glc8knbawkgy9ezziu">
               <w:r>
                 <w:rPr>
                   <w:rFonts w:ascii="Arial" w:cs="Arial" w:eastAsia="Arial" w:hAnsi="Arial"/>
@@ -26661,7 +26661,7 @@
               </w:rPr>
               <w:t xml:space="preserve">Each learner receives a single A5 card showing a composite diagram: a large circle of radius R = 14 m with a smaller concentric circle of radius r = 7 m, and a sector of angle 120° shaded within the annular ring, plus a </w:t>
             </w:r>
-            <w:del w:id="9255" w:author="Claude (AI) - proposed" w:date="2026-10-15T20:14:19Z">
+            <w:del w:id="9255" w:author="Claude (AI) - proposed" w:date="2026-10-18T00:27:47Z">
               <w:r>
                 <w:rPr>
                   <w:rFonts w:ascii="Arial" w:cs="Arial" w:eastAsia="Arial" w:hAnsi="Arial"/>
@@ -26676,7 +26676,7 @@
                 <w:delText xml:space="preserve">triangular segment cut away from the inner circle</w:delText>
               </w:r>
             </w:del>
-            <w:ins w:id="9256" w:author="Claude (AI) - proposed" w:date="2026-10-15T20:14:19Z">
+            <w:ins w:id="9256" w:author="Claude (AI) - proposed" w:date="2026-10-18T00:27:47Z">
               <w:r>
                 <w:rPr>
                   <w:rFonts w:ascii="Arial" w:cs="Arial" w:eastAsia="Arial" w:hAnsi="Arial"/>
@@ -26859,7 +26859,7 @@
             <w:pPr>
               <w:spacing w:after="20" w:before="0"/>
             </w:pPr>
-            <w:hyperlink w:history="1" r:id="rIdqjeii7gwzxarzm-mchnqg">
+            <w:hyperlink w:history="1" r:id="rIdwih8gudmcdqzuqcec0cuv">
               <w:r>
                 <w:rPr>
                   <w:rFonts w:ascii="Arial" w:cs="Arial" w:eastAsia="Arial" w:hAnsi="Arial"/>
@@ -26908,7 +26908,7 @@
               <w:spacing w:after="10" w:before="0"/>
               <w:ind w:left="120"/>
             </w:pPr>
-            <w:hyperlink w:history="1" r:id="rIdit0gjjnzm8oufftbjifzs">
+            <w:hyperlink w:history="1" r:id="rIdfc1ieu64tp4jjksraz27d">
               <w:r>
                 <w:rPr>
                   <w:rFonts w:ascii="Arial" w:cs="Arial" w:eastAsia="Arial" w:hAnsi="Arial"/>
@@ -26953,7 +26953,7 @@
             <w:pPr>
               <w:spacing w:after="20" w:before="0"/>
             </w:pPr>
-            <w:hyperlink w:history="1" r:id="rId5qpel72l1clzole5kdyno">
+            <w:hyperlink w:history="1" r:id="rId-1dpwdgqxvt4dfhwjqkj_">
               <w:r>
                 <w:rPr>
                   <w:rFonts w:ascii="Arial" w:cs="Arial" w:eastAsia="Arial" w:hAnsi="Arial"/>
@@ -26986,7 +26986,7 @@
               <w:spacing w:after="10" w:before="0"/>
               <w:ind w:left="120"/>
             </w:pPr>
-            <w:hyperlink w:history="1" r:id="rIdv-ozuuizena2hmn5eu_nx">
+            <w:hyperlink w:history="1" r:id="rIdxqpnphermmzoglhla4ycn">
               <w:r>
                 <w:rPr>
                   <w:rFonts w:ascii="Arial" w:cs="Arial" w:eastAsia="Arial" w:hAnsi="Arial"/>
@@ -27071,7 +27071,7 @@
               </w:rPr>
               <w:t xml:space="preserve">PROBLEM 1 — RIFT VALLEY MAIZE PLOT (Annular Sector + Segment): A centre-pivot irrigation arm in Nakuru County sweeps through an angle of 150°. The outer pipe radius is R = 28 m and the inner pipe radius is r = 14 m. A </w:t>
             </w:r>
-            <w:del w:id="9257" w:author="Claude (AI) - proposed" w:date="2026-10-15T20:14:19Z">
+            <w:del w:id="9257" w:author="Claude (AI) - proposed" w:date="2026-10-18T00:27:47Z">
               <w:r>
                 <w:rPr>
                   <w:rFonts w:ascii="Arial" w:cs="Arial" w:eastAsia="Arial" w:hAnsi="Arial"/>
@@ -27086,7 +27086,7 @@
                 <w:delText xml:space="preserve">triangular bund (earth </w:delText>
               </w:r>
             </w:del>
-            <w:ins w:id="9258" w:author="Claude (AI) - proposed" w:date="2026-10-15T20:14:19Z">
+            <w:ins w:id="9258" w:author="Claude (AI) - proposed" w:date="2026-10-18T00:27:47Z">
               <w:r>
                 <w:rPr>
                   <w:rFonts w:ascii="Arial" w:cs="Arial" w:eastAsia="Arial" w:hAnsi="Arial"/>
@@ -27114,7 +27114,7 @@
               </w:rPr>
               <w:t xml:space="preserve">wall) cuts </w:t>
             </w:r>
-            <w:del w:id="9259" w:author="Claude (AI) - proposed" w:date="2026-10-15T20:14:19Z">
+            <w:del w:id="9259" w:author="Claude (AI) - proposed" w:date="2026-10-18T00:27:47Z">
               <w:r>
                 <w:rPr>
                   <w:rFonts w:ascii="Arial" w:cs="Arial" w:eastAsia="Arial" w:hAnsi="Arial"/>
@@ -27129,7 +27129,7 @@
                 <w:delText xml:space="preserve">a segment from the inner circle; the chord of the segment is 14 m and the perpendicular height from the chord to the arc is 3.5 m</w:delText>
               </w:r>
             </w:del>
-            <w:ins w:id="9260" w:author="Claude (AI) - proposed" w:date="2026-10-15T20:14:19Z">
+            <w:ins w:id="9260" w:author="Claude (AI) - proposed" w:date="2026-10-18T00:27:47Z">
               <w:r>
                 <w:rPr>
                   <w:rFonts w:ascii="Arial" w:cs="Arial" w:eastAsia="Arial" w:hAnsi="Arial"/>
@@ -27157,7 +27157,7 @@
               </w:rPr>
               <w:t xml:space="preserve">. Find the</w:t>
             </w:r>
-            <w:del w:id="9261" w:author="Claude (AI) - proposed" w:date="2026-10-15T20:14:19Z">
+            <w:del w:id="9261" w:author="Claude (AI) - proposed" w:date="2026-10-18T00:27:47Z">
               <w:r>
                 <w:rPr>
                   <w:rFonts w:ascii="Arial" w:cs="Arial" w:eastAsia="Arial" w:hAnsi="Arial"/>
@@ -27185,7 +27185,7 @@
               </w:rPr>
               <w:t xml:space="preserve"> area of maize that receives water (annular sector minus the segment). [Use π = 22/7</w:t>
             </w:r>
-            <w:ins w:id="9262" w:author="Claude (AI) - proposed" w:date="2026-10-15T20:14:19Z">
+            <w:ins w:id="9262" w:author="Claude (AI) - proposed" w:date="2026-10-18T00:27:47Z">
               <w:r>
                 <w:rPr>
                   <w:rFonts w:ascii="Arial" w:cs="Arial" w:eastAsia="Arial" w:hAnsi="Arial"/>
@@ -27552,7 +27552,7 @@
               </w:rPr>
               <w:t xml:space="preserve">Observable indicators: (1) Each group's manila paper shows a labelled diagram with sub-regions named and a step-by-step formula chain before a numerical answer. (2) During teacher circulation, at least 3 of 4 groups can verbally explain which formula they used and why, without prompting from the reference strip. If a group cannot name the sub-regions, teacher draws a blank decomposition diagram beside their work and asks: 'Fill in the name of each region — then decide which formula matches each name.'</w:t>
             </w:r>
-            <w:ins w:id="9263" w:author="Claude (AI) - proposed" w:date="2026-10-15T20:14:19Z">
+            <w:ins w:id="9263" w:author="Claude (AI) - proposed" w:date="2026-10-18T00:27:47Z">
               <w:r>
                 <w:rPr>
                   <w:rFonts w:ascii="Arial" w:cs="Arial" w:eastAsia="Arial" w:hAnsi="Arial"/>
@@ -27623,7 +27623,7 @@
             <w:pPr>
               <w:spacing w:after="20" w:before="0"/>
             </w:pPr>
-            <w:hyperlink w:history="1" r:id="rIdacfz1ilrwzyi_5jnkyac5">
+            <w:hyperlink w:history="1" r:id="rId9xt3ay0kfhgk3h7thcpi2">
               <w:r>
                 <w:rPr>
                   <w:rFonts w:ascii="Arial" w:cs="Arial" w:eastAsia="Arial" w:hAnsi="Arial"/>
@@ -27672,7 +27672,7 @@
               <w:spacing w:after="10" w:before="0"/>
               <w:ind w:left="120"/>
             </w:pPr>
-            <w:hyperlink w:history="1" r:id="rIdom-0unaoy3advvoo7-grd">
+            <w:hyperlink w:history="1" r:id="rId3yo89zdoyt6aqvwe0qrmv">
               <w:r>
                 <w:rPr>
                   <w:rFonts w:ascii="Arial" w:cs="Arial" w:eastAsia="Arial" w:hAnsi="Arial"/>
@@ -27717,7 +27717,7 @@
             <w:pPr>
               <w:spacing w:after="20" w:before="0"/>
             </w:pPr>
-            <w:hyperlink w:history="1" r:id="rIdh2hye3zhftianggq9pgwh">
+            <w:hyperlink w:history="1" r:id="rIdykdxnxwd9jybbuf5zkxup">
               <w:r>
                 <w:rPr>
                   <w:rFonts w:ascii="Arial" w:cs="Arial" w:eastAsia="Arial" w:hAnsi="Arial"/>
@@ -27766,7 +27766,7 @@
               <w:spacing w:after="10" w:before="0"/>
               <w:ind w:left="120"/>
             </w:pPr>
-            <w:hyperlink w:history="1" r:id="rId2xd2fsph9ybh_zckk7mqo">
+            <w:hyperlink w:history="1" r:id="rIdrglgbfrmyfm_xxsyytq2m">
               <w:r>
                 <w:rPr>
                   <w:rFonts w:ascii="Arial" w:cs="Arial" w:eastAsia="Arial" w:hAnsi="Arial"/>
@@ -27811,7 +27811,7 @@
               </w:rPr>
               <w:t xml:space="preserve">Groups post their manila-paper solution summaries on the classroom walls (gallery style). Each group appoints a 'presenter' and a 'scribe'. Groups rotate around the gallery in </w:t>
             </w:r>
-            <w:del w:id="9264" w:author="Claude (AI) - proposed" w:date="2026-10-15T20:14:19Z">
+            <w:del w:id="9264" w:author="Claude (AI) - proposed" w:date="2026-10-18T00:27:47Z">
               <w:r>
                 <w:rPr>
                   <w:rFonts w:ascii="Arial" w:cs="Arial" w:eastAsia="Arial" w:hAnsi="Arial"/>
@@ -27826,7 +27826,7 @@
                 <w:delText xml:space="preserve">3</w:delText>
               </w:r>
             </w:del>
-            <w:ins w:id="9265" w:author="Claude (AI) - proposed" w:date="2026-10-15T20:14:19Z">
+            <w:ins w:id="9265" w:author="Claude (AI) - proposed" w:date="2026-10-18T00:27:47Z">
               <w:r>
                 <w:rPr>
                   <w:rFonts w:ascii="Arial" w:cs="Arial" w:eastAsia="Arial" w:hAnsi="Arial"/>
@@ -27854,7 +27854,7 @@
               </w:rPr>
               <w:t xml:space="preserve">-minute intervals — each group visits </w:t>
             </w:r>
-            <w:del w:id="9266" w:author="Claude (AI) - proposed" w:date="2026-10-15T20:14:19Z">
+            <w:del w:id="9266" w:author="Claude (AI) - proposed" w:date="2026-10-18T00:27:47Z">
               <w:r>
                 <w:rPr>
                   <w:rFonts w:ascii="Arial" w:cs="Arial" w:eastAsia="Arial" w:hAnsi="Arial"/>
@@ -27869,7 +27869,7 @@
                 <w:delText xml:space="preserve">every other group's solution</w:delText>
               </w:r>
             </w:del>
-            <w:ins w:id="9267" w:author="Claude (AI) - proposed" w:date="2026-10-15T20:14:19Z">
+            <w:ins w:id="9267" w:author="Claude (AI) - proposed" w:date="2026-10-18T00:27:47Z">
               <w:r>
                 <w:rPr>
                   <w:rFonts w:ascii="Arial" w:cs="Arial" w:eastAsia="Arial" w:hAnsi="Arial"/>
@@ -27897,7 +27897,7 @@
               </w:rPr>
               <w:t xml:space="preserve">. During each visit, the visiting group's scribe completes a Peer Assessment Card using KICD rubric language: they award a level (Exceeds / Meets / Approaches / Below Expectations) for (a) correct formula selection, (b) correct substitution and working, and (c) correct final answer and units, and they must write one specific improvement suggestion using the stem: 'To improve this solution, you could…'. After the gallery rotation (</w:t>
             </w:r>
-            <w:del w:id="9268" w:author="Claude (AI) - proposed" w:date="2026-10-15T20:14:19Z">
+            <w:del w:id="9268" w:author="Claude (AI) - proposed" w:date="2026-10-18T00:27:47Z">
               <w:r>
                 <w:rPr>
                   <w:rFonts w:ascii="Arial" w:cs="Arial" w:eastAsia="Arial" w:hAnsi="Arial"/>
@@ -27912,7 +27912,7 @@
                 <w:delText xml:space="preserve">12</w:delText>
               </w:r>
             </w:del>
-            <w:ins w:id="9269" w:author="Claude (AI) - proposed" w:date="2026-10-15T20:14:19Z">
+            <w:ins w:id="9269" w:author="Claude (AI) - proposed" w:date="2026-10-18T00:27:47Z">
               <w:r>
                 <w:rPr>
                   <w:rFonts w:ascii="Arial" w:cs="Arial" w:eastAsia="Arial" w:hAnsi="Arial"/>
@@ -28135,7 +28135,7 @@
             <w:pPr>
               <w:spacing w:after="20" w:before="0"/>
             </w:pPr>
-            <w:hyperlink w:history="1" r:id="rIdg-zethzn9gh6q5jsiz-9y">
+            <w:hyperlink w:history="1" r:id="rIdyhrzxgin6uy4ivcnnguzn">
               <w:r>
                 <w:rPr>
                   <w:rFonts w:ascii="Arial" w:cs="Arial" w:eastAsia="Arial" w:hAnsi="Arial"/>
@@ -28184,7 +28184,7 @@
               <w:spacing w:after="10" w:before="0"/>
               <w:ind w:left="120"/>
             </w:pPr>
-            <w:hyperlink w:history="1" r:id="rId5gf9p-x8zpsxicx-dlnln">
+            <w:hyperlink w:history="1" r:id="rIdsab_haklzj0lw4pshcydr">
               <w:r>
                 <w:rPr>
                   <w:rFonts w:ascii="Arial" w:cs="Arial" w:eastAsia="Arial" w:hAnsi="Arial"/>
@@ -28229,7 +28229,7 @@
             <w:pPr>
               <w:spacing w:after="20" w:before="0"/>
             </w:pPr>
-            <w:hyperlink w:history="1" r:id="rIdnxpja1ai1gmsvhp5fczdx">
+            <w:hyperlink w:history="1" r:id="rIdzb5vqxtdoahdd40enqysh">
               <w:r>
                 <w:rPr>
                   <w:rFonts w:ascii="Arial" w:cs="Arial" w:eastAsia="Arial" w:hAnsi="Arial"/>
@@ -28278,7 +28278,7 @@
               <w:spacing w:after="10" w:before="0"/>
               <w:ind w:left="120"/>
             </w:pPr>
-            <w:hyperlink w:history="1" r:id="rIdo3tmz92co9o2ey56lqkph">
+            <w:hyperlink w:history="1" r:id="rIdzgt3bxvksp0w_ammgxqjx">
               <w:r>
                 <w:rPr>
                   <w:rFonts w:ascii="Arial" w:cs="Arial" w:eastAsia="Arial" w:hAnsi="Arial"/>
@@ -28478,7 +28478,7 @@
             <w:pPr>
               <w:spacing w:after="20" w:before="0"/>
             </w:pPr>
-            <w:hyperlink w:history="1" r:id="rIduxeddct16n6qsg_ntantd">
+            <w:hyperlink w:history="1" r:id="rIdsq0fzxlbkhsxeab_xecsr">
               <w:r>
                 <w:rPr>
                   <w:rFonts w:ascii="Arial" w:cs="Arial" w:eastAsia="Arial" w:hAnsi="Arial"/>
@@ -28527,7 +28527,7 @@
               <w:spacing w:after="10" w:before="0"/>
               <w:ind w:left="120"/>
             </w:pPr>
-            <w:hyperlink w:history="1" r:id="rId6nd-fxoieyipabl6d3356">
+            <w:hyperlink w:history="1" r:id="rIdjdr_4g14dhffnk-eychsx">
               <w:r>
                 <w:rPr>
                   <w:rFonts w:ascii="Arial" w:cs="Arial" w:eastAsia="Arial" w:hAnsi="Arial"/>
@@ -28572,7 +28572,7 @@
             <w:pPr>
               <w:spacing w:after="20" w:before="0"/>
             </w:pPr>
-            <w:hyperlink w:history="1" r:id="rIdk-qnxmjqs32twwpjlwlsm">
+            <w:hyperlink w:history="1" r:id="rIdmproqohn5vlt8k6u6voh7">
               <w:r>
                 <w:rPr>
                   <w:rFonts w:ascii="Arial" w:cs="Arial" w:eastAsia="Arial" w:hAnsi="Arial"/>
@@ -28621,7 +28621,7 @@
               <w:spacing w:after="10" w:before="0"/>
               <w:ind w:left="120"/>
             </w:pPr>
-            <w:hyperlink w:history="1" r:id="rIdvbsnr8qjjockjqwc8pmdb">
+            <w:hyperlink w:history="1" r:id="rIdv_safngvpkzi1mkrqx_pv">
               <w:r>
                 <w:rPr>
                   <w:rFonts w:ascii="Arial" w:cs="Arial" w:eastAsia="Arial" w:hAnsi="Arial"/>
@@ -28666,7 +28666,7 @@
               </w:rPr>
               <w:t xml:space="preserve">Learners retrieve their personal 'Circle Decomposition Model' — a cumulative annotated diagram they have been building across all seven lessons. Today's task: on a new section of the model labelled 'Lesson 7 — Composite Shapes', each learner draws a composite figure of their own invention (inspired by any of the four problems) that combines at least two circle-part sub-regions. They label each sub-region with its name and formula, write the combined-area expression (not necessarily a numerical answer), and add one sentence connecting their composite figure to the Laikipia farmer's scenario: 'This shape could represent [part of the farm] because…'. Learners who finish early add a second composite figure using a different formula combination</w:t>
             </w:r>
-            <w:ins w:id="9270" w:author="Claude (AI) - proposed" w:date="2026-10-15T20:14:19Z">
+            <w:ins w:id="9270" w:author="Claude (AI) - proposed" w:date="2026-10-18T00:27:47Z">
               <w:r>
                 <w:rPr>
                   <w:rFonts w:ascii="Arial" w:cs="Arial" w:eastAsia="Arial" w:hAnsi="Arial"/>
@@ -29274,7 +29274,7 @@
         </w:rPr>
         <w:t xml:space="preserve">© 2026 SeaVuria and ARES. Aligned with KICD objectives. Developed by SeaVuria; technical implementation by ARES (with AI assistance from Claude). Licensed under </w:t>
       </w:r>
-      <w:hyperlink w:history="1" r:id="rIdz7crdtoh_98mmp9z1coyw">
+      <w:hyperlink w:history="1" r:id="rIddyh-gj3vvrrbzhyj6v5dd">
         <w:r>
           <w:rPr>
             <w:rFonts w:ascii="Arial" w:cs="Arial" w:eastAsia="Arial" w:hAnsi="Arial"/>
@@ -29295,7 +29295,7 @@
         </w:rPr>
         <w:t xml:space="preserve"> (</w:t>
       </w:r>
-      <w:hyperlink w:history="1" r:id="rIdjrfvp5muxrkstwbqmhc0s">
+      <w:hyperlink w:history="1" r:id="rIdegul5qz5kuliuautdxmsb">
         <w:r>
           <w:rPr>
             <w:rFonts w:ascii="Arial" w:cs="Arial" w:eastAsia="Arial" w:hAnsi="Arial"/>
@@ -29936,7 +29936,7 @@
               </w:rPr>
               <w:t xml:space="preserve">How do we </w:t>
             </w:r>
-            <w:del w:id="9271" w:author="Claude (AI) - proposed" w:date="2026-10-15T20:14:19Z">
+            <w:del w:id="9271" w:author="Claude (AI) - proposed" w:date="2026-10-18T00:27:47Z">
               <w:r>
                 <w:rPr>
                   <w:rFonts w:ascii="Arial" w:cs="Arial" w:eastAsia="Arial" w:hAnsi="Arial"/>
@@ -29951,7 +29951,7 @@
                 <w:delText xml:space="preserve">determine</w:delText>
               </w:r>
             </w:del>
-            <w:ins w:id="9272" w:author="Claude (AI) - proposed" w:date="2026-10-15T20:14:19Z">
+            <w:ins w:id="9272" w:author="Claude (AI) - proposed" w:date="2026-10-18T00:27:47Z">
               <w:r>
                 <w:rPr>
                   <w:rFonts w:ascii="Arial" w:cs="Arial" w:eastAsia="Arial" w:hAnsi="Arial"/>
@@ -29979,7 +29979,7 @@
               </w:rPr>
               <w:t xml:space="preserve"> the area of </w:t>
             </w:r>
-            <w:del w:id="9273" w:author="Claude (AI) - proposed" w:date="2026-10-15T20:14:19Z">
+            <w:del w:id="9273" w:author="Claude (AI) - proposed" w:date="2026-10-18T00:27:47Z">
               <w:r>
                 <w:rPr>
                   <w:rFonts w:ascii="Arial" w:cs="Arial" w:eastAsia="Arial" w:hAnsi="Arial"/>
@@ -29994,7 +29994,7 @@
                 <w:delText xml:space="preserve">parts</w:delText>
               </w:r>
             </w:del>
-            <w:ins w:id="9274" w:author="Claude (AI) - proposed" w:date="2026-10-15T20:14:19Z">
+            <w:ins w:id="9274" w:author="Claude (AI) - proposed" w:date="2026-10-18T00:27:47Z">
               <w:r>
                 <w:rPr>
                   <w:rFonts w:ascii="Arial" w:cs="Arial" w:eastAsia="Arial" w:hAnsi="Arial"/>
@@ -30022,7 +30022,7 @@
               </w:rPr>
               <w:t xml:space="preserve"> of a circle</w:t>
             </w:r>
-            <w:del w:id="9275" w:author="Claude (AI) - proposed" w:date="2026-10-15T20:14:19Z">
+            <w:del w:id="9275" w:author="Claude (AI) - proposed" w:date="2026-10-18T00:27:47Z">
               <w:r>
                 <w:rPr>
                   <w:rFonts w:ascii="Arial" w:cs="Arial" w:eastAsia="Arial" w:hAnsi="Arial"/>
@@ -30037,7 +30037,7 @@
                 <w:delText xml:space="preserve">, and how are these areas applied in real-life situations such as</w:delText>
               </w:r>
             </w:del>
-            <w:ins w:id="9276" w:author="Claude (AI) - proposed" w:date="2026-10-15T20:14:19Z">
+            <w:ins w:id="9276" w:author="Claude (AI) - proposed" w:date="2026-10-18T00:27:47Z">
               <w:r>
                 <w:rPr>
                   <w:rFonts w:ascii="Arial" w:cs="Arial" w:eastAsia="Arial" w:hAnsi="Arial"/>
@@ -30296,7 +30296,7 @@
               </w:rPr>
               <w:t xml:space="preserve">Lesson 8 is the capstone of the Sub-Strand 2.6 unit. It unfolds in two clearly separated halves. In the first half (approximately 35 minutes), learners complete a class written test covering all five circle-part area concepts: annulus (Lesson 1), sector (Lesson 2), annular sector (Lesson 4), segment (Lesson 5), and common region between two intersecting circles (Lesson 6). The test is contextualised entirely within the Laikipia centre-pivot irrigation phenomenon and Kenyan real-life settings — a </w:t>
             </w:r>
-            <w:del w:id="9277" w:author="Claude (AI) - proposed" w:date="2026-10-15T20:14:19Z">
+            <w:del w:id="9277" w:author="Claude (AI) - proposed" w:date="2026-10-18T00:27:47Z">
               <w:r>
                 <w:rPr>
                   <w:rFonts w:ascii="Arial" w:cs="Arial" w:eastAsia="Arial" w:hAnsi="Arial"/>
@@ -30311,7 +30311,7 @@
                 <w:delText xml:space="preserve">chapati pan border, a Kisumu roundabout sector</w:delText>
               </w:r>
             </w:del>
-            <w:ins w:id="9278" w:author="Claude (AI) - proposed" w:date="2026-10-15T20:14:19Z">
+            <w:ins w:id="9278" w:author="Claude (AI) - proposed" w:date="2026-10-18T00:27:47Z">
               <w:r>
                 <w:rPr>
                   <w:rFonts w:ascii="Arial" w:cs="Arial" w:eastAsia="Arial" w:hAnsi="Arial"/>
@@ -30339,7 +30339,7 @@
               </w:rPr>
               <w:t xml:space="preserve">, a Rift Valley</w:t>
             </w:r>
-            <w:del w:id="9279" w:author="Claude (AI) - proposed" w:date="2026-10-15T20:14:19Z">
+            <w:del w:id="9279" w:author="Claude (AI) - proposed" w:date="2026-10-18T00:27:47Z">
               <w:r>
                 <w:rPr>
                   <w:rFonts w:ascii="Arial" w:cs="Arial" w:eastAsia="Arial" w:hAnsi="Arial"/>
@@ -30655,7 +30655,7 @@
             <w:pPr>
               <w:spacing w:after="20" w:before="0"/>
             </w:pPr>
-            <w:hyperlink w:history="1" r:id="rIduqzhkagioepp3gic9etyl">
+            <w:hyperlink w:history="1" r:id="rIdjyoootml9f4voiwywzaom">
               <w:r>
                 <w:rPr>
                   <w:rFonts w:ascii="Arial" w:cs="Arial" w:eastAsia="Arial" w:hAnsi="Arial"/>
@@ -30688,7 +30688,7 @@
               <w:spacing w:after="10" w:before="0"/>
               <w:ind w:left="120"/>
             </w:pPr>
-            <w:hyperlink w:history="1" r:id="rIddgtqd-upmleaosv19zo5a">
+            <w:hyperlink w:history="1" r:id="rId7tbrlpmogjx220tupwb_t">
               <w:r>
                 <w:rPr>
                   <w:rFonts w:ascii="Arial" w:cs="Arial" w:eastAsia="Arial" w:hAnsi="Arial"/>
@@ -30733,7 +30733,7 @@
             <w:pPr>
               <w:spacing w:after="20" w:before="0"/>
             </w:pPr>
-            <w:hyperlink w:history="1" r:id="rIdofbg6nhfviwdk1_f5huvt">
+            <w:hyperlink w:history="1" r:id="rIdve_hhmk6doi8p2_c7vynt">
               <w:r>
                 <w:rPr>
                   <w:rFonts w:ascii="Arial" w:cs="Arial" w:eastAsia="Arial" w:hAnsi="Arial"/>
@@ -30766,7 +30766,7 @@
               <w:spacing w:after="10" w:before="0"/>
               <w:ind w:left="120"/>
             </w:pPr>
-            <w:hyperlink w:history="1" r:id="rIdfv2lepexit3_og6wueekx">
+            <w:hyperlink w:history="1" r:id="rIdjcthroria4zq0hfh1q3bj">
               <w:r>
                 <w:rPr>
                   <w:rFonts w:ascii="Arial" w:cs="Arial" w:eastAsia="Arial" w:hAnsi="Arial"/>
@@ -30966,7 +30966,7 @@
             <w:pPr>
               <w:spacing w:after="20" w:before="0"/>
             </w:pPr>
-            <w:hyperlink w:history="1" r:id="rIden-vag4s3yf4addhvrbry">
+            <w:hyperlink w:history="1" r:id="rId7fhiavuktncighqnjha5s">
               <w:r>
                 <w:rPr>
                   <w:rFonts w:ascii="Arial" w:cs="Arial" w:eastAsia="Arial" w:hAnsi="Arial"/>
@@ -30999,7 +30999,7 @@
               <w:spacing w:after="10" w:before="0"/>
               <w:ind w:left="120"/>
             </w:pPr>
-            <w:hyperlink w:history="1" r:id="rIdt4xqiftg4tro_uszio5vu">
+            <w:hyperlink w:history="1" r:id="rIdrsjhedcwyjlbuzglm_umx">
               <w:r>
                 <w:rPr>
                   <w:rFonts w:ascii="Arial" w:cs="Arial" w:eastAsia="Arial" w:hAnsi="Arial"/>
@@ -31044,7 +31044,7 @@
             <w:pPr>
               <w:spacing w:after="20" w:before="0"/>
             </w:pPr>
-            <w:hyperlink w:history="1" r:id="rIdtwihgaqn2vitpsw3iczln">
+            <w:hyperlink w:history="1" r:id="rIdbqytcd3a3zkdxl75ccceb">
               <w:r>
                 <w:rPr>
                   <w:rFonts w:ascii="Arial" w:cs="Arial" w:eastAsia="Arial" w:hAnsi="Arial"/>
@@ -31077,7 +31077,7 @@
               <w:spacing w:after="10" w:before="0"/>
               <w:ind w:left="120"/>
             </w:pPr>
-            <w:hyperlink w:history="1" r:id="rId6x81jnin9efnimmdqkr67">
+            <w:hyperlink w:history="1" r:id="rIdi8tc28lg5xdcga45ia4bw">
               <w:r>
                 <w:rPr>
                   <w:rFonts w:ascii="Arial" w:cs="Arial" w:eastAsia="Arial" w:hAnsi="Arial"/>
@@ -31122,7 +31122,7 @@
               </w:rPr>
               <w:t xml:space="preserve">Learners complete the 35-minute class written test independently and in silence. The test contains five questions, one per formula, all set in Kenyan real-life contexts drawn from the anchoring phenomenon and local settings. Q1: The outer irrigation pipe on the Laikipia farm has radius R = 45 m and the inner pipe has radius r = 30 m. Calculate the area of the full annular ring (annulus) available for the new maize belt. Q2: After a morning's work, the centre-pivot arm has swept through 135°. Using r = 45 m, calculate the area of the sector watered. Q3: The farmer adds a second arm at r = 30 m. Calculate the area of the annular sector swept through 135° between r = 30 m and r = 45 m. Q4: A straight drainage ditch cuts a chord across </w:t>
             </w:r>
-            <w:del w:id="9280" w:author="Claude (AI) - proposed" w:date="2026-10-15T20:14:19Z">
+            <w:del w:id="9280" w:author="Claude (AI) - proposed" w:date="2026-10-18T00:27:47Z">
               <w:r>
                 <w:rPr>
                   <w:rFonts w:ascii="Arial" w:cs="Arial" w:eastAsia="Arial" w:hAnsi="Arial"/>
@@ -31137,7 +31137,7 @@
                 <w:delText xml:space="preserve">the field at a perpendicular distance creating</w:delText>
               </w:r>
             </w:del>
-            <w:ins w:id="9281" w:author="Claude (AI) - proposed" w:date="2026-10-15T20:14:19Z">
+            <w:ins w:id="9281" w:author="Claude (AI) - proposed" w:date="2026-10-18T00:27:47Z">
               <w:r>
                 <w:rPr>
                   <w:rFonts w:ascii="Arial" w:cs="Arial" w:eastAsia="Arial" w:hAnsi="Arial"/>
@@ -31165,7 +31165,7 @@
               </w:rPr>
               <w:t xml:space="preserve"> a central angle of 80° </w:t>
             </w:r>
-            <w:del w:id="9282" w:author="Claude (AI) - proposed" w:date="2026-10-15T20:14:19Z">
+            <w:del w:id="9282" w:author="Claude (AI) - proposed" w:date="2026-10-18T00:27:47Z">
               <w:r>
                 <w:rPr>
                   <w:rFonts w:ascii="Arial" w:cs="Arial" w:eastAsia="Arial" w:hAnsi="Arial"/>
@@ -31180,7 +31180,7 @@
                 <w:delText xml:space="preserve">in a circle of radius 20 m</w:delText>
               </w:r>
             </w:del>
-            <w:ins w:id="9283" w:author="Claude (AI) - proposed" w:date="2026-10-15T20:14:19Z">
+            <w:ins w:id="9283" w:author="Claude (AI) - proposed" w:date="2026-10-18T00:27:47Z">
               <w:r>
                 <w:rPr>
                   <w:rFonts w:ascii="Arial" w:cs="Arial" w:eastAsia="Arial" w:hAnsi="Arial"/>
@@ -31241,7 +31241,7 @@
               </w:rPr>
               <w:t xml:space="preserve">Circulate silently throughout the test, scanning for procedural errors without intervening. Specifically watch for: (a) learners who subtract radii before squaring in Q3 — note their names; (b) learners who omit the ½r²sinθ triangle subtraction in Q4 — note their names; (c) learners who use the wrong angle (not </w:t>
             </w:r>
-            <w:del w:id="9284" w:author="Claude (AI) - proposed" w:date="2026-10-15T20:14:19Z">
+            <w:del w:id="9284" w:author="Claude (AI) - proposed" w:date="2026-10-18T00:27:47Z">
               <w:r>
                 <w:rPr>
                   <w:rFonts w:ascii="Arial" w:cs="Arial" w:eastAsia="Arial" w:hAnsi="Arial"/>
@@ -31256,7 +31256,7 @@
                 <w:delText xml:space="preserve">2θ</w:delText>
               </w:r>
             </w:del>
-            <w:ins w:id="9285" w:author="Claude (AI) - proposed" w:date="2026-10-15T20:14:19Z">
+            <w:ins w:id="9285" w:author="Claude (AI) - proposed" w:date="2026-10-18T00:27:47Z">
               <w:r>
                 <w:rPr>
                   <w:rFonts w:ascii="Arial" w:cs="Arial" w:eastAsia="Arial" w:hAnsi="Arial"/>
@@ -31350,7 +31350,7 @@
               </w:rPr>
               <w:t xml:space="preserve">After collecting papers, teacher immediately reveals the model answers on the board (or reads them aloud): Q1: π(45²−30²) = π(2025−900) = 1125π ≈ 3534.29 m²; Q2: (135/360)×π×45² = (3/8)×2025π = 759.375π ≈ </w:t>
             </w:r>
-            <w:del w:id="9286" w:author="Claude (AI) - proposed" w:date="2026-10-15T20:14:19Z">
+            <w:del w:id="9286" w:author="Claude (AI) - proposed" w:date="2026-10-18T00:27:47Z">
               <w:r>
                 <w:rPr>
                   <w:rFonts w:ascii="Arial" w:cs="Arial" w:eastAsia="Arial" w:hAnsi="Arial"/>
@@ -31365,7 +31365,7 @@
                 <w:delText xml:space="preserve">2386.00</w:delText>
               </w:r>
             </w:del>
-            <w:ins w:id="9287" w:author="Claude (AI) - proposed" w:date="2026-10-15T20:14:19Z">
+            <w:ins w:id="9287" w:author="Claude (AI) - proposed" w:date="2026-10-18T00:27:47Z">
               <w:r>
                 <w:rPr>
                   <w:rFonts w:ascii="Arial" w:cs="Arial" w:eastAsia="Arial" w:hAnsi="Arial"/>
@@ -31393,7 +31393,7 @@
               </w:rPr>
               <w:t xml:space="preserve"> m²; Q3: (135/360)×π×(45²−30²) = (3/8)×1125π ≈ 1325.36 m²; Q4: (80/360)×π×20² − ½×20²×sin80° = (2/9)×400π − 200×0.9848 ≈ 279.25 − 196.96 ≈ 82.29 m²; Q5: </w:t>
             </w:r>
-            <w:del w:id="9288" w:author="Claude (AI) - proposed" w:date="2026-10-15T20:14:19Z">
+            <w:del w:id="9288" w:author="Claude (AI) - proposed" w:date="2026-10-18T00:27:47Z">
               <w:r>
                 <w:rPr>
                   <w:rFonts w:ascii="Arial" w:cs="Arial" w:eastAsia="Arial" w:hAnsi="Arial"/>
@@ -31408,7 +31408,7 @@
                 <w:delText xml:space="preserve">cosα = (25²+30²−25²)/(2×25×30) = 900/1500</w:delText>
               </w:r>
             </w:del>
-            <w:ins w:id="9289" w:author="Claude (AI) - proposed" w:date="2026-10-15T20:14:19Z">
+            <w:ins w:id="9289" w:author="Claude (AI) - proposed" w:date="2026-10-18T00:27:47Z">
               <w:r>
                 <w:rPr>
                   <w:rFonts w:ascii="Arial" w:cs="Arial" w:eastAsia="Arial" w:hAnsi="Arial"/>
@@ -31436,7 +31436,7 @@
               </w:rPr>
               <w:t xml:space="preserve"> = 0.6, α = 53.13</w:t>
             </w:r>
-            <w:ins w:id="9290" w:author="Claude (AI) - proposed" w:date="2026-10-15T20:14:19Z">
+            <w:ins w:id="9290" w:author="Claude (AI) - proposed" w:date="2026-10-18T00:27:47Z">
               <w:r>
                 <w:rPr>
                   <w:rFonts w:ascii="Arial" w:cs="Arial" w:eastAsia="Arial" w:hAnsi="Arial"/>
@@ -31464,7 +31464,7 @@
               </w:rPr>
               <w:t xml:space="preserve">°; each segment = (106.26/360)×π×25² − </w:t>
             </w:r>
-            <w:del w:id="9291" w:author="Claude (AI) - proposed" w:date="2026-10-15T20:14:19Z">
+            <w:del w:id="9291" w:author="Claude (AI) - proposed" w:date="2026-10-18T00:27:47Z">
               <w:r>
                 <w:rPr>
                   <w:rFonts w:ascii="Arial" w:cs="Arial" w:eastAsia="Arial" w:hAnsi="Arial"/>
@@ -31479,7 +31479,7 @@
                 <w:delText xml:space="preserve">½×25²×sin106.26° ≈</w:delText>
               </w:r>
             </w:del>
-            <w:ins w:id="9292" w:author="Claude (AI) - proposed" w:date="2026-10-15T20:14:19Z">
+            <w:ins w:id="9292" w:author="Claude (AI) - proposed" w:date="2026-10-18T00:27:47Z">
               <w:r>
                 <w:rPr>
                   <w:rFonts w:ascii="Arial" w:cs="Arial" w:eastAsia="Arial" w:hAnsi="Arial"/>
@@ -31507,7 +31507,7 @@
               </w:rPr>
               <w:t xml:space="preserve"> 579.56 − 300</w:t>
             </w:r>
-            <w:del w:id="9293" w:author="Claude (AI) - proposed" w:date="2026-10-15T20:14:19Z">
+            <w:del w:id="9293" w:author="Claude (AI) - proposed" w:date="2026-10-18T00:27:47Z">
               <w:r>
                 <w:rPr>
                   <w:rFonts w:ascii="Arial" w:cs="Arial" w:eastAsia="Arial" w:hAnsi="Arial"/>
@@ -31535,7 +31535,7 @@
               </w:rPr>
               <w:t xml:space="preserve"> ≈ 279.</w:t>
             </w:r>
-            <w:del w:id="9294" w:author="Claude (AI) - proposed" w:date="2026-10-15T20:14:19Z">
+            <w:del w:id="9294" w:author="Claude (AI) - proposed" w:date="2026-10-18T00:27:47Z">
               <w:r>
                 <w:rPr>
                   <w:rFonts w:ascii="Arial" w:cs="Arial" w:eastAsia="Arial" w:hAnsi="Arial"/>
@@ -31550,7 +31550,7 @@
                 <w:delText xml:space="preserve">51</w:delText>
               </w:r>
             </w:del>
-            <w:ins w:id="9295" w:author="Claude (AI) - proposed" w:date="2026-10-15T20:14:19Z">
+            <w:ins w:id="9295" w:author="Claude (AI) - proposed" w:date="2026-10-18T00:27:47Z">
               <w:r>
                 <w:rPr>
                   <w:rFonts w:ascii="Arial" w:cs="Arial" w:eastAsia="Arial" w:hAnsi="Arial"/>
@@ -31578,7 +31578,7 @@
               </w:rPr>
               <w:t xml:space="preserve"> m²; total ≈ 559.</w:t>
             </w:r>
-            <w:del w:id="9296" w:author="Claude (AI) - proposed" w:date="2026-10-15T20:14:19Z">
+            <w:del w:id="9296" w:author="Claude (AI) - proposed" w:date="2026-10-18T00:27:47Z">
               <w:r>
                 <w:rPr>
                   <w:rFonts w:ascii="Arial" w:cs="Arial" w:eastAsia="Arial" w:hAnsi="Arial"/>
@@ -31593,7 +31593,7 @@
                 <w:delText xml:space="preserve">02</w:delText>
               </w:r>
             </w:del>
-            <w:ins w:id="9297" w:author="Claude (AI) - proposed" w:date="2026-10-15T20:14:19Z">
+            <w:ins w:id="9297" w:author="Claude (AI) - proposed" w:date="2026-10-18T00:27:47Z">
               <w:r>
                 <w:rPr>
                   <w:rFonts w:ascii="Arial" w:cs="Arial" w:eastAsia="Arial" w:hAnsi="Arial"/>
@@ -31677,7 +31677,7 @@
             <w:pPr>
               <w:spacing w:after="20" w:before="0"/>
             </w:pPr>
-            <w:hyperlink w:history="1" r:id="rIdae7pflzdqvsqobk2u379s">
+            <w:hyperlink w:history="1" r:id="rIdfybka7m1fdar-e12opr4k">
               <w:r>
                 <w:rPr>
                   <w:rFonts w:ascii="Arial" w:cs="Arial" w:eastAsia="Arial" w:hAnsi="Arial"/>
@@ -31726,7 +31726,7 @@
               <w:spacing w:after="10" w:before="0"/>
               <w:ind w:left="120"/>
             </w:pPr>
-            <w:hyperlink w:history="1" r:id="rIdlkndqaqdiam2e_ks4rzoa">
+            <w:hyperlink w:history="1" r:id="rIdtglhji_mehtbq9bpc5dax">
               <w:r>
                 <w:rPr>
                   <w:rFonts w:ascii="Arial" w:cs="Arial" w:eastAsia="Arial" w:hAnsi="Arial"/>
@@ -31771,7 +31771,7 @@
             <w:pPr>
               <w:spacing w:after="20" w:before="0"/>
             </w:pPr>
-            <w:hyperlink w:history="1" r:id="rIdnixeazvgpp09ydfjtrhqi">
+            <w:hyperlink w:history="1" r:id="rIdx8raahse7j7mkh46973os">
               <w:r>
                 <w:rPr>
                   <w:rFonts w:ascii="Arial" w:cs="Arial" w:eastAsia="Arial" w:hAnsi="Arial"/>
@@ -31804,7 +31804,7 @@
               <w:spacing w:after="10" w:before="0"/>
               <w:ind w:left="120"/>
             </w:pPr>
-            <w:hyperlink w:history="1" r:id="rIdsatfpaoaknfa-b7zhc-16">
+            <w:hyperlink w:history="1" r:id="rId4mt1wn-vn_vh6xwbzf5ob">
               <w:r>
                 <w:rPr>
                   <w:rFonts w:ascii="Arial" w:cs="Arial" w:eastAsia="Arial" w:hAnsi="Arial"/>
@@ -31882,7 +31882,7 @@
               </w:rPr>
               <w:t xml:space="preserve">After model answers are reviewed, say: 'You have 5 minutes individually — complete your Formula Passport in your exercise book now.' Circulate and confirm every learner includes all five formulae. After 5 minutes: 'Now move into your groups. Your task is to complete the final revision of your cumulative model. Every sub-region must be labelled, every formula written in, every number checked, and the driving question answered on the poster. You have </w:t>
             </w:r>
-            <w:del w:id="9298" w:author="Claude (AI) - proposed" w:date="2026-10-15T20:14:19Z">
+            <w:del w:id="9298" w:author="Claude (AI) - proposed" w:date="2026-10-18T00:27:47Z">
               <w:r>
                 <w:rPr>
                   <w:rFonts w:ascii="Arial" w:cs="Arial" w:eastAsia="Arial" w:hAnsi="Arial"/>
@@ -31897,7 +31897,7 @@
                 <w:delText xml:space="preserve">12</w:delText>
               </w:r>
             </w:del>
-            <w:ins w:id="9299" w:author="Claude (AI) - proposed" w:date="2026-10-15T20:14:19Z">
+            <w:ins w:id="9299" w:author="Claude (AI) - proposed" w:date="2026-10-18T00:27:47Z">
               <w:r>
                 <w:rPr>
                   <w:rFonts w:ascii="Arial" w:cs="Arial" w:eastAsia="Arial" w:hAnsi="Arial"/>
@@ -31925,7 +31925,7 @@
               </w:rPr>
               <w:t xml:space="preserve"> minutes.' During group work, stop at each group and ask one targeted question: To Group 1 — 'Why do we square R and r separately before subtracting in the annular sector formula?' (Expect: because area scales as r², not r; subtracting radii first would give the wrong geometry.) To Group 2 — 'What two areas do we subtract to get the segment area, and why?' To Group 3 — 'How did you </w:t>
             </w:r>
-            <w:del w:id="9300" w:author="Claude (AI) - proposed" w:date="2026-10-15T20:14:19Z">
+            <w:del w:id="9300" w:author="Claude (AI) - proposed" w:date="2026-10-18T00:27:47Z">
               <w:r>
                 <w:rPr>
                   <w:rFonts w:ascii="Arial" w:cs="Arial" w:eastAsia="Arial" w:hAnsi="Arial"/>
@@ -31940,7 +31940,7 @@
                 <w:delText xml:space="preserve">use the cosine rule to find the angle for the common region</w:delText>
               </w:r>
             </w:del>
-            <w:ins w:id="9301" w:author="Claude (AI) - proposed" w:date="2026-10-15T20:14:19Z">
+            <w:ins w:id="9301" w:author="Claude (AI) - proposed" w:date="2026-10-18T00:27:47Z">
               <w:r>
                 <w:rPr>
                   <w:rFonts w:ascii="Arial" w:cs="Arial" w:eastAsia="Arial" w:hAnsi="Arial"/>
@@ -31968,7 +31968,7 @@
               </w:rPr>
               <w:t xml:space="preserve">?' Allow 10-second wait time per question before offering prompts. At </w:t>
             </w:r>
-            <w:del w:id="9302" w:author="Claude (AI) - proposed" w:date="2026-10-15T20:14:19Z">
+            <w:del w:id="9302" w:author="Claude (AI) - proposed" w:date="2026-10-18T00:27:47Z">
               <w:r>
                 <w:rPr>
                   <w:rFonts w:ascii="Arial" w:cs="Arial" w:eastAsia="Arial" w:hAnsi="Arial"/>
@@ -31983,7 +31983,7 @@
                 <w:delText xml:space="preserve">12</w:delText>
               </w:r>
             </w:del>
-            <w:ins w:id="9303" w:author="Claude (AI) - proposed" w:date="2026-10-15T20:14:19Z">
+            <w:ins w:id="9303" w:author="Claude (AI) - proposed" w:date="2026-10-18T00:27:47Z">
               <w:r>
                 <w:rPr>
                   <w:rFonts w:ascii="Arial" w:cs="Arial" w:eastAsia="Arial" w:hAnsi="Arial"/>
@@ -32133,7 +32133,7 @@
             <w:pPr>
               <w:spacing w:after="20" w:before="0"/>
             </w:pPr>
-            <w:hyperlink w:history="1" r:id="rId25d-mrdthycq5kzwqu8ap">
+            <w:hyperlink w:history="1" r:id="rIdarbfqnqye7dgklzx0x15w">
               <w:r>
                 <w:rPr>
                   <w:rFonts w:ascii="Arial" w:cs="Arial" w:eastAsia="Arial" w:hAnsi="Arial"/>
@@ -32166,7 +32166,7 @@
               <w:spacing w:after="10" w:before="0"/>
               <w:ind w:left="120"/>
             </w:pPr>
-            <w:hyperlink w:history="1" r:id="rIdwjmmyqaex9hgj2yktgtod">
+            <w:hyperlink w:history="1" r:id="rIdfgd06sjbqky_ahhtozndl">
               <w:r>
                 <w:rPr>
                   <w:rFonts w:ascii="Arial" w:cs="Arial" w:eastAsia="Arial" w:hAnsi="Arial"/>
@@ -32211,7 +32211,7 @@
             <w:pPr>
               <w:spacing w:after="20" w:before="0"/>
             </w:pPr>
-            <w:hyperlink w:history="1" r:id="rIdygj3xxfzavuobqe3issto">
+            <w:hyperlink w:history="1" r:id="rIdaowebjb7nbchejl2sl3tf">
               <w:r>
                 <w:rPr>
                   <w:rFonts w:ascii="Arial" w:cs="Arial" w:eastAsia="Arial" w:hAnsi="Arial"/>
@@ -32244,7 +32244,7 @@
               <w:spacing w:after="10" w:before="0"/>
               <w:ind w:left="120"/>
             </w:pPr>
-            <w:hyperlink w:history="1" r:id="rIdmfbgvip3pcpa8fgdw88pc">
+            <w:hyperlink w:history="1" r:id="rId5dpokg42velpr2ohx9qyl">
               <w:r>
                 <w:rPr>
                   <w:rFonts w:ascii="Arial" w:cs="Arial" w:eastAsia="Arial" w:hAnsi="Arial"/>
@@ -32289,7 +32289,7 @@
               </w:rPr>
               <w:t xml:space="preserve">Learners conduct a </w:t>
             </w:r>
-            <w:del w:id="9304" w:author="Claude (AI) - proposed" w:date="2026-10-15T20:14:19Z">
+            <w:del w:id="9304" w:author="Claude (AI) - proposed" w:date="2026-10-18T00:27:47Z">
               <w:r>
                 <w:rPr>
                   <w:rFonts w:ascii="Arial" w:cs="Arial" w:eastAsia="Arial" w:hAnsi="Arial"/>
@@ -32304,7 +32304,7 @@
                 <w:delText xml:space="preserve">6</w:delText>
               </w:r>
             </w:del>
-            <w:ins w:id="9305" w:author="Claude (AI) - proposed" w:date="2026-10-15T20:14:19Z">
+            <w:ins w:id="9305" w:author="Claude (AI) - proposed" w:date="2026-10-18T00:27:47Z">
               <w:r>
                 <w:rPr>
                   <w:rFonts w:ascii="Arial" w:cs="Arial" w:eastAsia="Arial" w:hAnsi="Arial"/>
@@ -32332,7 +32332,7 @@
               </w:rPr>
               <w:t xml:space="preserve">-minute silent gallery walk, moving from poster to poster and placing a green dot sticker on any formula annotation they find particularly clear, and an orange dot on any they find confusing or incomplete. Each learner also reviews the Driving Question Board at the front of the room — the large board that has accumulated sticky-note questions since Lesson 1. They pick up a final sticky note and write either: (a) 'ANSWERED: [question] — because [one-sentence reason]' and move it to the 'Questions We Can Now Answer' column, or (b) 'STILL WONDERING: [new question that goes beyond this unit]' and post it in a new column labelled 'Extensions'. The class then assembles at the DQB for a </w:t>
             </w:r>
-            <w:del w:id="9306" w:author="Claude (AI) - proposed" w:date="2026-10-15T20:14:19Z">
+            <w:del w:id="9306" w:author="Claude (AI) - proposed" w:date="2026-10-18T00:27:47Z">
               <w:r>
                 <w:rPr>
                   <w:rFonts w:ascii="Arial" w:cs="Arial" w:eastAsia="Arial" w:hAnsi="Arial"/>
@@ -32347,7 +32347,7 @@
                 <w:delText xml:space="preserve">5</w:delText>
               </w:r>
             </w:del>
-            <w:ins w:id="9307" w:author="Claude (AI) - proposed" w:date="2026-10-15T20:14:19Z">
+            <w:ins w:id="9307" w:author="Claude (AI) - proposed" w:date="2026-10-18T00:27:47Z">
               <w:r>
                 <w:rPr>
                   <w:rFonts w:ascii="Arial" w:cs="Arial" w:eastAsia="Arial" w:hAnsi="Arial"/>
@@ -32408,7 +32408,7 @@
               </w:rPr>
               <w:t xml:space="preserve">Say: 'You have </w:t>
             </w:r>
-            <w:del w:id="9308" w:author="Claude (AI) - proposed" w:date="2026-10-15T20:14:19Z">
+            <w:del w:id="9308" w:author="Claude (AI) - proposed" w:date="2026-10-18T00:27:47Z">
               <w:r>
                 <w:rPr>
                   <w:rFonts w:ascii="Arial" w:cs="Arial" w:eastAsia="Arial" w:hAnsi="Arial"/>
@@ -32423,7 +32423,7 @@
                 <w:delText xml:space="preserve">6</w:delText>
               </w:r>
             </w:del>
-            <w:ins w:id="9309" w:author="Claude (AI) - proposed" w:date="2026-10-15T20:14:19Z">
+            <w:ins w:id="9309" w:author="Claude (AI) - proposed" w:date="2026-10-18T00:27:47Z">
               <w:r>
                 <w:rPr>
                   <w:rFonts w:ascii="Arial" w:cs="Arial" w:eastAsia="Arial" w:hAnsi="Arial"/>
@@ -32573,7 +32573,7 @@
             <w:pPr>
               <w:spacing w:after="20" w:before="0"/>
             </w:pPr>
-            <w:hyperlink w:history="1" r:id="rIdhoyea_zyy6pcgdbzfkvrg">
+            <w:hyperlink w:history="1" r:id="rIdlm-wmkzqgdj8hgj4kod24">
               <w:r>
                 <w:rPr>
                   <w:rFonts w:ascii="Arial" w:cs="Arial" w:eastAsia="Arial" w:hAnsi="Arial"/>
@@ -32606,7 +32606,7 @@
               <w:spacing w:after="10" w:before="0"/>
               <w:ind w:left="120"/>
             </w:pPr>
-            <w:hyperlink w:history="1" r:id="rIdgj-xogt6zrglci18-ywp8">
+            <w:hyperlink w:history="1" r:id="rIdkko0hbwgb_lttr2lmi_xc">
               <w:r>
                 <w:rPr>
                   <w:rFonts w:ascii="Arial" w:cs="Arial" w:eastAsia="Arial" w:hAnsi="Arial"/>
@@ -32651,7 +32651,7 @@
             <w:pPr>
               <w:spacing w:after="20" w:before="0"/>
             </w:pPr>
-            <w:hyperlink w:history="1" r:id="rIdsvvd7hh7f9kybg2c37ves">
+            <w:hyperlink w:history="1" r:id="rIdymgaydlpue5ia0b5_p4fi">
               <w:r>
                 <w:rPr>
                   <w:rFonts w:ascii="Arial" w:cs="Arial" w:eastAsia="Arial" w:hAnsi="Arial"/>
@@ -32684,7 +32684,7 @@
               <w:spacing w:after="10" w:before="0"/>
               <w:ind w:left="120"/>
             </w:pPr>
-            <w:hyperlink w:history="1" r:id="rIdxed1kf36sfpqehx7--ise">
+            <w:hyperlink w:history="1" r:id="rIdoivwds0p3ob7tkcxifb6s">
               <w:r>
                 <w:rPr>
                   <w:rFonts w:ascii="Arial" w:cs="Arial" w:eastAsia="Arial" w:hAnsi="Arial"/>
@@ -32762,7 +32762,7 @@
               </w:rPr>
               <w:t xml:space="preserve">Project the Lesson 1 model beside the best final model. Say: 'What did we know after Lesson 1? What do we know now? I want three volunteers to name one thing that was added.' Cold-call 3 learners with 10-second wait time. Accept responses and build toward the final explanation. Then say: 'I am going to read our final explanation aloud. Follow in your books and correct anything you had wrong.' Read the final explanation slowly and clearly. Then: 'Copy this exactly into your exercise book — it is the answer to the question we have been working on since Lesson 1.' Allow 3 minutes for copying. Then: 'Now draw your own annotated diagram of the Laikipia farm — include all five sub-regions, each with its formula and one number from today's test. You have </w:t>
             </w:r>
-            <w:del w:id="9310" w:author="Claude (AI) - proposed" w:date="2026-10-15T20:14:19Z">
+            <w:del w:id="9310" w:author="Claude (AI) - proposed" w:date="2026-10-18T00:27:47Z">
               <w:r>
                 <w:rPr>
                   <w:rFonts w:ascii="Arial" w:cs="Arial" w:eastAsia="Arial" w:hAnsi="Arial"/>
@@ -32777,7 +32777,7 @@
                 <w:delText xml:space="preserve">5</w:delText>
               </w:r>
             </w:del>
-            <w:ins w:id="9311" w:author="Claude (AI) - proposed" w:date="2026-10-15T20:14:19Z">
+            <w:ins w:id="9311" w:author="Claude (AI) - proposed" w:date="2026-10-18T00:27:47Z">
               <w:r>
                 <w:rPr>
                   <w:rFonts w:ascii="Arial" w:cs="Arial" w:eastAsia="Arial" w:hAnsi="Arial"/>
@@ -32966,7 +32966,7 @@
               </w:rPr>
               <w:t xml:space="preserve">1. Looking at the class written test results, which of the five formulae had the highest error rate — and was the error conceptual (wrong formula chosen) or procedural (correct formula but arithmetic error)? What does this tell me about which lessons in the sequence need to be strengthened before I teach this unit again?\n2. During the gallery walk, which group's annotated model received the most green dots, and what specific features made it clearer than the others? How can I use that model as a teaching exemplar for future cohorts?\n3. Did every learner successfully move at least one sticky note to 'ANSWERED' on the Driving Question Board? For any learner who could not, what support mechanism (peer tutoring, remedial task, digital resource on ARES) should I put in place before moving to Sub-Strand 2.7 Surface Area and Volume of Solids?\n4. When I read the 'STILL WONDERING' sticky notes, what genuine mathematical curiosity did learners express — for example, questions about 3D applications (volume of a sector-shaped silo), or digital tools (using GeoGebra to model the pivot sweep)? How might I seed these into future lessons to sustain inquiry momentum?\n5. Did the two-part lesson structure (test then model revision) give learners enough time to produce a high-quality final model, or should I </w:t>
             </w:r>
-            <w:del w:id="9312" w:author="Claude (AI) - proposed" w:date="2026-10-15T20:14:19Z">
+            <w:del w:id="9312" w:author="Claude (AI) - proposed" w:date="2026-10-18T00:27:47Z">
               <w:r>
                 <w:rPr>
                   <w:rFonts w:ascii="Arial" w:cs="Arial" w:eastAsia="Arial" w:hAnsi="Arial"/>
@@ -32981,7 +32981,7 @@
                 <w:delText xml:space="preserve">allocate a full</w:delText>
               </w:r>
             </w:del>
-            <w:ins w:id="9313" w:author="Claude (AI) - proposed" w:date="2026-10-15T20:14:19Z">
+            <w:ins w:id="9313" w:author="Claude (AI) - proposed" w:date="2026-10-18T00:27:47Z">
               <w:r>
                 <w:rPr>
                   <w:rFonts w:ascii="Arial" w:cs="Arial" w:eastAsia="Arial" w:hAnsi="Arial"/>
@@ -33009,7 +33009,7 @@
               </w:rPr>
               <w:t xml:space="preserve"> double lesson (</w:t>
             </w:r>
-            <w:del w:id="9314" w:author="Claude (AI) - proposed" w:date="2026-10-15T20:14:19Z">
+            <w:del w:id="9314" w:author="Claude (AI) - proposed" w:date="2026-10-18T00:27:47Z">
               <w:r>
                 <w:rPr>
                   <w:rFonts w:ascii="Arial" w:cs="Arial" w:eastAsia="Arial" w:hAnsi="Arial"/>
@@ -33024,7 +33024,7 @@
                 <w:delText xml:space="preserve">80 minutes) for this capstone in future</w:delText>
               </w:r>
             </w:del>
-            <w:ins w:id="9315" w:author="Claude (AI) - proposed" w:date="2026-10-15T20:14:19Z">
+            <w:ins w:id="9315" w:author="Claude (AI) - proposed" w:date="2026-10-18T00:27:47Z">
               <w:r>
                 <w:rPr>
                   <w:rFonts w:ascii="Arial" w:cs="Arial" w:eastAsia="Arial" w:hAnsi="Arial"/>
@@ -33250,7 +33250,7 @@
               </w:rPr>
               <w:t xml:space="preserve">Learners consolidated all five formulae for the area of parts of a circle — annulus A = π(R²−r²), sector A = (θ/360)πr², annular sector A = (θ/360)π(R²−r²), segment A = (θ/360)πr² − ½r²sinθ, and the common region as the sum of two segment areas </w:t>
             </w:r>
-            <w:del w:id="9316" w:author="Claude (AI) - proposed" w:date="2026-10-15T20:14:19Z">
+            <w:del w:id="9316" w:author="Claude (AI) - proposed" w:date="2026-10-18T00:27:47Z">
               <w:r>
                 <w:rPr>
                   <w:rFonts w:ascii="Arial" w:cs="Arial" w:eastAsia="Arial" w:hAnsi="Arial"/>
@@ -33265,7 +33265,7 @@
                 <w:delText xml:space="preserve">derived via the cosine rule</w:delText>
               </w:r>
             </w:del>
-            <w:ins w:id="9317" w:author="Claude (AI) - proposed" w:date="2026-10-15T20:14:19Z">
+            <w:ins w:id="9317" w:author="Claude (AI) - proposed" w:date="2026-10-18T00:27:47Z">
               <w:r>
                 <w:rPr>
                   <w:rFonts w:ascii="Arial" w:cs="Arial" w:eastAsia="Arial" w:hAnsi="Arial"/>
@@ -33381,7 +33381,7 @@
         </w:rPr>
         <w:t xml:space="preserve">© 2026 SeaVuria and ARES. Aligned with KICD objectives. Developed by SeaVuria; technical implementation by ARES (with AI assistance from Claude). Licensed under </w:t>
       </w:r>
-      <w:hyperlink w:history="1" r:id="rIdwxtutlzhhyyxbasvwhpo0">
+      <w:hyperlink w:history="1" r:id="rId4why-mht1mdjk9a7p0ojl">
         <w:r>
           <w:rPr>
             <w:rFonts w:ascii="Arial" w:cs="Arial" w:eastAsia="Arial" w:hAnsi="Arial"/>
@@ -33402,7 +33402,7 @@
         </w:rPr>
         <w:t xml:space="preserve"> (</w:t>
       </w:r>
-      <w:hyperlink w:history="1" r:id="rIdjyfyqnpxkeqcddymrronu">
+      <w:hyperlink w:history="1" r:id="rIdl5cbnqq6f3qg5bsqbysp-">
         <w:r>
           <w:rPr>
             <w:rFonts w:ascii="Arial" w:cs="Arial" w:eastAsia="Arial" w:hAnsi="Arial"/>
